--- a/Knowledge/2-Science/3-Social science/1-Linguistics/0-Intro to Linguistics/5-My Source/2-Linguistics Basics/21-Types of Grammatical Functions/6-Types of Modifiers/7-Participial Phrase as a modifier.docx
+++ b/Knowledge/2-Science/3-Social science/1-Linguistics/0-Intro to Linguistics/5-My Source/2-Linguistics Basics/21-Types of Grammatical Functions/6-Types of Modifiers/7-Participial Phrase as a modifier.docx
@@ -32,51 +32,78 @@
       </w:pPr>
       <w:r>
         <w:rPr>
-          <w:b/>
-          <w:shd w:val="clear" w:color="auto" w:fill="B7B7B7"/>
-        </w:rPr>
-        <w:t># Source</w:t>
-      </w:r>
-      <w:r>
-        <w:rPr>
-          <w:shd w:val="clear" w:color="auto" w:fill="B7B7B7"/>
-        </w:rPr>
-        <w:t xml:space="preserve">: </w:t>
-      </w:r>
-      <w:r>
-        <w:rPr>
-          <w:b/>
-          <w:shd w:val="clear" w:color="auto" w:fill="B7B7B7"/>
-        </w:rPr>
-        <w:t xml:space="preserve">Chatgpt </w:t>
-      </w:r>
-      <w:r>
-        <w:rPr>
-          <w:b/>
-          <w:sz w:val="14"/>
-          <w:szCs w:val="14"/>
-          <w:shd w:val="clear" w:color="auto" w:fill="B7B7B7"/>
-        </w:rPr>
-        <w:t>(GPT</w:t>
-      </w:r>
-      <w:r>
-        <w:rPr>
-          <w:rFonts w:ascii="Cambria Math" w:hAnsi="Cambria Math" w:cs="Cambria Math"/>
-          <w:b/>
-          <w:sz w:val="14"/>
-          <w:szCs w:val="14"/>
-          <w:shd w:val="clear" w:color="auto" w:fill="B7B7B7"/>
+          <w:rFonts w:ascii="Arial" w:eastAsia="Arial" w:hAnsi="Arial" w:cs="Arial"/>
+          <w:b/>
+          <w:color w:val="000000"/>
+          <w:sz w:val="18"/>
+          <w:highlight w:val="lightGray"/>
+        </w:rPr>
+        <w:t># Source: AI Source: Provided by: [Data Path</w:t>
+      </w:r>
+      <w:r>
+        <w:rPr>
+          <w:rFonts w:ascii="Arial" w:eastAsia="Arial" w:hAnsi="Arial" w:cs="Arial"/>
+          <w:color w:val="000000"/>
+          <w:sz w:val="18"/>
+          <w:highlight w:val="lightGray"/>
+        </w:rPr>
+        <w:t xml:space="preserve">: Persons Table -&gt; ID Column: 1, Name_En Column: Motasem Essam] -&gt; </w:t>
+      </w:r>
+      <w:r>
+        <w:rPr>
+          <w:rFonts w:ascii="Arial" w:eastAsia="Arial" w:hAnsi="Arial" w:cs="Arial"/>
+          <w:b/>
+          <w:color w:val="000000"/>
+          <w:sz w:val="18"/>
+          <w:highlight w:val="lightGray"/>
+        </w:rPr>
+        <w:t>From:</w:t>
+      </w:r>
+      <w:r>
+        <w:rPr>
+          <w:rFonts w:ascii="Arial" w:eastAsia="Arial" w:hAnsi="Arial" w:cs="Arial"/>
+          <w:color w:val="000000"/>
+          <w:sz w:val="18"/>
+          <w:highlight w:val="lightGray"/>
+        </w:rPr>
+        <w:t xml:space="preserve"> [Chatgpt (GPT</w:t>
+      </w:r>
+      <w:r>
+        <w:rPr>
+          <w:rFonts w:ascii="Arial" w:eastAsia="Arial" w:hAnsi="Arial" w:cs="Cambria Math"/>
+          <w:color w:val="000000"/>
+          <w:sz w:val="18"/>
+          <w:highlight w:val="lightGray"/>
         </w:rPr>
         <w:t>‑</w:t>
       </w:r>
       <w:r>
         <w:rPr>
-          <w:b/>
-          <w:sz w:val="14"/>
-          <w:szCs w:val="14"/>
-          <w:shd w:val="clear" w:color="auto" w:fill="B7B7B7"/>
-        </w:rPr>
-        <w:t>5 Mini) at [8/7/2025]</w:t>
+          <w:rFonts w:ascii="Arial" w:eastAsia="Arial" w:hAnsi="Arial" w:cs="Arial"/>
+          <w:color w:val="000000"/>
+          <w:sz w:val="18"/>
+          <w:highlight w:val="lightGray"/>
+        </w:rPr>
+        <w:t xml:space="preserve">5 Mini)] </w:t>
+      </w:r>
+      <w:r>
+        <w:rPr>
+          <w:rFonts w:ascii="Arial" w:eastAsia="Arial" w:hAnsi="Arial" w:cs="Arial"/>
+          <w:b/>
+          <w:color w:val="000000"/>
+          <w:sz w:val="18"/>
+          <w:highlight w:val="lightGray"/>
+        </w:rPr>
+        <w:t>on</w:t>
+      </w:r>
+      <w:r>
+        <w:rPr>
+          <w:rFonts w:ascii="Arial" w:eastAsia="Arial" w:hAnsi="Arial"/>
+          <w:b/>
+          <w:sz w:val="18"/>
+          <w:highlight w:val="lightGray"/>
+        </w:rPr>
+        <w:t xml:space="preserve"> [8/7/2025]</w:t>
       </w:r>
     </w:p>
     <w:p>
@@ -154,7 +181,7 @@
     </w:p>
     <w:p>
       <w:r>
-        <w:pict w14:anchorId="26B4D054">
+        <w:pict w14:anchorId="7F11E94E">
           <v:rect id="_x0000_i1025" style="width:0;height:1.5pt" o:hralign="center" o:hrstd="t" o:hr="t" fillcolor="#a0a0a0" stroked="f"/>
         </w:pict>
       </w:r>
@@ -178,51 +205,78 @@
       </w:pPr>
       <w:r>
         <w:rPr>
-          <w:b/>
-          <w:shd w:val="clear" w:color="auto" w:fill="B7B7B7"/>
-        </w:rPr>
-        <w:t># Source</w:t>
-      </w:r>
-      <w:r>
-        <w:rPr>
-          <w:shd w:val="clear" w:color="auto" w:fill="B7B7B7"/>
-        </w:rPr>
-        <w:t xml:space="preserve">: </w:t>
-      </w:r>
-      <w:r>
-        <w:rPr>
-          <w:b/>
-          <w:shd w:val="clear" w:color="auto" w:fill="B7B7B7"/>
-        </w:rPr>
-        <w:t xml:space="preserve">Chatgpt </w:t>
-      </w:r>
-      <w:r>
-        <w:rPr>
-          <w:b/>
-          <w:sz w:val="14"/>
-          <w:szCs w:val="14"/>
-          <w:shd w:val="clear" w:color="auto" w:fill="B7B7B7"/>
-        </w:rPr>
-        <w:t>(GPT</w:t>
-      </w:r>
-      <w:r>
-        <w:rPr>
-          <w:rFonts w:ascii="Cambria Math" w:hAnsi="Cambria Math" w:cs="Cambria Math"/>
-          <w:b/>
-          <w:sz w:val="14"/>
-          <w:szCs w:val="14"/>
-          <w:shd w:val="clear" w:color="auto" w:fill="B7B7B7"/>
+          <w:rFonts w:ascii="Arial" w:eastAsia="Arial" w:hAnsi="Arial" w:cs="Arial"/>
+          <w:b/>
+          <w:color w:val="000000"/>
+          <w:sz w:val="18"/>
+          <w:highlight w:val="lightGray"/>
+        </w:rPr>
+        <w:t># Source: AI Source: Provided by: [Data Path</w:t>
+      </w:r>
+      <w:r>
+        <w:rPr>
+          <w:rFonts w:ascii="Arial" w:eastAsia="Arial" w:hAnsi="Arial" w:cs="Arial"/>
+          <w:color w:val="000000"/>
+          <w:sz w:val="18"/>
+          <w:highlight w:val="lightGray"/>
+        </w:rPr>
+        <w:t xml:space="preserve">: Persons Table -&gt; ID Column: 1, Name_En Column: Motasem Essam] -&gt; </w:t>
+      </w:r>
+      <w:r>
+        <w:rPr>
+          <w:rFonts w:ascii="Arial" w:eastAsia="Arial" w:hAnsi="Arial" w:cs="Arial"/>
+          <w:b/>
+          <w:color w:val="000000"/>
+          <w:sz w:val="18"/>
+          <w:highlight w:val="lightGray"/>
+        </w:rPr>
+        <w:t>From:</w:t>
+      </w:r>
+      <w:r>
+        <w:rPr>
+          <w:rFonts w:ascii="Arial" w:eastAsia="Arial" w:hAnsi="Arial" w:cs="Arial"/>
+          <w:color w:val="000000"/>
+          <w:sz w:val="18"/>
+          <w:highlight w:val="lightGray"/>
+        </w:rPr>
+        <w:t xml:space="preserve"> [Chatgpt (GPT</w:t>
+      </w:r>
+      <w:r>
+        <w:rPr>
+          <w:rFonts w:ascii="Arial" w:eastAsia="Arial" w:hAnsi="Arial" w:cs="Cambria Math"/>
+          <w:color w:val="000000"/>
+          <w:sz w:val="18"/>
+          <w:highlight w:val="lightGray"/>
         </w:rPr>
         <w:t>‑</w:t>
       </w:r>
       <w:r>
         <w:rPr>
-          <w:b/>
-          <w:sz w:val="14"/>
-          <w:szCs w:val="14"/>
-          <w:shd w:val="clear" w:color="auto" w:fill="B7B7B7"/>
-        </w:rPr>
-        <w:t>5 Mini) at [8/7/2025]</w:t>
+          <w:rFonts w:ascii="Arial" w:eastAsia="Arial" w:hAnsi="Arial" w:cs="Arial"/>
+          <w:color w:val="000000"/>
+          <w:sz w:val="18"/>
+          <w:highlight w:val="lightGray"/>
+        </w:rPr>
+        <w:t xml:space="preserve">5 Mini)] </w:t>
+      </w:r>
+      <w:r>
+        <w:rPr>
+          <w:rFonts w:ascii="Arial" w:eastAsia="Arial" w:hAnsi="Arial" w:cs="Arial"/>
+          <w:b/>
+          <w:color w:val="000000"/>
+          <w:sz w:val="18"/>
+          <w:highlight w:val="lightGray"/>
+        </w:rPr>
+        <w:t>on</w:t>
+      </w:r>
+      <w:r>
+        <w:rPr>
+          <w:rFonts w:ascii="Arial" w:eastAsia="Arial" w:hAnsi="Arial"/>
+          <w:b/>
+          <w:sz w:val="18"/>
+          <w:highlight w:val="lightGray"/>
+        </w:rPr>
+        <w:t xml:space="preserve"> [8/7/2025]</w:t>
       </w:r>
     </w:p>
     <w:p>
@@ -254,7 +308,7 @@
           <w:noProof/>
         </w:rPr>
         <w:drawing>
-          <wp:inline distT="114300" distB="114300" distL="114300" distR="114300" wp14:anchorId="142694EF" wp14:editId="272C5ACF">
+          <wp:inline distT="114300" distB="114300" distL="114300" distR="114300" wp14:anchorId="60741884" wp14:editId="60DD6242">
             <wp:extent cx="5943600" cy="876300"/>
             <wp:effectExtent l="0" t="0" r="0" b="0"/>
             <wp:docPr id="2" name="image2.png"/>
@@ -551,7 +605,7 @@
     </w:tbl>
     <w:p>
       <w:r>
-        <w:pict w14:anchorId="01A8DB0B">
+        <w:pict w14:anchorId="6D3043ED">
           <v:rect id="_x0000_i1026" style="width:0;height:1.5pt" o:hralign="center" o:hrstd="t" o:hr="t" fillcolor="#a0a0a0" stroked="f"/>
         </w:pict>
       </w:r>
@@ -581,51 +635,78 @@
       </w:pPr>
       <w:r>
         <w:rPr>
-          <w:b/>
-          <w:shd w:val="clear" w:color="auto" w:fill="B7B7B7"/>
-        </w:rPr>
-        <w:t># Source</w:t>
-      </w:r>
-      <w:r>
-        <w:rPr>
-          <w:shd w:val="clear" w:color="auto" w:fill="B7B7B7"/>
-        </w:rPr>
-        <w:t xml:space="preserve">: </w:t>
-      </w:r>
-      <w:r>
-        <w:rPr>
-          <w:b/>
-          <w:shd w:val="clear" w:color="auto" w:fill="B7B7B7"/>
-        </w:rPr>
-        <w:t xml:space="preserve">Chatgpt </w:t>
-      </w:r>
-      <w:r>
-        <w:rPr>
-          <w:b/>
-          <w:sz w:val="14"/>
-          <w:szCs w:val="14"/>
-          <w:shd w:val="clear" w:color="auto" w:fill="B7B7B7"/>
-        </w:rPr>
-        <w:t>(GPT</w:t>
-      </w:r>
-      <w:r>
-        <w:rPr>
-          <w:rFonts w:ascii="Cambria Math" w:hAnsi="Cambria Math" w:cs="Cambria Math"/>
-          <w:b/>
-          <w:sz w:val="14"/>
-          <w:szCs w:val="14"/>
-          <w:shd w:val="clear" w:color="auto" w:fill="B7B7B7"/>
+          <w:rFonts w:ascii="Arial" w:eastAsia="Arial" w:hAnsi="Arial" w:cs="Arial"/>
+          <w:b/>
+          <w:color w:val="000000"/>
+          <w:sz w:val="18"/>
+          <w:highlight w:val="lightGray"/>
+        </w:rPr>
+        <w:t># Source: AI Source: Provided by: [Data Path</w:t>
+      </w:r>
+      <w:r>
+        <w:rPr>
+          <w:rFonts w:ascii="Arial" w:eastAsia="Arial" w:hAnsi="Arial" w:cs="Arial"/>
+          <w:color w:val="000000"/>
+          <w:sz w:val="18"/>
+          <w:highlight w:val="lightGray"/>
+        </w:rPr>
+        <w:t xml:space="preserve">: Persons Table -&gt; ID Column: 1, Name_En Column: Motasem Essam] -&gt; </w:t>
+      </w:r>
+      <w:r>
+        <w:rPr>
+          <w:rFonts w:ascii="Arial" w:eastAsia="Arial" w:hAnsi="Arial" w:cs="Arial"/>
+          <w:b/>
+          <w:color w:val="000000"/>
+          <w:sz w:val="18"/>
+          <w:highlight w:val="lightGray"/>
+        </w:rPr>
+        <w:t>From:</w:t>
+      </w:r>
+      <w:r>
+        <w:rPr>
+          <w:rFonts w:ascii="Arial" w:eastAsia="Arial" w:hAnsi="Arial" w:cs="Arial"/>
+          <w:color w:val="000000"/>
+          <w:sz w:val="18"/>
+          <w:highlight w:val="lightGray"/>
+        </w:rPr>
+        <w:t xml:space="preserve"> [Chatgpt (GPT</w:t>
+      </w:r>
+      <w:r>
+        <w:rPr>
+          <w:rFonts w:ascii="Arial" w:eastAsia="Arial" w:hAnsi="Arial" w:cs="Cambria Math"/>
+          <w:color w:val="000000"/>
+          <w:sz w:val="18"/>
+          <w:highlight w:val="lightGray"/>
         </w:rPr>
         <w:t>‑</w:t>
       </w:r>
       <w:r>
         <w:rPr>
-          <w:b/>
-          <w:sz w:val="14"/>
-          <w:szCs w:val="14"/>
-          <w:shd w:val="clear" w:color="auto" w:fill="B7B7B7"/>
-        </w:rPr>
-        <w:t>5 Mini) at [8/7/2025]</w:t>
+          <w:rFonts w:ascii="Arial" w:eastAsia="Arial" w:hAnsi="Arial" w:cs="Arial"/>
+          <w:color w:val="000000"/>
+          <w:sz w:val="18"/>
+          <w:highlight w:val="lightGray"/>
+        </w:rPr>
+        <w:t xml:space="preserve">5 Mini)] </w:t>
+      </w:r>
+      <w:r>
+        <w:rPr>
+          <w:rFonts w:ascii="Arial" w:eastAsia="Arial" w:hAnsi="Arial" w:cs="Arial"/>
+          <w:b/>
+          <w:color w:val="000000"/>
+          <w:sz w:val="18"/>
+          <w:highlight w:val="lightGray"/>
+        </w:rPr>
+        <w:t>on</w:t>
+      </w:r>
+      <w:r>
+        <w:rPr>
+          <w:rFonts w:ascii="Arial" w:eastAsia="Arial" w:hAnsi="Arial"/>
+          <w:b/>
+          <w:sz w:val="18"/>
+          <w:highlight w:val="lightGray"/>
+        </w:rPr>
+        <w:t xml:space="preserve"> [8/7/2025]</w:t>
       </w:r>
     </w:p>
     <w:p>
@@ -633,9 +714,8 @@
         <w:rPr>
           <w:noProof/>
         </w:rPr>
-        <w:lastRenderedPageBreak/>
         <w:drawing>
-          <wp:inline distT="114300" distB="114300" distL="114300" distR="114300" wp14:anchorId="6BA483B3" wp14:editId="215D5554">
+          <wp:inline distT="114300" distB="114300" distL="114300" distR="114300" wp14:anchorId="280F63CE" wp14:editId="7174A9E7">
             <wp:extent cx="5943600" cy="1574800"/>
             <wp:effectExtent l="0" t="0" r="0" b="0"/>
             <wp:docPr id="1" name="image1.png"/>
@@ -1218,7 +1298,7 @@
     </w:tbl>
     <w:p>
       <w:r>
-        <w:pict w14:anchorId="45E7F522">
+        <w:pict w14:anchorId="6FAADF32">
           <v:rect id="_x0000_i1027" style="width:0;height:1.5pt" o:hralign="center" o:hrstd="t" o:hr="t" fillcolor="#a0a0a0" stroked="f"/>
         </w:pict>
       </w:r>
@@ -1242,51 +1322,78 @@
       </w:pPr>
       <w:r>
         <w:rPr>
-          <w:b/>
-          <w:shd w:val="clear" w:color="auto" w:fill="B7B7B7"/>
-        </w:rPr>
-        <w:t># Source</w:t>
-      </w:r>
-      <w:r>
-        <w:rPr>
-          <w:shd w:val="clear" w:color="auto" w:fill="B7B7B7"/>
-        </w:rPr>
-        <w:t xml:space="preserve">: </w:t>
-      </w:r>
-      <w:r>
-        <w:rPr>
-          <w:b/>
-          <w:shd w:val="clear" w:color="auto" w:fill="B7B7B7"/>
-        </w:rPr>
-        <w:t xml:space="preserve">Chatgpt </w:t>
-      </w:r>
-      <w:r>
-        <w:rPr>
-          <w:b/>
-          <w:sz w:val="14"/>
-          <w:szCs w:val="14"/>
-          <w:shd w:val="clear" w:color="auto" w:fill="B7B7B7"/>
-        </w:rPr>
-        <w:t>(GPT</w:t>
-      </w:r>
-      <w:r>
-        <w:rPr>
-          <w:rFonts w:ascii="Cambria Math" w:hAnsi="Cambria Math" w:cs="Cambria Math"/>
-          <w:b/>
-          <w:sz w:val="14"/>
-          <w:szCs w:val="14"/>
-          <w:shd w:val="clear" w:color="auto" w:fill="B7B7B7"/>
+          <w:rFonts w:ascii="Arial" w:eastAsia="Arial" w:hAnsi="Arial" w:cs="Arial"/>
+          <w:b/>
+          <w:color w:val="000000"/>
+          <w:sz w:val="18"/>
+          <w:highlight w:val="lightGray"/>
+        </w:rPr>
+        <w:t># Source: AI Source: Provided by: [Data Path</w:t>
+      </w:r>
+      <w:r>
+        <w:rPr>
+          <w:rFonts w:ascii="Arial" w:eastAsia="Arial" w:hAnsi="Arial" w:cs="Arial"/>
+          <w:color w:val="000000"/>
+          <w:sz w:val="18"/>
+          <w:highlight w:val="lightGray"/>
+        </w:rPr>
+        <w:t xml:space="preserve">: Persons Table -&gt; ID Column: 1, Name_En Column: Motasem Essam] -&gt; </w:t>
+      </w:r>
+      <w:r>
+        <w:rPr>
+          <w:rFonts w:ascii="Arial" w:eastAsia="Arial" w:hAnsi="Arial" w:cs="Arial"/>
+          <w:b/>
+          <w:color w:val="000000"/>
+          <w:sz w:val="18"/>
+          <w:highlight w:val="lightGray"/>
+        </w:rPr>
+        <w:t>From:</w:t>
+      </w:r>
+      <w:r>
+        <w:rPr>
+          <w:rFonts w:ascii="Arial" w:eastAsia="Arial" w:hAnsi="Arial" w:cs="Arial"/>
+          <w:color w:val="000000"/>
+          <w:sz w:val="18"/>
+          <w:highlight w:val="lightGray"/>
+        </w:rPr>
+        <w:t xml:space="preserve"> [Chatgpt (GPT</w:t>
+      </w:r>
+      <w:r>
+        <w:rPr>
+          <w:rFonts w:ascii="Arial" w:eastAsia="Arial" w:hAnsi="Arial" w:cs="Cambria Math"/>
+          <w:color w:val="000000"/>
+          <w:sz w:val="18"/>
+          <w:highlight w:val="lightGray"/>
         </w:rPr>
         <w:t>‑</w:t>
       </w:r>
       <w:r>
         <w:rPr>
-          <w:b/>
-          <w:sz w:val="14"/>
-          <w:szCs w:val="14"/>
-          <w:shd w:val="clear" w:color="auto" w:fill="B7B7B7"/>
-        </w:rPr>
-        <w:t>5 Mini) at [8/7/2025]</w:t>
+          <w:rFonts w:ascii="Arial" w:eastAsia="Arial" w:hAnsi="Arial" w:cs="Arial"/>
+          <w:color w:val="000000"/>
+          <w:sz w:val="18"/>
+          <w:highlight w:val="lightGray"/>
+        </w:rPr>
+        <w:t xml:space="preserve">5 Mini)] </w:t>
+      </w:r>
+      <w:r>
+        <w:rPr>
+          <w:rFonts w:ascii="Arial" w:eastAsia="Arial" w:hAnsi="Arial" w:cs="Arial"/>
+          <w:b/>
+          <w:color w:val="000000"/>
+          <w:sz w:val="18"/>
+          <w:highlight w:val="lightGray"/>
+        </w:rPr>
+        <w:t>on</w:t>
+      </w:r>
+      <w:r>
+        <w:rPr>
+          <w:rFonts w:ascii="Arial" w:eastAsia="Arial" w:hAnsi="Arial"/>
+          <w:b/>
+          <w:sz w:val="18"/>
+          <w:highlight w:val="lightGray"/>
+        </w:rPr>
+        <w:t xml:space="preserve"> [8/7/2025]</w:t>
       </w:r>
     </w:p>
     <w:p>
@@ -1295,7 +1402,7 @@
           <w:ilvl w:val="0"/>
           <w:numId w:val="1"/>
         </w:numPr>
-        <w:spacing w:before="240"/>
+        <w:spacing w:before="240" w:after="0" w:line="276" w:lineRule="auto"/>
       </w:pPr>
       <w:r>
         <w:rPr>
@@ -1324,6 +1431,7 @@
           <w:ilvl w:val="0"/>
           <w:numId w:val="1"/>
         </w:numPr>
+        <w:spacing w:after="0" w:line="276" w:lineRule="auto"/>
       </w:pPr>
       <w:r>
         <w:rPr>
@@ -1357,6 +1465,7 @@
           <w:ilvl w:val="0"/>
           <w:numId w:val="1"/>
         </w:numPr>
+        <w:spacing w:after="0" w:line="276" w:lineRule="auto"/>
       </w:pPr>
       <w:r>
         <w:rPr>
@@ -1390,7 +1499,7 @@
           <w:ilvl w:val="0"/>
           <w:numId w:val="1"/>
         </w:numPr>
-        <w:spacing w:after="240"/>
+        <w:spacing w:after="240" w:line="276" w:lineRule="auto"/>
       </w:pPr>
       <w:r>
         <w:rPr>
@@ -1408,7 +1517,7 @@
     </w:p>
     <w:p>
       <w:r>
-        <w:pict w14:anchorId="6EB405C5">
+        <w:pict w14:anchorId="09416400">
           <v:rect id="_x0000_i1028" style="width:0;height:1.5pt" o:hralign="center" o:hrstd="t" o:hr="t" fillcolor="#a0a0a0" stroked="f"/>
         </w:pict>
       </w:r>
@@ -1432,52 +1541,78 @@
       </w:pPr>
       <w:r>
         <w:rPr>
-          <w:b/>
-          <w:shd w:val="clear" w:color="auto" w:fill="B7B7B7"/>
-        </w:rPr>
-        <w:lastRenderedPageBreak/>
-        <w:t># Source</w:t>
-      </w:r>
-      <w:r>
-        <w:rPr>
-          <w:shd w:val="clear" w:color="auto" w:fill="B7B7B7"/>
-        </w:rPr>
-        <w:t xml:space="preserve">: </w:t>
-      </w:r>
-      <w:r>
-        <w:rPr>
-          <w:b/>
-          <w:shd w:val="clear" w:color="auto" w:fill="B7B7B7"/>
-        </w:rPr>
-        <w:t xml:space="preserve">Chatgpt </w:t>
-      </w:r>
-      <w:r>
-        <w:rPr>
-          <w:b/>
-          <w:sz w:val="14"/>
-          <w:szCs w:val="14"/>
-          <w:shd w:val="clear" w:color="auto" w:fill="B7B7B7"/>
-        </w:rPr>
-        <w:t>(GPT</w:t>
-      </w:r>
-      <w:r>
-        <w:rPr>
-          <w:rFonts w:ascii="Cambria Math" w:hAnsi="Cambria Math" w:cs="Cambria Math"/>
-          <w:b/>
-          <w:sz w:val="14"/>
-          <w:szCs w:val="14"/>
-          <w:shd w:val="clear" w:color="auto" w:fill="B7B7B7"/>
+          <w:rFonts w:ascii="Arial" w:eastAsia="Arial" w:hAnsi="Arial" w:cs="Arial"/>
+          <w:b/>
+          <w:color w:val="000000"/>
+          <w:sz w:val="18"/>
+          <w:highlight w:val="lightGray"/>
+        </w:rPr>
+        <w:t># Source: AI Source: Provided by: [Data Path</w:t>
+      </w:r>
+      <w:r>
+        <w:rPr>
+          <w:rFonts w:ascii="Arial" w:eastAsia="Arial" w:hAnsi="Arial" w:cs="Arial"/>
+          <w:color w:val="000000"/>
+          <w:sz w:val="18"/>
+          <w:highlight w:val="lightGray"/>
+        </w:rPr>
+        <w:t xml:space="preserve">: Persons Table -&gt; ID Column: 1, Name_En Column: Motasem Essam] -&gt; </w:t>
+      </w:r>
+      <w:r>
+        <w:rPr>
+          <w:rFonts w:ascii="Arial" w:eastAsia="Arial" w:hAnsi="Arial" w:cs="Arial"/>
+          <w:b/>
+          <w:color w:val="000000"/>
+          <w:sz w:val="18"/>
+          <w:highlight w:val="lightGray"/>
+        </w:rPr>
+        <w:t>From:</w:t>
+      </w:r>
+      <w:r>
+        <w:rPr>
+          <w:rFonts w:ascii="Arial" w:eastAsia="Arial" w:hAnsi="Arial" w:cs="Arial"/>
+          <w:color w:val="000000"/>
+          <w:sz w:val="18"/>
+          <w:highlight w:val="lightGray"/>
+        </w:rPr>
+        <w:t xml:space="preserve"> [Chatgpt (GPT</w:t>
+      </w:r>
+      <w:r>
+        <w:rPr>
+          <w:rFonts w:ascii="Arial" w:eastAsia="Arial" w:hAnsi="Arial" w:cs="Cambria Math"/>
+          <w:color w:val="000000"/>
+          <w:sz w:val="18"/>
+          <w:highlight w:val="lightGray"/>
         </w:rPr>
         <w:t>‑</w:t>
       </w:r>
       <w:r>
         <w:rPr>
-          <w:b/>
-          <w:sz w:val="14"/>
-          <w:szCs w:val="14"/>
-          <w:shd w:val="clear" w:color="auto" w:fill="B7B7B7"/>
-        </w:rPr>
-        <w:t>5 Mini) at [8/7/2025]</w:t>
+          <w:rFonts w:ascii="Arial" w:eastAsia="Arial" w:hAnsi="Arial" w:cs="Arial"/>
+          <w:color w:val="000000"/>
+          <w:sz w:val="18"/>
+          <w:highlight w:val="lightGray"/>
+        </w:rPr>
+        <w:t xml:space="preserve">5 Mini)] </w:t>
+      </w:r>
+      <w:r>
+        <w:rPr>
+          <w:rFonts w:ascii="Arial" w:eastAsia="Arial" w:hAnsi="Arial" w:cs="Arial"/>
+          <w:b/>
+          <w:color w:val="000000"/>
+          <w:sz w:val="18"/>
+          <w:highlight w:val="lightGray"/>
+        </w:rPr>
+        <w:t>on</w:t>
+      </w:r>
+      <w:r>
+        <w:rPr>
+          <w:rFonts w:ascii="Arial" w:eastAsia="Arial" w:hAnsi="Arial"/>
+          <w:b/>
+          <w:sz w:val="18"/>
+          <w:highlight w:val="lightGray"/>
+        </w:rPr>
+        <w:t xml:space="preserve"> [8/7/2025]</w:t>
       </w:r>
     </w:p>
     <w:p>
@@ -1560,18 +1695,19 @@
     </w:p>
     <w:p>
       <w:r>
-        <w:pict w14:anchorId="0B4E5BDE">
+        <w:pict w14:anchorId="2CA5F798">
           <v:rect id="_x0000_i1029" style="width:0;height:1.5pt" o:hralign="center" o:hrstd="t" o:hr="t" fillcolor="#a0a0a0" stroked="f"/>
         </w:pict>
       </w:r>
     </w:p>
+    <w:p/>
     <w:p/>
     <w:p/>
     <w:sectPr>
       <w:pgSz w:w="12240" w:h="15840"/>
       <w:pgMar w:top="1440" w:right="1440" w:bottom="1440" w:left="1440" w:header="720" w:footer="720" w:gutter="0"/>
-      <w:pgNumType w:start="1"/>
       <w:cols w:space="720"/>
+      <w:docGrid w:linePitch="360"/>
     </w:sectPr>
   </w:body>
 </w:document>
@@ -2098,18 +2234,6 @@
   <w:style w:type="paragraph" w:default="1" w:styleId="Normal">
     <w:name w:val="Normal"/>
     <w:qFormat/>
-    <w:rsid w:val="00B501C6"/>
-    <w:pPr>
-      <w:spacing w:after="0" w:line="276" w:lineRule="auto"/>
-    </w:pPr>
-    <w:rPr>
-      <w:rFonts w:ascii="Arial" w:eastAsia="Arial" w:hAnsi="Arial" w:cs="Arial"/>
-      <w:kern w:val="0"/>
-      <w:sz w:val="22"/>
-      <w:szCs w:val="22"/>
-      <w:lang w:val="en"/>
-      <w14:ligatures w14:val="none"/>
-    </w:rPr>
   </w:style>
   <w:style w:type="paragraph" w:styleId="Heading1">
     <w:name w:val="heading 1"/>
@@ -2118,7 +2242,7 @@
     <w:link w:val="Heading1Char"/>
     <w:uiPriority w:val="9"/>
     <w:qFormat/>
-    <w:rsid w:val="00FC1408"/>
+    <w:rsid w:val="00DB3A44"/>
     <w:pPr>
       <w:keepNext/>
       <w:keepLines/>
@@ -2140,7 +2264,7 @@
     <w:uiPriority w:val="9"/>
     <w:unhideWhenUsed/>
     <w:qFormat/>
-    <w:rsid w:val="00FC1408"/>
+    <w:rsid w:val="00DB3A44"/>
     <w:pPr>
       <w:keepNext/>
       <w:keepLines/>
@@ -2163,7 +2287,7 @@
     <w:semiHidden/>
     <w:unhideWhenUsed/>
     <w:qFormat/>
-    <w:rsid w:val="00FC1408"/>
+    <w:rsid w:val="00DB3A44"/>
     <w:pPr>
       <w:keepNext/>
       <w:keepLines/>
@@ -2186,7 +2310,7 @@
     <w:semiHidden/>
     <w:unhideWhenUsed/>
     <w:qFormat/>
-    <w:rsid w:val="00FC1408"/>
+    <w:rsid w:val="00DB3A44"/>
     <w:pPr>
       <w:keepNext/>
       <w:keepLines/>
@@ -2209,7 +2333,7 @@
     <w:semiHidden/>
     <w:unhideWhenUsed/>
     <w:qFormat/>
-    <w:rsid w:val="00FC1408"/>
+    <w:rsid w:val="00DB3A44"/>
     <w:pPr>
       <w:keepNext/>
       <w:keepLines/>
@@ -2230,11 +2354,11 @@
     <w:semiHidden/>
     <w:unhideWhenUsed/>
     <w:qFormat/>
-    <w:rsid w:val="00FC1408"/>
+    <w:rsid w:val="00DB3A44"/>
     <w:pPr>
       <w:keepNext/>
       <w:keepLines/>
-      <w:spacing w:before="40"/>
+      <w:spacing w:before="40" w:after="0"/>
       <w:outlineLvl w:val="5"/>
     </w:pPr>
     <w:rPr>
@@ -2253,11 +2377,11 @@
     <w:semiHidden/>
     <w:unhideWhenUsed/>
     <w:qFormat/>
-    <w:rsid w:val="00FC1408"/>
+    <w:rsid w:val="00DB3A44"/>
     <w:pPr>
       <w:keepNext/>
       <w:keepLines/>
-      <w:spacing w:before="40"/>
+      <w:spacing w:before="40" w:after="0"/>
       <w:outlineLvl w:val="6"/>
     </w:pPr>
     <w:rPr>
@@ -2274,10 +2398,11 @@
     <w:semiHidden/>
     <w:unhideWhenUsed/>
     <w:qFormat/>
-    <w:rsid w:val="00FC1408"/>
+    <w:rsid w:val="00DB3A44"/>
     <w:pPr>
       <w:keepNext/>
       <w:keepLines/>
+      <w:spacing w:after="0"/>
       <w:outlineLvl w:val="7"/>
     </w:pPr>
     <w:rPr>
@@ -2296,10 +2421,11 @@
     <w:semiHidden/>
     <w:unhideWhenUsed/>
     <w:qFormat/>
-    <w:rsid w:val="00FC1408"/>
+    <w:rsid w:val="00DB3A44"/>
     <w:pPr>
       <w:keepNext/>
       <w:keepLines/>
+      <w:spacing w:after="0"/>
       <w:outlineLvl w:val="8"/>
     </w:pPr>
     <w:rPr>
@@ -2339,7 +2465,7 @@
     <w:basedOn w:val="DefaultParagraphFont"/>
     <w:link w:val="Heading1"/>
     <w:uiPriority w:val="9"/>
-    <w:rsid w:val="00FC1408"/>
+    <w:rsid w:val="00DB3A44"/>
     <w:rPr>
       <w:rFonts w:asciiTheme="majorHAnsi" w:eastAsiaTheme="majorEastAsia" w:hAnsiTheme="majorHAnsi" w:cstheme="majorBidi"/>
       <w:color w:val="2F5496" w:themeColor="accent1" w:themeShade="BF"/>
@@ -2352,7 +2478,7 @@
     <w:basedOn w:val="DefaultParagraphFont"/>
     <w:link w:val="Heading2"/>
     <w:uiPriority w:val="9"/>
-    <w:rsid w:val="00FC1408"/>
+    <w:rsid w:val="00DB3A44"/>
     <w:rPr>
       <w:rFonts w:asciiTheme="majorHAnsi" w:eastAsiaTheme="majorEastAsia" w:hAnsiTheme="majorHAnsi" w:cstheme="majorBidi"/>
       <w:color w:val="2F5496" w:themeColor="accent1" w:themeShade="BF"/>
@@ -2366,7 +2492,7 @@
     <w:link w:val="Heading3"/>
     <w:uiPriority w:val="9"/>
     <w:semiHidden/>
-    <w:rsid w:val="00FC1408"/>
+    <w:rsid w:val="00DB3A44"/>
     <w:rPr>
       <w:rFonts w:eastAsiaTheme="majorEastAsia" w:cstheme="majorBidi"/>
       <w:color w:val="2F5496" w:themeColor="accent1" w:themeShade="BF"/>
@@ -2380,7 +2506,7 @@
     <w:link w:val="Heading4"/>
     <w:uiPriority w:val="9"/>
     <w:semiHidden/>
-    <w:rsid w:val="00FC1408"/>
+    <w:rsid w:val="00DB3A44"/>
     <w:rPr>
       <w:rFonts w:eastAsiaTheme="majorEastAsia" w:cstheme="majorBidi"/>
       <w:i/>
@@ -2394,7 +2520,7 @@
     <w:link w:val="Heading5"/>
     <w:uiPriority w:val="9"/>
     <w:semiHidden/>
-    <w:rsid w:val="00FC1408"/>
+    <w:rsid w:val="00DB3A44"/>
     <w:rPr>
       <w:rFonts w:eastAsiaTheme="majorEastAsia" w:cstheme="majorBidi"/>
       <w:color w:val="2F5496" w:themeColor="accent1" w:themeShade="BF"/>
@@ -2406,7 +2532,7 @@
     <w:link w:val="Heading6"/>
     <w:uiPriority w:val="9"/>
     <w:semiHidden/>
-    <w:rsid w:val="00FC1408"/>
+    <w:rsid w:val="00DB3A44"/>
     <w:rPr>
       <w:rFonts w:eastAsiaTheme="majorEastAsia" w:cstheme="majorBidi"/>
       <w:i/>
@@ -2420,7 +2546,7 @@
     <w:link w:val="Heading7"/>
     <w:uiPriority w:val="9"/>
     <w:semiHidden/>
-    <w:rsid w:val="00FC1408"/>
+    <w:rsid w:val="00DB3A44"/>
     <w:rPr>
       <w:rFonts w:eastAsiaTheme="majorEastAsia" w:cstheme="majorBidi"/>
       <w:color w:val="595959" w:themeColor="text1" w:themeTint="A6"/>
@@ -2432,7 +2558,7 @@
     <w:link w:val="Heading8"/>
     <w:uiPriority w:val="9"/>
     <w:semiHidden/>
-    <w:rsid w:val="00FC1408"/>
+    <w:rsid w:val="00DB3A44"/>
     <w:rPr>
       <w:rFonts w:eastAsiaTheme="majorEastAsia" w:cstheme="majorBidi"/>
       <w:i/>
@@ -2446,7 +2572,7 @@
     <w:link w:val="Heading9"/>
     <w:uiPriority w:val="9"/>
     <w:semiHidden/>
-    <w:rsid w:val="00FC1408"/>
+    <w:rsid w:val="00DB3A44"/>
     <w:rPr>
       <w:rFonts w:eastAsiaTheme="majorEastAsia" w:cstheme="majorBidi"/>
       <w:color w:val="272727" w:themeColor="text1" w:themeTint="D8"/>
@@ -2459,7 +2585,7 @@
     <w:link w:val="TitleChar"/>
     <w:uiPriority w:val="10"/>
     <w:qFormat/>
-    <w:rsid w:val="00FC1408"/>
+    <w:rsid w:val="00DB3A44"/>
     <w:pPr>
       <w:spacing w:after="80" w:line="240" w:lineRule="auto"/>
       <w:contextualSpacing/>
@@ -2477,7 +2603,7 @@
     <w:basedOn w:val="DefaultParagraphFont"/>
     <w:link w:val="Title"/>
     <w:uiPriority w:val="10"/>
-    <w:rsid w:val="00FC1408"/>
+    <w:rsid w:val="00DB3A44"/>
     <w:rPr>
       <w:rFonts w:asciiTheme="majorHAnsi" w:eastAsiaTheme="majorEastAsia" w:hAnsiTheme="majorHAnsi" w:cstheme="majorBidi"/>
       <w:spacing w:val="-10"/>
@@ -2493,7 +2619,7 @@
     <w:link w:val="SubtitleChar"/>
     <w:uiPriority w:val="11"/>
     <w:qFormat/>
-    <w:rsid w:val="00FC1408"/>
+    <w:rsid w:val="00DB3A44"/>
     <w:pPr>
       <w:numPr>
         <w:ilvl w:val="1"/>
@@ -2512,7 +2638,7 @@
     <w:basedOn w:val="DefaultParagraphFont"/>
     <w:link w:val="Subtitle"/>
     <w:uiPriority w:val="11"/>
-    <w:rsid w:val="00FC1408"/>
+    <w:rsid w:val="00DB3A44"/>
     <w:rPr>
       <w:rFonts w:eastAsiaTheme="majorEastAsia" w:cstheme="majorBidi"/>
       <w:color w:val="595959" w:themeColor="text1" w:themeTint="A6"/>
@@ -2528,7 +2654,7 @@
     <w:link w:val="QuoteChar"/>
     <w:uiPriority w:val="29"/>
     <w:qFormat/>
-    <w:rsid w:val="00FC1408"/>
+    <w:rsid w:val="00DB3A44"/>
     <w:pPr>
       <w:spacing w:before="160"/>
       <w:jc w:val="center"/>
@@ -2544,7 +2670,7 @@
     <w:basedOn w:val="DefaultParagraphFont"/>
     <w:link w:val="Quote"/>
     <w:uiPriority w:val="29"/>
-    <w:rsid w:val="00FC1408"/>
+    <w:rsid w:val="00DB3A44"/>
     <w:rPr>
       <w:i/>
       <w:iCs/>
@@ -2556,7 +2682,7 @@
     <w:basedOn w:val="Normal"/>
     <w:uiPriority w:val="34"/>
     <w:qFormat/>
-    <w:rsid w:val="00FC1408"/>
+    <w:rsid w:val="00DB3A44"/>
     <w:pPr>
       <w:ind w:left="720"/>
       <w:contextualSpacing/>
@@ -2567,7 +2693,7 @@
     <w:basedOn w:val="DefaultParagraphFont"/>
     <w:uiPriority w:val="21"/>
     <w:qFormat/>
-    <w:rsid w:val="00FC1408"/>
+    <w:rsid w:val="00DB3A44"/>
     <w:rPr>
       <w:i/>
       <w:iCs/>
@@ -2581,7 +2707,7 @@
     <w:link w:val="IntenseQuoteChar"/>
     <w:uiPriority w:val="30"/>
     <w:qFormat/>
-    <w:rsid w:val="00FC1408"/>
+    <w:rsid w:val="00DB3A44"/>
     <w:pPr>
       <w:pBdr>
         <w:top w:val="single" w:sz="4" w:space="10" w:color="2F5496" w:themeColor="accent1" w:themeShade="BF"/>
@@ -2602,7 +2728,7 @@
     <w:basedOn w:val="DefaultParagraphFont"/>
     <w:link w:val="IntenseQuote"/>
     <w:uiPriority w:val="30"/>
-    <w:rsid w:val="00FC1408"/>
+    <w:rsid w:val="00DB3A44"/>
     <w:rPr>
       <w:i/>
       <w:iCs/>
@@ -2614,7 +2740,7 @@
     <w:basedOn w:val="DefaultParagraphFont"/>
     <w:uiPriority w:val="32"/>
     <w:qFormat/>
-    <w:rsid w:val="00FC1408"/>
+    <w:rsid w:val="00DB3A44"/>
     <w:rPr>
       <w:b/>
       <w:bCs/>

--- a/Knowledge/2-Science/3-Social science/1-Linguistics/0-Intro to Linguistics/5-My Source/2-Linguistics Basics/21-Types of Grammatical Functions/6-Types of Modifiers/7-Participial Phrase as a modifier.docx
+++ b/Knowledge/2-Science/3-Social science/1-Linguistics/0-Intro to Linguistics/5-My Source/2-Linguistics Basics/21-Types of Grammatical Functions/6-Types of Modifiers/7-Participial Phrase as a modifier.docx
@@ -32,78 +32,1543 @@
       </w:pPr>
       <w:r>
         <w:rPr>
-          <w:rFonts w:ascii="Arial" w:eastAsia="Arial" w:hAnsi="Arial" w:cs="Arial"/>
-          <w:b/>
-          <w:color w:val="000000"/>
-          <w:sz w:val="18"/>
-          <w:highlight w:val="lightGray"/>
-        </w:rPr>
-        <w:t># Source: AI Source: Provided by: [Data Path</w:t>
-      </w:r>
-      <w:r>
-        <w:rPr>
-          <w:rFonts w:ascii="Arial" w:eastAsia="Arial" w:hAnsi="Arial" w:cs="Arial"/>
-          <w:color w:val="000000"/>
-          <w:sz w:val="18"/>
-          <w:highlight w:val="lightGray"/>
-        </w:rPr>
-        <w:t xml:space="preserve">: Persons Table -&gt; ID Column: 1, Name_En Column: Motasem Essam] -&gt; </w:t>
-      </w:r>
-      <w:r>
-        <w:rPr>
-          <w:rFonts w:ascii="Arial" w:eastAsia="Arial" w:hAnsi="Arial" w:cs="Arial"/>
-          <w:b/>
-          <w:color w:val="000000"/>
-          <w:sz w:val="18"/>
-          <w:highlight w:val="lightGray"/>
-        </w:rPr>
-        <w:t>From:</w:t>
-      </w:r>
-      <w:r>
-        <w:rPr>
-          <w:rFonts w:ascii="Arial" w:eastAsia="Arial" w:hAnsi="Arial" w:cs="Arial"/>
-          <w:color w:val="000000"/>
-          <w:sz w:val="18"/>
-          <w:highlight w:val="lightGray"/>
-        </w:rPr>
-        <w:t xml:space="preserve"> [Chatgpt (GPT</w:t>
-      </w:r>
-      <w:r>
-        <w:rPr>
-          <w:rFonts w:ascii="Arial" w:eastAsia="Arial" w:hAnsi="Arial" w:cs="Cambria Math"/>
-          <w:color w:val="000000"/>
-          <w:sz w:val="18"/>
-          <w:highlight w:val="lightGray"/>
-        </w:rPr>
-        <w:t>‑</w:t>
-      </w:r>
-      <w:r>
-        <w:rPr>
-          <w:rFonts w:ascii="Arial" w:eastAsia="Arial" w:hAnsi="Arial" w:cs="Arial"/>
-          <w:color w:val="000000"/>
-          <w:sz w:val="18"/>
-          <w:highlight w:val="lightGray"/>
-        </w:rPr>
-        <w:t xml:space="preserve">5 Mini)] </w:t>
-      </w:r>
-      <w:r>
-        <w:rPr>
-          <w:rFonts w:ascii="Arial" w:eastAsia="Arial" w:hAnsi="Arial" w:cs="Arial"/>
-          <w:b/>
-          <w:color w:val="000000"/>
-          <w:sz w:val="18"/>
-          <w:highlight w:val="lightGray"/>
-        </w:rPr>
-        <w:t>on</w:t>
-      </w:r>
-      <w:r>
-        <w:rPr>
-          <w:rFonts w:ascii="Arial" w:eastAsia="Arial" w:hAnsi="Arial"/>
-          <w:b/>
-          <w:sz w:val="18"/>
-          <w:highlight w:val="lightGray"/>
-        </w:rPr>
-        <w:t xml:space="preserve"> [8/7/2025]</w:t>
+          <w:rFonts w:ascii="Arial" w:hAnsi="Arial" w:eastAsia="Arial" w:cs="Arial"/>
+          <w:b/>
+          <w:i w:val="0"/>
+          <w:color w:val="000000"/>
+          <w:sz w:val="18"/>
+          <w:highlight w:val="lightGray"/>
+        </w:rPr>
+        <w:t>#</w:t>
+      </w:r>
+      <w:r>
+        <w:rPr>
+          <w:rFonts w:ascii="Arial" w:hAnsi="Arial" w:eastAsia="Arial" w:cs="Arial"/>
+          <w:b/>
+          <w:i w:val="0"/>
+          <w:color w:val="000000"/>
+          <w:sz w:val="18"/>
+          <w:highlight w:val="lightGray"/>
+        </w:rPr>
+        <w:t xml:space="preserve"> </w:t>
+      </w:r>
+      <w:r>
+        <w:rPr>
+          <w:rFonts w:ascii="Arial" w:hAnsi="Arial" w:eastAsia="Arial" w:cs="Arial"/>
+          <w:b/>
+          <w:i w:val="0"/>
+          <w:color w:val="000000"/>
+          <w:sz w:val="18"/>
+          <w:highlight w:val="lightGray"/>
+        </w:rPr>
+        <w:t>S</w:t>
+      </w:r>
+      <w:r>
+        <w:rPr>
+          <w:rFonts w:ascii="Arial" w:hAnsi="Arial" w:eastAsia="Arial" w:cs="Arial"/>
+          <w:b/>
+          <w:i w:val="0"/>
+          <w:color w:val="000000"/>
+          <w:sz w:val="18"/>
+          <w:highlight w:val="lightGray"/>
+        </w:rPr>
+        <w:t>o</w:t>
+      </w:r>
+      <w:r>
+        <w:rPr>
+          <w:rFonts w:ascii="Arial" w:hAnsi="Arial" w:eastAsia="Arial" w:cs="Arial"/>
+          <w:b/>
+          <w:i w:val="0"/>
+          <w:color w:val="000000"/>
+          <w:sz w:val="18"/>
+          <w:highlight w:val="lightGray"/>
+        </w:rPr>
+        <w:t>u</w:t>
+      </w:r>
+      <w:r>
+        <w:rPr>
+          <w:rFonts w:ascii="Arial" w:hAnsi="Arial" w:eastAsia="Arial" w:cs="Arial"/>
+          <w:b/>
+          <w:i w:val="0"/>
+          <w:color w:val="000000"/>
+          <w:sz w:val="18"/>
+          <w:highlight w:val="lightGray"/>
+        </w:rPr>
+        <w:t>r</w:t>
+      </w:r>
+      <w:r>
+        <w:rPr>
+          <w:rFonts w:ascii="Arial" w:hAnsi="Arial" w:eastAsia="Arial" w:cs="Arial"/>
+          <w:b/>
+          <w:i w:val="0"/>
+          <w:color w:val="000000"/>
+          <w:sz w:val="18"/>
+          <w:highlight w:val="lightGray"/>
+        </w:rPr>
+        <w:t>c</w:t>
+      </w:r>
+      <w:r>
+        <w:rPr>
+          <w:rFonts w:ascii="Arial" w:hAnsi="Arial" w:eastAsia="Arial" w:cs="Arial"/>
+          <w:b/>
+          <w:i w:val="0"/>
+          <w:color w:val="000000"/>
+          <w:sz w:val="18"/>
+          <w:highlight w:val="lightGray"/>
+        </w:rPr>
+        <w:t>e</w:t>
+      </w:r>
+      <w:r>
+        <w:rPr>
+          <w:rFonts w:ascii="Arial" w:hAnsi="Arial" w:eastAsia="Arial" w:cs="Arial"/>
+          <w:b/>
+          <w:i w:val="0"/>
+          <w:color w:val="000000"/>
+          <w:sz w:val="18"/>
+          <w:highlight w:val="lightGray"/>
+        </w:rPr>
+        <w:t>:</w:t>
+      </w:r>
+      <w:r>
+        <w:rPr>
+          <w:rFonts w:ascii="Arial" w:hAnsi="Arial" w:eastAsia="Arial" w:cs="Arial"/>
+          <w:b/>
+          <w:i w:val="0"/>
+          <w:color w:val="000000"/>
+          <w:sz w:val="18"/>
+          <w:highlight w:val="lightGray"/>
+        </w:rPr>
+        <w:t xml:space="preserve"> </w:t>
+      </w:r>
+      <w:r>
+        <w:rPr>
+          <w:rFonts w:ascii="Arial" w:hAnsi="Arial" w:eastAsia="Arial" w:cs="Arial"/>
+          <w:b/>
+          <w:i w:val="0"/>
+          <w:color w:val="000000"/>
+          <w:sz w:val="18"/>
+          <w:highlight w:val="lightGray"/>
+        </w:rPr>
+        <w:t>A</w:t>
+      </w:r>
+      <w:r>
+        <w:rPr>
+          <w:rFonts w:ascii="Arial" w:hAnsi="Arial" w:eastAsia="Arial" w:cs="Arial"/>
+          <w:b/>
+          <w:i w:val="0"/>
+          <w:color w:val="000000"/>
+          <w:sz w:val="18"/>
+          <w:highlight w:val="lightGray"/>
+        </w:rPr>
+        <w:t>I</w:t>
+      </w:r>
+      <w:r>
+        <w:rPr>
+          <w:rFonts w:ascii="Arial" w:hAnsi="Arial" w:eastAsia="Arial" w:cs="Arial"/>
+          <w:b/>
+          <w:i w:val="0"/>
+          <w:color w:val="000000"/>
+          <w:sz w:val="18"/>
+          <w:highlight w:val="lightGray"/>
+        </w:rPr>
+        <w:t xml:space="preserve"> </w:t>
+      </w:r>
+      <w:r>
+        <w:rPr>
+          <w:rFonts w:ascii="Arial" w:hAnsi="Arial" w:eastAsia="Arial" w:cs="Arial"/>
+          <w:b/>
+          <w:i w:val="0"/>
+          <w:color w:val="000000"/>
+          <w:sz w:val="18"/>
+          <w:highlight w:val="lightGray"/>
+        </w:rPr>
+        <w:t>S</w:t>
+      </w:r>
+      <w:r>
+        <w:rPr>
+          <w:rFonts w:ascii="Arial" w:hAnsi="Arial" w:eastAsia="Arial" w:cs="Arial"/>
+          <w:b/>
+          <w:i w:val="0"/>
+          <w:color w:val="000000"/>
+          <w:sz w:val="18"/>
+          <w:highlight w:val="lightGray"/>
+        </w:rPr>
+        <w:t>o</w:t>
+      </w:r>
+      <w:r>
+        <w:rPr>
+          <w:rFonts w:ascii="Arial" w:hAnsi="Arial" w:eastAsia="Arial" w:cs="Arial"/>
+          <w:b/>
+          <w:i w:val="0"/>
+          <w:color w:val="000000"/>
+          <w:sz w:val="18"/>
+          <w:highlight w:val="lightGray"/>
+        </w:rPr>
+        <w:t>u</w:t>
+      </w:r>
+      <w:r>
+        <w:rPr>
+          <w:rFonts w:ascii="Arial" w:hAnsi="Arial" w:eastAsia="Arial" w:cs="Arial"/>
+          <w:b/>
+          <w:i w:val="0"/>
+          <w:color w:val="000000"/>
+          <w:sz w:val="18"/>
+          <w:highlight w:val="lightGray"/>
+        </w:rPr>
+        <w:t>r</w:t>
+      </w:r>
+      <w:r>
+        <w:rPr>
+          <w:rFonts w:ascii="Arial" w:hAnsi="Arial" w:eastAsia="Arial" w:cs="Arial"/>
+          <w:b/>
+          <w:i w:val="0"/>
+          <w:color w:val="000000"/>
+          <w:sz w:val="18"/>
+          <w:highlight w:val="lightGray"/>
+        </w:rPr>
+        <w:t>c</w:t>
+      </w:r>
+      <w:r>
+        <w:rPr>
+          <w:rFonts w:ascii="Arial" w:hAnsi="Arial" w:eastAsia="Arial" w:cs="Arial"/>
+          <w:b/>
+          <w:i w:val="0"/>
+          <w:color w:val="000000"/>
+          <w:sz w:val="18"/>
+          <w:highlight w:val="lightGray"/>
+        </w:rPr>
+        <w:t>e</w:t>
+      </w:r>
+      <w:r>
+        <w:rPr>
+          <w:rFonts w:ascii="Arial" w:hAnsi="Arial" w:eastAsia="Arial" w:cs="Arial"/>
+          <w:b/>
+          <w:i w:val="0"/>
+          <w:color w:val="000000"/>
+          <w:sz w:val="18"/>
+          <w:highlight w:val="lightGray"/>
+        </w:rPr>
+        <w:t>:</w:t>
+      </w:r>
+      <w:r>
+        <w:rPr>
+          <w:rFonts w:ascii="Arial" w:hAnsi="Arial" w:eastAsia="Arial" w:cs="Arial"/>
+          <w:b/>
+          <w:i w:val="0"/>
+          <w:color w:val="000000"/>
+          <w:sz w:val="18"/>
+          <w:highlight w:val="lightGray"/>
+        </w:rPr>
+        <w:t xml:space="preserve"> </w:t>
+      </w:r>
+      <w:r>
+        <w:rPr>
+          <w:rFonts w:ascii="Arial" w:hAnsi="Arial" w:eastAsia="Arial" w:cs="Arial"/>
+          <w:b/>
+          <w:i w:val="0"/>
+          <w:color w:val="000000"/>
+          <w:sz w:val="18"/>
+          <w:highlight w:val="lightGray"/>
+        </w:rPr>
+        <w:t>P</w:t>
+      </w:r>
+      <w:r>
+        <w:rPr>
+          <w:rFonts w:ascii="Arial" w:hAnsi="Arial" w:eastAsia="Arial" w:cs="Arial"/>
+          <w:b/>
+          <w:i w:val="0"/>
+          <w:color w:val="000000"/>
+          <w:sz w:val="18"/>
+          <w:highlight w:val="lightGray"/>
+        </w:rPr>
+        <w:t>r</w:t>
+      </w:r>
+      <w:r>
+        <w:rPr>
+          <w:rFonts w:ascii="Arial" w:hAnsi="Arial" w:eastAsia="Arial" w:cs="Arial"/>
+          <w:b/>
+          <w:i w:val="0"/>
+          <w:color w:val="000000"/>
+          <w:sz w:val="18"/>
+          <w:highlight w:val="lightGray"/>
+        </w:rPr>
+        <w:t>o</w:t>
+      </w:r>
+      <w:r>
+        <w:rPr>
+          <w:rFonts w:ascii="Arial" w:hAnsi="Arial" w:eastAsia="Arial" w:cs="Arial"/>
+          <w:b/>
+          <w:i w:val="0"/>
+          <w:color w:val="000000"/>
+          <w:sz w:val="18"/>
+          <w:highlight w:val="lightGray"/>
+        </w:rPr>
+        <w:t>v</w:t>
+      </w:r>
+      <w:r>
+        <w:rPr>
+          <w:rFonts w:ascii="Arial" w:hAnsi="Arial" w:eastAsia="Arial" w:cs="Arial"/>
+          <w:b/>
+          <w:i w:val="0"/>
+          <w:color w:val="000000"/>
+          <w:sz w:val="18"/>
+          <w:highlight w:val="lightGray"/>
+        </w:rPr>
+        <w:t>i</w:t>
+      </w:r>
+      <w:r>
+        <w:rPr>
+          <w:rFonts w:ascii="Arial" w:hAnsi="Arial" w:eastAsia="Arial" w:cs="Arial"/>
+          <w:b/>
+          <w:i w:val="0"/>
+          <w:color w:val="000000"/>
+          <w:sz w:val="18"/>
+          <w:highlight w:val="lightGray"/>
+        </w:rPr>
+        <w:t>d</w:t>
+      </w:r>
+      <w:r>
+        <w:rPr>
+          <w:rFonts w:ascii="Arial" w:hAnsi="Arial" w:eastAsia="Arial" w:cs="Arial"/>
+          <w:b/>
+          <w:i w:val="0"/>
+          <w:color w:val="000000"/>
+          <w:sz w:val="18"/>
+          <w:highlight w:val="lightGray"/>
+        </w:rPr>
+        <w:t>e</w:t>
+      </w:r>
+      <w:r>
+        <w:rPr>
+          <w:rFonts w:ascii="Arial" w:hAnsi="Arial" w:eastAsia="Arial" w:cs="Arial"/>
+          <w:b/>
+          <w:i w:val="0"/>
+          <w:color w:val="000000"/>
+          <w:sz w:val="18"/>
+          <w:highlight w:val="lightGray"/>
+        </w:rPr>
+        <w:t>d</w:t>
+      </w:r>
+      <w:r>
+        <w:rPr>
+          <w:rFonts w:ascii="Arial" w:hAnsi="Arial" w:eastAsia="Arial" w:cs="Arial"/>
+          <w:b/>
+          <w:i w:val="0"/>
+          <w:color w:val="000000"/>
+          <w:sz w:val="18"/>
+          <w:highlight w:val="lightGray"/>
+        </w:rPr>
+        <w:t xml:space="preserve"> </w:t>
+      </w:r>
+      <w:r>
+        <w:rPr>
+          <w:rFonts w:ascii="Arial" w:hAnsi="Arial" w:eastAsia="Arial" w:cs="Arial"/>
+          <w:b/>
+          <w:i w:val="0"/>
+          <w:color w:val="000000"/>
+          <w:sz w:val="18"/>
+          <w:highlight w:val="lightGray"/>
+        </w:rPr>
+        <w:t>b</w:t>
+      </w:r>
+      <w:r>
+        <w:rPr>
+          <w:rFonts w:ascii="Arial" w:hAnsi="Arial" w:eastAsia="Arial" w:cs="Arial"/>
+          <w:b/>
+          <w:i w:val="0"/>
+          <w:color w:val="000000"/>
+          <w:sz w:val="18"/>
+          <w:highlight w:val="lightGray"/>
+        </w:rPr>
+        <w:t>y</w:t>
+      </w:r>
+      <w:r>
+        <w:rPr>
+          <w:rFonts w:ascii="Arial" w:hAnsi="Arial" w:eastAsia="Arial" w:cs="Arial"/>
+          <w:b/>
+          <w:i w:val="0"/>
+          <w:color w:val="000000"/>
+          <w:sz w:val="18"/>
+          <w:highlight w:val="lightGray"/>
+        </w:rPr>
+        <w:t>:</w:t>
+      </w:r>
+      <w:r>
+        <w:rPr>
+          <w:rFonts w:ascii="Arial" w:hAnsi="Arial" w:eastAsia="Arial" w:cs="Arial"/>
+          <w:b/>
+          <w:i w:val="0"/>
+          <w:color w:val="000000"/>
+          <w:sz w:val="18"/>
+          <w:highlight w:val="lightGray"/>
+        </w:rPr>
+        <w:t xml:space="preserve"> </w:t>
+      </w:r>
+      <w:r>
+        <w:rPr>
+          <w:rFonts w:ascii="Arial" w:hAnsi="Arial" w:eastAsia="Arial" w:cs="Arial"/>
+          <w:b/>
+          <w:i w:val="0"/>
+          <w:color w:val="000000"/>
+          <w:sz w:val="18"/>
+          <w:highlight w:val="lightGray"/>
+        </w:rPr>
+        <w:t>[</w:t>
+      </w:r>
+      <w:r>
+        <w:rPr>
+          <w:rFonts w:ascii="Arial" w:hAnsi="Arial" w:eastAsia="Arial" w:cs="Arial"/>
+          <w:b/>
+          <w:i w:val="0"/>
+          <w:color w:val="000000"/>
+          <w:sz w:val="18"/>
+          <w:highlight w:val="lightGray"/>
+        </w:rPr>
+        <w:t>D</w:t>
+      </w:r>
+      <w:r>
+        <w:rPr>
+          <w:rFonts w:ascii="Arial" w:hAnsi="Arial" w:eastAsia="Arial" w:cs="Arial"/>
+          <w:b/>
+          <w:i w:val="0"/>
+          <w:color w:val="000000"/>
+          <w:sz w:val="18"/>
+          <w:highlight w:val="lightGray"/>
+        </w:rPr>
+        <w:t>a</w:t>
+      </w:r>
+      <w:r>
+        <w:rPr>
+          <w:rFonts w:ascii="Arial" w:hAnsi="Arial" w:eastAsia="Arial" w:cs="Arial"/>
+          <w:b/>
+          <w:i w:val="0"/>
+          <w:color w:val="000000"/>
+          <w:sz w:val="18"/>
+          <w:highlight w:val="lightGray"/>
+        </w:rPr>
+        <w:t>t</w:t>
+      </w:r>
+      <w:r>
+        <w:rPr>
+          <w:rFonts w:ascii="Arial" w:hAnsi="Arial" w:eastAsia="Arial" w:cs="Arial"/>
+          <w:b/>
+          <w:i w:val="0"/>
+          <w:color w:val="000000"/>
+          <w:sz w:val="18"/>
+          <w:highlight w:val="lightGray"/>
+        </w:rPr>
+        <w:t>a</w:t>
+      </w:r>
+      <w:r>
+        <w:rPr>
+          <w:rFonts w:ascii="Arial" w:hAnsi="Arial" w:eastAsia="Arial" w:cs="Arial"/>
+          <w:b/>
+          <w:i w:val="0"/>
+          <w:color w:val="000000"/>
+          <w:sz w:val="18"/>
+          <w:highlight w:val="lightGray"/>
+        </w:rPr>
+        <w:t xml:space="preserve"> </w:t>
+      </w:r>
+      <w:r>
+        <w:rPr>
+          <w:rFonts w:ascii="Arial" w:hAnsi="Arial" w:eastAsia="Arial" w:cs="Arial"/>
+          <w:b/>
+          <w:i w:val="0"/>
+          <w:color w:val="000000"/>
+          <w:sz w:val="18"/>
+          <w:highlight w:val="lightGray"/>
+        </w:rPr>
+        <w:t>P</w:t>
+      </w:r>
+      <w:r>
+        <w:rPr>
+          <w:rFonts w:ascii="Arial" w:hAnsi="Arial" w:eastAsia="Arial" w:cs="Arial"/>
+          <w:b/>
+          <w:i w:val="0"/>
+          <w:color w:val="000000"/>
+          <w:sz w:val="18"/>
+          <w:highlight w:val="lightGray"/>
+        </w:rPr>
+        <w:t>a</w:t>
+      </w:r>
+      <w:r>
+        <w:rPr>
+          <w:rFonts w:ascii="Arial" w:hAnsi="Arial" w:eastAsia="Arial" w:cs="Arial"/>
+          <w:b/>
+          <w:i w:val="0"/>
+          <w:color w:val="000000"/>
+          <w:sz w:val="18"/>
+          <w:highlight w:val="lightGray"/>
+        </w:rPr>
+        <w:t>t</w:t>
+      </w:r>
+      <w:r>
+        <w:rPr>
+          <w:rFonts w:ascii="Arial" w:hAnsi="Arial" w:eastAsia="Arial" w:cs="Arial"/>
+          <w:b/>
+          <w:i w:val="0"/>
+          <w:color w:val="000000"/>
+          <w:sz w:val="18"/>
+          <w:highlight w:val="lightGray"/>
+        </w:rPr>
+        <w:t>h</w:t>
+      </w:r>
+      <w:r>
+        <w:rPr>
+          <w:rFonts w:ascii="Arial" w:hAnsi="Arial" w:eastAsia="Arial" w:cs="Arial"/>
+          <w:b w:val="0"/>
+          <w:i w:val="0"/>
+          <w:color w:val="000000"/>
+          <w:sz w:val="18"/>
+          <w:highlight w:val="lightGray"/>
+        </w:rPr>
+        <w:t>:</w:t>
+      </w:r>
+      <w:r>
+        <w:rPr>
+          <w:rFonts w:ascii="Arial" w:hAnsi="Arial" w:eastAsia="Arial" w:cs="Arial"/>
+          <w:b w:val="0"/>
+          <w:i w:val="0"/>
+          <w:color w:val="000000"/>
+          <w:sz w:val="18"/>
+          <w:highlight w:val="lightGray"/>
+        </w:rPr>
+        <w:t xml:space="preserve"> </w:t>
+      </w:r>
+      <w:r>
+        <w:rPr>
+          <w:rFonts w:ascii="Arial" w:hAnsi="Arial" w:eastAsia="Arial" w:cs="Arial"/>
+          <w:b w:val="0"/>
+          <w:i w:val="0"/>
+          <w:color w:val="000000"/>
+          <w:sz w:val="18"/>
+          <w:highlight w:val="lightGray"/>
+        </w:rPr>
+        <w:t>P</w:t>
+      </w:r>
+      <w:r>
+        <w:rPr>
+          <w:rFonts w:ascii="Arial" w:hAnsi="Arial" w:eastAsia="Arial" w:cs="Arial"/>
+          <w:b w:val="0"/>
+          <w:i w:val="0"/>
+          <w:color w:val="000000"/>
+          <w:sz w:val="18"/>
+          <w:highlight w:val="lightGray"/>
+        </w:rPr>
+        <w:t>e</w:t>
+      </w:r>
+      <w:r>
+        <w:rPr>
+          <w:rFonts w:ascii="Arial" w:hAnsi="Arial" w:eastAsia="Arial" w:cs="Arial"/>
+          <w:b w:val="0"/>
+          <w:i w:val="0"/>
+          <w:color w:val="000000"/>
+          <w:sz w:val="18"/>
+          <w:highlight w:val="lightGray"/>
+        </w:rPr>
+        <w:t>r</w:t>
+      </w:r>
+      <w:r>
+        <w:rPr>
+          <w:rFonts w:ascii="Arial" w:hAnsi="Arial" w:eastAsia="Arial" w:cs="Arial"/>
+          <w:b w:val="0"/>
+          <w:i w:val="0"/>
+          <w:color w:val="000000"/>
+          <w:sz w:val="18"/>
+          <w:highlight w:val="lightGray"/>
+        </w:rPr>
+        <w:t>s</w:t>
+      </w:r>
+      <w:r>
+        <w:rPr>
+          <w:rFonts w:ascii="Arial" w:hAnsi="Arial" w:eastAsia="Arial" w:cs="Arial"/>
+          <w:b w:val="0"/>
+          <w:i w:val="0"/>
+          <w:color w:val="000000"/>
+          <w:sz w:val="18"/>
+          <w:highlight w:val="lightGray"/>
+        </w:rPr>
+        <w:t>o</w:t>
+      </w:r>
+      <w:r>
+        <w:rPr>
+          <w:rFonts w:ascii="Arial" w:hAnsi="Arial" w:eastAsia="Arial" w:cs="Arial"/>
+          <w:b w:val="0"/>
+          <w:i w:val="0"/>
+          <w:color w:val="000000"/>
+          <w:sz w:val="18"/>
+          <w:highlight w:val="lightGray"/>
+        </w:rPr>
+        <w:t>n</w:t>
+      </w:r>
+      <w:r>
+        <w:rPr>
+          <w:rFonts w:ascii="Arial" w:hAnsi="Arial" w:eastAsia="Arial" w:cs="Arial"/>
+          <w:b w:val="0"/>
+          <w:i w:val="0"/>
+          <w:color w:val="000000"/>
+          <w:sz w:val="18"/>
+          <w:highlight w:val="lightGray"/>
+        </w:rPr>
+        <w:t>s</w:t>
+      </w:r>
+      <w:r>
+        <w:rPr>
+          <w:rFonts w:ascii="Arial" w:hAnsi="Arial" w:eastAsia="Arial" w:cs="Arial"/>
+          <w:b w:val="0"/>
+          <w:i w:val="0"/>
+          <w:color w:val="000000"/>
+          <w:sz w:val="18"/>
+          <w:highlight w:val="lightGray"/>
+        </w:rPr>
+        <w:t xml:space="preserve"> </w:t>
+      </w:r>
+      <w:r>
+        <w:rPr>
+          <w:rFonts w:ascii="Arial" w:hAnsi="Arial" w:eastAsia="Arial" w:cs="Arial"/>
+          <w:b w:val="0"/>
+          <w:i w:val="0"/>
+          <w:color w:val="000000"/>
+          <w:sz w:val="18"/>
+          <w:highlight w:val="lightGray"/>
+        </w:rPr>
+        <w:t>T</w:t>
+      </w:r>
+      <w:r>
+        <w:rPr>
+          <w:rFonts w:ascii="Arial" w:hAnsi="Arial" w:eastAsia="Arial" w:cs="Arial"/>
+          <w:b w:val="0"/>
+          <w:i w:val="0"/>
+          <w:color w:val="000000"/>
+          <w:sz w:val="18"/>
+          <w:highlight w:val="lightGray"/>
+        </w:rPr>
+        <w:t>a</w:t>
+      </w:r>
+      <w:r>
+        <w:rPr>
+          <w:rFonts w:ascii="Arial" w:hAnsi="Arial" w:eastAsia="Arial" w:cs="Arial"/>
+          <w:b w:val="0"/>
+          <w:i w:val="0"/>
+          <w:color w:val="000000"/>
+          <w:sz w:val="18"/>
+          <w:highlight w:val="lightGray"/>
+        </w:rPr>
+        <w:t>b</w:t>
+      </w:r>
+      <w:r>
+        <w:rPr>
+          <w:rFonts w:ascii="Arial" w:hAnsi="Arial" w:eastAsia="Arial" w:cs="Arial"/>
+          <w:b w:val="0"/>
+          <w:i w:val="0"/>
+          <w:color w:val="000000"/>
+          <w:sz w:val="18"/>
+          <w:highlight w:val="lightGray"/>
+        </w:rPr>
+        <w:t>l</w:t>
+      </w:r>
+      <w:r>
+        <w:rPr>
+          <w:rFonts w:ascii="Arial" w:hAnsi="Arial" w:eastAsia="Arial" w:cs="Arial"/>
+          <w:b w:val="0"/>
+          <w:i w:val="0"/>
+          <w:color w:val="000000"/>
+          <w:sz w:val="18"/>
+          <w:highlight w:val="lightGray"/>
+        </w:rPr>
+        <w:t>e</w:t>
+      </w:r>
+      <w:r>
+        <w:rPr>
+          <w:rFonts w:ascii="Arial" w:hAnsi="Arial" w:eastAsia="Arial" w:cs="Arial"/>
+          <w:b w:val="0"/>
+          <w:i w:val="0"/>
+          <w:color w:val="000000"/>
+          <w:sz w:val="18"/>
+          <w:highlight w:val="lightGray"/>
+        </w:rPr>
+        <w:t xml:space="preserve"> </w:t>
+      </w:r>
+      <w:r>
+        <w:rPr>
+          <w:rFonts w:ascii="Arial" w:hAnsi="Arial" w:eastAsia="Arial" w:cs="Arial"/>
+          <w:b w:val="0"/>
+          <w:i w:val="0"/>
+          <w:color w:val="000000"/>
+          <w:sz w:val="18"/>
+          <w:highlight w:val="lightGray"/>
+        </w:rPr>
+        <w:t>-</w:t>
+      </w:r>
+      <w:r>
+        <w:rPr>
+          <w:rFonts w:ascii="Arial" w:hAnsi="Arial" w:eastAsia="Arial" w:cs="Arial"/>
+          <w:b w:val="0"/>
+          <w:i w:val="0"/>
+          <w:color w:val="000000"/>
+          <w:sz w:val="18"/>
+          <w:highlight w:val="lightGray"/>
+        </w:rPr>
+        <w:t>&gt;</w:t>
+      </w:r>
+      <w:r>
+        <w:rPr>
+          <w:rFonts w:ascii="Arial" w:hAnsi="Arial" w:eastAsia="Arial" w:cs="Arial"/>
+          <w:b w:val="0"/>
+          <w:i w:val="0"/>
+          <w:color w:val="000000"/>
+          <w:sz w:val="18"/>
+          <w:highlight w:val="lightGray"/>
+        </w:rPr>
+        <w:t xml:space="preserve"> </w:t>
+      </w:r>
+      <w:r>
+        <w:rPr>
+          <w:rFonts w:ascii="Arial" w:hAnsi="Arial" w:eastAsia="Arial" w:cs="Arial"/>
+          <w:b w:val="0"/>
+          <w:i w:val="0"/>
+          <w:color w:val="000000"/>
+          <w:sz w:val="18"/>
+          <w:highlight w:val="lightGray"/>
+        </w:rPr>
+        <w:t>I</w:t>
+      </w:r>
+      <w:r>
+        <w:rPr>
+          <w:rFonts w:ascii="Arial" w:hAnsi="Arial" w:eastAsia="Arial" w:cs="Arial"/>
+          <w:b w:val="0"/>
+          <w:i w:val="0"/>
+          <w:color w:val="000000"/>
+          <w:sz w:val="18"/>
+          <w:highlight w:val="lightGray"/>
+        </w:rPr>
+        <w:t>D</w:t>
+      </w:r>
+      <w:r>
+        <w:rPr>
+          <w:rFonts w:ascii="Arial" w:hAnsi="Arial" w:eastAsia="Arial" w:cs="Arial"/>
+          <w:b w:val="0"/>
+          <w:i w:val="0"/>
+          <w:color w:val="000000"/>
+          <w:sz w:val="18"/>
+          <w:highlight w:val="lightGray"/>
+        </w:rPr>
+        <w:t xml:space="preserve"> </w:t>
+      </w:r>
+      <w:r>
+        <w:rPr>
+          <w:rFonts w:ascii="Arial" w:hAnsi="Arial" w:eastAsia="Arial" w:cs="Arial"/>
+          <w:b w:val="0"/>
+          <w:i w:val="0"/>
+          <w:color w:val="000000"/>
+          <w:sz w:val="18"/>
+          <w:highlight w:val="lightGray"/>
+        </w:rPr>
+        <w:t>C</w:t>
+      </w:r>
+      <w:r>
+        <w:rPr>
+          <w:rFonts w:ascii="Arial" w:hAnsi="Arial" w:eastAsia="Arial" w:cs="Arial"/>
+          <w:b w:val="0"/>
+          <w:i w:val="0"/>
+          <w:color w:val="000000"/>
+          <w:sz w:val="18"/>
+          <w:highlight w:val="lightGray"/>
+        </w:rPr>
+        <w:t>o</w:t>
+      </w:r>
+      <w:r>
+        <w:rPr>
+          <w:rFonts w:ascii="Arial" w:hAnsi="Arial" w:eastAsia="Arial" w:cs="Arial"/>
+          <w:b w:val="0"/>
+          <w:i w:val="0"/>
+          <w:color w:val="000000"/>
+          <w:sz w:val="18"/>
+          <w:highlight w:val="lightGray"/>
+        </w:rPr>
+        <w:t>l</w:t>
+      </w:r>
+      <w:r>
+        <w:rPr>
+          <w:rFonts w:ascii="Arial" w:hAnsi="Arial" w:eastAsia="Arial" w:cs="Arial"/>
+          <w:b w:val="0"/>
+          <w:i w:val="0"/>
+          <w:color w:val="000000"/>
+          <w:sz w:val="18"/>
+          <w:highlight w:val="lightGray"/>
+        </w:rPr>
+        <w:t>u</w:t>
+      </w:r>
+      <w:r>
+        <w:rPr>
+          <w:rFonts w:ascii="Arial" w:hAnsi="Arial" w:eastAsia="Arial" w:cs="Arial"/>
+          <w:b w:val="0"/>
+          <w:i w:val="0"/>
+          <w:color w:val="000000"/>
+          <w:sz w:val="18"/>
+          <w:highlight w:val="lightGray"/>
+        </w:rPr>
+        <w:t>m</w:t>
+      </w:r>
+      <w:r>
+        <w:rPr>
+          <w:rFonts w:ascii="Arial" w:hAnsi="Arial" w:eastAsia="Arial" w:cs="Arial"/>
+          <w:b w:val="0"/>
+          <w:i w:val="0"/>
+          <w:color w:val="000000"/>
+          <w:sz w:val="18"/>
+          <w:highlight w:val="lightGray"/>
+        </w:rPr>
+        <w:t>n</w:t>
+      </w:r>
+      <w:r>
+        <w:rPr>
+          <w:rFonts w:ascii="Arial" w:hAnsi="Arial" w:eastAsia="Arial" w:cs="Arial"/>
+          <w:b w:val="0"/>
+          <w:i w:val="0"/>
+          <w:color w:val="000000"/>
+          <w:sz w:val="18"/>
+          <w:highlight w:val="lightGray"/>
+        </w:rPr>
+        <w:t>:</w:t>
+      </w:r>
+      <w:r>
+        <w:rPr>
+          <w:rFonts w:ascii="Arial" w:hAnsi="Arial" w:eastAsia="Arial" w:cs="Arial"/>
+          <w:b w:val="0"/>
+          <w:i w:val="0"/>
+          <w:color w:val="000000"/>
+          <w:sz w:val="18"/>
+          <w:highlight w:val="lightGray"/>
+        </w:rPr>
+        <w:t xml:space="preserve"> </w:t>
+      </w:r>
+      <w:r>
+        <w:rPr>
+          <w:rFonts w:ascii="Arial" w:hAnsi="Arial" w:eastAsia="Arial" w:cs="Arial"/>
+          <w:b w:val="0"/>
+          <w:i w:val="0"/>
+          <w:color w:val="000000"/>
+          <w:sz w:val="18"/>
+          <w:highlight w:val="lightGray"/>
+        </w:rPr>
+        <w:t>1</w:t>
+      </w:r>
+      <w:r>
+        <w:rPr>
+          <w:rFonts w:ascii="Arial" w:hAnsi="Arial" w:eastAsia="Arial" w:cs="Arial"/>
+          <w:b w:val="0"/>
+          <w:i w:val="0"/>
+          <w:color w:val="000000"/>
+          <w:sz w:val="18"/>
+          <w:highlight w:val="lightGray"/>
+        </w:rPr>
+        <w:t>,</w:t>
+      </w:r>
+      <w:r>
+        <w:rPr>
+          <w:rFonts w:ascii="Arial" w:hAnsi="Arial" w:eastAsia="Arial" w:cs="Arial"/>
+          <w:b w:val="0"/>
+          <w:i w:val="0"/>
+          <w:color w:val="000000"/>
+          <w:sz w:val="18"/>
+          <w:highlight w:val="lightGray"/>
+        </w:rPr>
+        <w:t xml:space="preserve"> </w:t>
+      </w:r>
+      <w:r>
+        <w:rPr>
+          <w:rFonts w:ascii="Arial" w:hAnsi="Arial" w:eastAsia="Arial" w:cs="Arial"/>
+          <w:b w:val="0"/>
+          <w:i w:val="0"/>
+          <w:color w:val="000000"/>
+          <w:sz w:val="18"/>
+          <w:highlight w:val="lightGray"/>
+        </w:rPr>
+        <w:t>N</w:t>
+      </w:r>
+      <w:r>
+        <w:rPr>
+          <w:rFonts w:ascii="Arial" w:hAnsi="Arial" w:eastAsia="Arial" w:cs="Arial"/>
+          <w:b w:val="0"/>
+          <w:i w:val="0"/>
+          <w:color w:val="000000"/>
+          <w:sz w:val="18"/>
+          <w:highlight w:val="lightGray"/>
+        </w:rPr>
+        <w:t>a</w:t>
+      </w:r>
+      <w:r>
+        <w:rPr>
+          <w:rFonts w:ascii="Arial" w:hAnsi="Arial" w:eastAsia="Arial" w:cs="Arial"/>
+          <w:b w:val="0"/>
+          <w:i w:val="0"/>
+          <w:color w:val="000000"/>
+          <w:sz w:val="18"/>
+          <w:highlight w:val="lightGray"/>
+        </w:rPr>
+        <w:t>m</w:t>
+      </w:r>
+      <w:r>
+        <w:rPr>
+          <w:rFonts w:ascii="Arial" w:hAnsi="Arial" w:eastAsia="Arial" w:cs="Arial"/>
+          <w:b w:val="0"/>
+          <w:i w:val="0"/>
+          <w:color w:val="000000"/>
+          <w:sz w:val="18"/>
+          <w:highlight w:val="lightGray"/>
+        </w:rPr>
+        <w:t>e</w:t>
+      </w:r>
+      <w:r>
+        <w:rPr>
+          <w:rFonts w:ascii="Arial" w:hAnsi="Arial" w:eastAsia="Arial" w:cs="Arial"/>
+          <w:b w:val="0"/>
+          <w:i w:val="0"/>
+          <w:color w:val="000000"/>
+          <w:sz w:val="18"/>
+          <w:highlight w:val="lightGray"/>
+        </w:rPr>
+        <w:t>_</w:t>
+      </w:r>
+      <w:r>
+        <w:rPr>
+          <w:rFonts w:ascii="Arial" w:hAnsi="Arial" w:eastAsia="Arial" w:cs="Arial"/>
+          <w:b w:val="0"/>
+          <w:i w:val="0"/>
+          <w:color w:val="000000"/>
+          <w:sz w:val="18"/>
+          <w:highlight w:val="lightGray"/>
+        </w:rPr>
+        <w:t>E</w:t>
+      </w:r>
+      <w:r>
+        <w:rPr>
+          <w:rFonts w:ascii="Arial" w:hAnsi="Arial" w:eastAsia="Arial" w:cs="Arial"/>
+          <w:b w:val="0"/>
+          <w:i w:val="0"/>
+          <w:color w:val="000000"/>
+          <w:sz w:val="18"/>
+          <w:highlight w:val="lightGray"/>
+        </w:rPr>
+        <w:t>n</w:t>
+      </w:r>
+      <w:r>
+        <w:rPr>
+          <w:rFonts w:ascii="Arial" w:hAnsi="Arial" w:eastAsia="Arial" w:cs="Arial"/>
+          <w:b w:val="0"/>
+          <w:i w:val="0"/>
+          <w:color w:val="000000"/>
+          <w:sz w:val="18"/>
+          <w:highlight w:val="lightGray"/>
+        </w:rPr>
+        <w:t xml:space="preserve"> </w:t>
+      </w:r>
+      <w:r>
+        <w:rPr>
+          <w:rFonts w:ascii="Arial" w:hAnsi="Arial" w:eastAsia="Arial" w:cs="Arial"/>
+          <w:b w:val="0"/>
+          <w:i w:val="0"/>
+          <w:color w:val="000000"/>
+          <w:sz w:val="18"/>
+          <w:highlight w:val="lightGray"/>
+        </w:rPr>
+        <w:t>C</w:t>
+      </w:r>
+      <w:r>
+        <w:rPr>
+          <w:rFonts w:ascii="Arial" w:hAnsi="Arial" w:eastAsia="Arial" w:cs="Arial"/>
+          <w:b w:val="0"/>
+          <w:i w:val="0"/>
+          <w:color w:val="000000"/>
+          <w:sz w:val="18"/>
+          <w:highlight w:val="lightGray"/>
+        </w:rPr>
+        <w:t>o</w:t>
+      </w:r>
+      <w:r>
+        <w:rPr>
+          <w:rFonts w:ascii="Arial" w:hAnsi="Arial" w:eastAsia="Arial" w:cs="Arial"/>
+          <w:b w:val="0"/>
+          <w:i w:val="0"/>
+          <w:color w:val="000000"/>
+          <w:sz w:val="18"/>
+          <w:highlight w:val="lightGray"/>
+        </w:rPr>
+        <w:t>l</w:t>
+      </w:r>
+      <w:r>
+        <w:rPr>
+          <w:rFonts w:ascii="Arial" w:hAnsi="Arial" w:eastAsia="Arial" w:cs="Arial"/>
+          <w:b w:val="0"/>
+          <w:i w:val="0"/>
+          <w:color w:val="000000"/>
+          <w:sz w:val="18"/>
+          <w:highlight w:val="lightGray"/>
+        </w:rPr>
+        <w:t>u</w:t>
+      </w:r>
+      <w:r>
+        <w:rPr>
+          <w:rFonts w:ascii="Arial" w:hAnsi="Arial" w:eastAsia="Arial" w:cs="Arial"/>
+          <w:b w:val="0"/>
+          <w:i w:val="0"/>
+          <w:color w:val="000000"/>
+          <w:sz w:val="18"/>
+          <w:highlight w:val="lightGray"/>
+        </w:rPr>
+        <w:t>m</w:t>
+      </w:r>
+      <w:r>
+        <w:rPr>
+          <w:rFonts w:ascii="Arial" w:hAnsi="Arial" w:eastAsia="Arial" w:cs="Arial"/>
+          <w:b w:val="0"/>
+          <w:i w:val="0"/>
+          <w:color w:val="000000"/>
+          <w:sz w:val="18"/>
+          <w:highlight w:val="lightGray"/>
+        </w:rPr>
+        <w:t>n</w:t>
+      </w:r>
+      <w:r>
+        <w:rPr>
+          <w:rFonts w:ascii="Arial" w:hAnsi="Arial" w:eastAsia="Arial" w:cs="Arial"/>
+          <w:b w:val="0"/>
+          <w:i w:val="0"/>
+          <w:color w:val="000000"/>
+          <w:sz w:val="18"/>
+          <w:highlight w:val="lightGray"/>
+        </w:rPr>
+        <w:t>:</w:t>
+      </w:r>
+      <w:r>
+        <w:rPr>
+          <w:rFonts w:ascii="Arial" w:hAnsi="Arial" w:eastAsia="Arial" w:cs="Arial"/>
+          <w:b w:val="0"/>
+          <w:i w:val="0"/>
+          <w:color w:val="000000"/>
+          <w:sz w:val="18"/>
+          <w:highlight w:val="lightGray"/>
+        </w:rPr>
+        <w:t xml:space="preserve"> </w:t>
+      </w:r>
+      <w:r>
+        <w:rPr>
+          <w:rFonts w:ascii="Arial" w:hAnsi="Arial" w:eastAsia="Arial" w:cs="Arial"/>
+          <w:b w:val="0"/>
+          <w:i w:val="0"/>
+          <w:color w:val="000000"/>
+          <w:sz w:val="18"/>
+          <w:highlight w:val="lightGray"/>
+        </w:rPr>
+        <w:t>M</w:t>
+      </w:r>
+      <w:r>
+        <w:rPr>
+          <w:rFonts w:ascii="Arial" w:hAnsi="Arial" w:eastAsia="Arial" w:cs="Arial"/>
+          <w:b w:val="0"/>
+          <w:i w:val="0"/>
+          <w:color w:val="000000"/>
+          <w:sz w:val="18"/>
+          <w:highlight w:val="lightGray"/>
+        </w:rPr>
+        <w:t>o</w:t>
+      </w:r>
+      <w:r>
+        <w:rPr>
+          <w:rFonts w:ascii="Arial" w:hAnsi="Arial" w:eastAsia="Arial" w:cs="Arial"/>
+          <w:b w:val="0"/>
+          <w:i w:val="0"/>
+          <w:color w:val="000000"/>
+          <w:sz w:val="18"/>
+          <w:highlight w:val="lightGray"/>
+        </w:rPr>
+        <w:t>t</w:t>
+      </w:r>
+      <w:r>
+        <w:rPr>
+          <w:rFonts w:ascii="Arial" w:hAnsi="Arial" w:eastAsia="Arial" w:cs="Arial"/>
+          <w:b w:val="0"/>
+          <w:i w:val="0"/>
+          <w:color w:val="000000"/>
+          <w:sz w:val="18"/>
+          <w:highlight w:val="lightGray"/>
+        </w:rPr>
+        <w:t>a</w:t>
+      </w:r>
+      <w:r>
+        <w:rPr>
+          <w:rFonts w:ascii="Arial" w:hAnsi="Arial" w:eastAsia="Arial" w:cs="Arial"/>
+          <w:b w:val="0"/>
+          <w:i w:val="0"/>
+          <w:color w:val="000000"/>
+          <w:sz w:val="18"/>
+          <w:highlight w:val="lightGray"/>
+        </w:rPr>
+        <w:t>s</w:t>
+      </w:r>
+      <w:r>
+        <w:rPr>
+          <w:rFonts w:ascii="Arial" w:hAnsi="Arial" w:eastAsia="Arial" w:cs="Arial"/>
+          <w:b w:val="0"/>
+          <w:i w:val="0"/>
+          <w:color w:val="000000"/>
+          <w:sz w:val="18"/>
+          <w:highlight w:val="lightGray"/>
+        </w:rPr>
+        <w:t>e</w:t>
+      </w:r>
+      <w:r>
+        <w:rPr>
+          <w:rFonts w:ascii="Arial" w:hAnsi="Arial" w:eastAsia="Arial" w:cs="Arial"/>
+          <w:b w:val="0"/>
+          <w:i w:val="0"/>
+          <w:color w:val="000000"/>
+          <w:sz w:val="18"/>
+          <w:highlight w:val="lightGray"/>
+        </w:rPr>
+        <w:t>m</w:t>
+      </w:r>
+      <w:r>
+        <w:rPr>
+          <w:rFonts w:ascii="Arial" w:hAnsi="Arial" w:eastAsia="Arial" w:cs="Arial"/>
+          <w:b w:val="0"/>
+          <w:i w:val="0"/>
+          <w:color w:val="000000"/>
+          <w:sz w:val="18"/>
+          <w:highlight w:val="lightGray"/>
+        </w:rPr>
+        <w:t xml:space="preserve"> </w:t>
+      </w:r>
+      <w:r>
+        <w:rPr>
+          <w:rFonts w:ascii="Arial" w:hAnsi="Arial" w:eastAsia="Arial" w:cs="Arial"/>
+          <w:b w:val="0"/>
+          <w:i w:val="0"/>
+          <w:color w:val="000000"/>
+          <w:sz w:val="18"/>
+          <w:highlight w:val="lightGray"/>
+        </w:rPr>
+        <w:t>E</w:t>
+      </w:r>
+      <w:r>
+        <w:rPr>
+          <w:rFonts w:ascii="Arial" w:hAnsi="Arial" w:eastAsia="Arial" w:cs="Arial"/>
+          <w:b w:val="0"/>
+          <w:i w:val="0"/>
+          <w:color w:val="000000"/>
+          <w:sz w:val="18"/>
+          <w:highlight w:val="lightGray"/>
+        </w:rPr>
+        <w:t>s</w:t>
+      </w:r>
+      <w:r>
+        <w:rPr>
+          <w:rFonts w:ascii="Arial" w:hAnsi="Arial" w:eastAsia="Arial" w:cs="Arial"/>
+          <w:b w:val="0"/>
+          <w:i w:val="0"/>
+          <w:color w:val="000000"/>
+          <w:sz w:val="18"/>
+          <w:highlight w:val="lightGray"/>
+        </w:rPr>
+        <w:t>s</w:t>
+      </w:r>
+      <w:r>
+        <w:rPr>
+          <w:rFonts w:ascii="Arial" w:hAnsi="Arial" w:eastAsia="Arial" w:cs="Arial"/>
+          <w:b w:val="0"/>
+          <w:i w:val="0"/>
+          <w:color w:val="000000"/>
+          <w:sz w:val="18"/>
+          <w:highlight w:val="lightGray"/>
+        </w:rPr>
+        <w:t>a</w:t>
+      </w:r>
+      <w:r>
+        <w:rPr>
+          <w:rFonts w:ascii="Arial" w:hAnsi="Arial" w:eastAsia="Arial" w:cs="Arial"/>
+          <w:b w:val="0"/>
+          <w:i w:val="0"/>
+          <w:color w:val="000000"/>
+          <w:sz w:val="18"/>
+          <w:highlight w:val="lightGray"/>
+        </w:rPr>
+        <w:t>m</w:t>
+      </w:r>
+      <w:r>
+        <w:rPr>
+          <w:rFonts w:ascii="Arial" w:hAnsi="Arial" w:eastAsia="Arial" w:cs="Arial"/>
+          <w:b w:val="0"/>
+          <w:i w:val="0"/>
+          <w:color w:val="000000"/>
+          <w:sz w:val="18"/>
+          <w:highlight w:val="lightGray"/>
+        </w:rPr>
+        <w:t>]</w:t>
+      </w:r>
+      <w:r>
+        <w:rPr>
+          <w:rFonts w:ascii="Arial" w:hAnsi="Arial" w:eastAsia="Arial" w:cs="Arial"/>
+          <w:b w:val="0"/>
+          <w:i w:val="0"/>
+          <w:color w:val="000000"/>
+          <w:sz w:val="18"/>
+          <w:highlight w:val="lightGray"/>
+        </w:rPr>
+        <w:t xml:space="preserve"> </w:t>
+      </w:r>
+      <w:r>
+        <w:rPr>
+          <w:rFonts w:ascii="Arial" w:hAnsi="Arial" w:eastAsia="Arial" w:cs="Arial"/>
+          <w:b w:val="0"/>
+          <w:i w:val="0"/>
+          <w:color w:val="000000"/>
+          <w:sz w:val="18"/>
+          <w:highlight w:val="lightGray"/>
+        </w:rPr>
+        <w:t>-</w:t>
+      </w:r>
+      <w:r>
+        <w:rPr>
+          <w:rFonts w:ascii="Arial" w:hAnsi="Arial" w:eastAsia="Arial" w:cs="Arial"/>
+          <w:b w:val="0"/>
+          <w:i w:val="0"/>
+          <w:color w:val="000000"/>
+          <w:sz w:val="18"/>
+          <w:highlight w:val="lightGray"/>
+        </w:rPr>
+        <w:t>&gt;</w:t>
+      </w:r>
+      <w:r>
+        <w:rPr>
+          <w:rFonts w:ascii="Arial" w:hAnsi="Arial" w:eastAsia="Arial" w:cs="Arial"/>
+          <w:b w:val="0"/>
+          <w:i w:val="0"/>
+          <w:color w:val="000000"/>
+          <w:sz w:val="18"/>
+          <w:highlight w:val="lightGray"/>
+        </w:rPr>
+        <w:t xml:space="preserve"> </w:t>
+      </w:r>
+      <w:r>
+        <w:rPr>
+          <w:rFonts w:ascii="Arial" w:hAnsi="Arial" w:eastAsia="Arial" w:cs="Arial"/>
+          <w:b/>
+          <w:i w:val="0"/>
+          <w:color w:val="000000"/>
+          <w:sz w:val="18"/>
+          <w:highlight w:val="lightGray"/>
+        </w:rPr>
+        <w:t>F</w:t>
+      </w:r>
+      <w:r>
+        <w:rPr>
+          <w:rFonts w:ascii="Arial" w:hAnsi="Arial" w:eastAsia="Arial" w:cs="Arial"/>
+          <w:b/>
+          <w:i w:val="0"/>
+          <w:color w:val="000000"/>
+          <w:sz w:val="18"/>
+          <w:highlight w:val="lightGray"/>
+        </w:rPr>
+        <w:t>r</w:t>
+      </w:r>
+      <w:r>
+        <w:rPr>
+          <w:rFonts w:ascii="Arial" w:hAnsi="Arial" w:eastAsia="Arial" w:cs="Arial"/>
+          <w:b/>
+          <w:i w:val="0"/>
+          <w:color w:val="000000"/>
+          <w:sz w:val="18"/>
+          <w:highlight w:val="lightGray"/>
+        </w:rPr>
+        <w:t>o</w:t>
+      </w:r>
+      <w:r>
+        <w:rPr>
+          <w:rFonts w:ascii="Arial" w:hAnsi="Arial" w:eastAsia="Arial" w:cs="Arial"/>
+          <w:b/>
+          <w:i w:val="0"/>
+          <w:color w:val="000000"/>
+          <w:sz w:val="18"/>
+          <w:highlight w:val="lightGray"/>
+        </w:rPr>
+        <w:t>m</w:t>
+      </w:r>
+      <w:r>
+        <w:rPr>
+          <w:rFonts w:ascii="Arial" w:hAnsi="Arial" w:eastAsia="Arial" w:cs="Arial"/>
+          <w:b/>
+          <w:i w:val="0"/>
+          <w:color w:val="000000"/>
+          <w:sz w:val="18"/>
+          <w:highlight w:val="lightGray"/>
+        </w:rPr>
+        <w:t>:</w:t>
+      </w:r>
+      <w:r>
+        <w:rPr>
+          <w:rFonts w:ascii="Arial" w:hAnsi="Arial" w:eastAsia="Arial" w:cs="Arial"/>
+          <w:b w:val="0"/>
+          <w:i w:val="0"/>
+          <w:color w:val="000000"/>
+          <w:sz w:val="18"/>
+          <w:highlight w:val="lightGray"/>
+        </w:rPr>
+        <w:t xml:space="preserve"> </w:t>
+      </w:r>
+      <w:r>
+        <w:rPr>
+          <w:rFonts w:ascii="Arial" w:hAnsi="Arial" w:eastAsia="Arial" w:cs="Arial"/>
+          <w:b w:val="0"/>
+          <w:i w:val="0"/>
+          <w:color w:val="000000"/>
+          <w:sz w:val="18"/>
+          <w:highlight w:val="lightGray"/>
+        </w:rPr>
+        <w:t>[</w:t>
+      </w:r>
+      <w:r>
+        <w:rPr>
+          <w:rFonts w:ascii="Arial" w:hAnsi="Arial" w:eastAsia="Arial" w:cs="Arial"/>
+          <w:b w:val="0"/>
+          <w:i w:val="0"/>
+          <w:color w:val="000000"/>
+          <w:sz w:val="18"/>
+          <w:highlight w:val="lightGray"/>
+        </w:rPr>
+        <w:t>C</w:t>
+      </w:r>
+      <w:r>
+        <w:rPr>
+          <w:rFonts w:ascii="Arial" w:hAnsi="Arial" w:eastAsia="Arial" w:cs="Arial"/>
+          <w:b w:val="0"/>
+          <w:i w:val="0"/>
+          <w:color w:val="000000"/>
+          <w:sz w:val="18"/>
+          <w:highlight w:val="lightGray"/>
+        </w:rPr>
+        <w:t>h</w:t>
+      </w:r>
+      <w:r>
+        <w:rPr>
+          <w:rFonts w:ascii="Arial" w:hAnsi="Arial" w:eastAsia="Arial" w:cs="Arial"/>
+          <w:b w:val="0"/>
+          <w:i w:val="0"/>
+          <w:color w:val="000000"/>
+          <w:sz w:val="18"/>
+          <w:highlight w:val="lightGray"/>
+        </w:rPr>
+        <w:t>a</w:t>
+      </w:r>
+      <w:r>
+        <w:rPr>
+          <w:rFonts w:ascii="Arial" w:hAnsi="Arial" w:eastAsia="Arial" w:cs="Arial"/>
+          <w:b w:val="0"/>
+          <w:i w:val="0"/>
+          <w:color w:val="000000"/>
+          <w:sz w:val="18"/>
+          <w:highlight w:val="lightGray"/>
+        </w:rPr>
+        <w:t>t</w:t>
+      </w:r>
+      <w:r>
+        <w:rPr>
+          <w:rFonts w:ascii="Arial" w:hAnsi="Arial" w:eastAsia="Arial" w:cs="Arial"/>
+          <w:b w:val="0"/>
+          <w:i w:val="0"/>
+          <w:color w:val="000000"/>
+          <w:sz w:val="18"/>
+          <w:highlight w:val="lightGray"/>
+        </w:rPr>
+        <w:t>G</w:t>
+      </w:r>
+      <w:r>
+        <w:rPr>
+          <w:rFonts w:ascii="Arial" w:hAnsi="Arial" w:eastAsia="Arial" w:cs="Arial"/>
+          <w:b w:val="0"/>
+          <w:i w:val="0"/>
+          <w:color w:val="000000"/>
+          <w:sz w:val="18"/>
+          <w:highlight w:val="lightGray"/>
+        </w:rPr>
+        <w:t>P</w:t>
+      </w:r>
+      <w:r>
+        <w:rPr>
+          <w:rFonts w:ascii="Arial" w:hAnsi="Arial" w:eastAsia="Arial" w:cs="Arial"/>
+          <w:b w:val="0"/>
+          <w:i w:val="0"/>
+          <w:color w:val="000000"/>
+          <w:sz w:val="18"/>
+          <w:highlight w:val="lightGray"/>
+        </w:rPr>
+        <w:t>T</w:t>
+      </w:r>
+      <w:r>
+        <w:rPr>
+          <w:rFonts w:ascii="Arial" w:hAnsi="Arial" w:eastAsia="Arial" w:cs="Arial"/>
+          <w:b w:val="0"/>
+          <w:i w:val="0"/>
+          <w:color w:val="000000"/>
+          <w:sz w:val="18"/>
+          <w:highlight w:val="lightGray"/>
+        </w:rPr>
+        <w:t>]</w:t>
+      </w:r>
+      <w:r>
+        <w:rPr>
+          <w:rFonts w:ascii="Arial" w:hAnsi="Arial" w:eastAsia="Arial" w:cs="Arial"/>
+          <w:b w:val="0"/>
+          <w:i w:val="0"/>
+          <w:color w:val="000000"/>
+          <w:sz w:val="18"/>
+          <w:highlight w:val="lightGray"/>
+        </w:rPr>
+        <w:t xml:space="preserve"> </w:t>
+      </w:r>
+      <w:r>
+        <w:rPr>
+          <w:rFonts w:ascii="Arial" w:hAnsi="Arial" w:eastAsia="Arial" w:cs="Arial"/>
+          <w:b/>
+          <w:i w:val="0"/>
+          <w:color w:val="000000"/>
+          <w:sz w:val="18"/>
+          <w:highlight w:val="lightGray"/>
+        </w:rPr>
+        <w:t>o</w:t>
+      </w:r>
+      <w:r>
+        <w:rPr>
+          <w:rFonts w:ascii="Arial" w:hAnsi="Arial" w:eastAsia="Arial" w:cs="Arial"/>
+          <w:b/>
+          <w:i w:val="0"/>
+          <w:color w:val="000000"/>
+          <w:sz w:val="18"/>
+          <w:highlight w:val="lightGray"/>
+        </w:rPr>
+        <w:t>n</w:t>
+      </w:r>
+      <w:r>
+        <w:rPr>
+          <w:rFonts w:ascii="Arial" w:hAnsi="Arial" w:eastAsia="Arial" w:cs="Arial"/>
+          <w:b/>
+          <w:i w:val="0"/>
+          <w:color w:val="000000"/>
+          <w:sz w:val="18"/>
+          <w:highlight w:val="lightGray"/>
+        </w:rPr>
+        <w:t xml:space="preserve"> </w:t>
+      </w:r>
+      <w:r>
+        <w:rPr>
+          <w:rFonts w:ascii="Arial" w:hAnsi="Arial" w:eastAsia="Arial" w:cs="Arial"/>
+          <w:b w:val="0"/>
+          <w:i w:val="0"/>
+          <w:color w:val="000000"/>
+          <w:sz w:val="18"/>
+          <w:highlight w:val="lightGray"/>
+        </w:rPr>
+        <w:t>[</w:t>
+      </w:r>
+      <w:r>
+        <w:rPr>
+          <w:rFonts w:ascii="Arial" w:hAnsi="Arial" w:eastAsia="Arial" w:cs="Arial"/>
+          <w:b w:val="0"/>
+          <w:i w:val="0"/>
+          <w:color w:val="000000"/>
+          <w:sz w:val="18"/>
+          <w:highlight w:val="lightGray"/>
+        </w:rPr>
+        <w:t>8</w:t>
+      </w:r>
+      <w:r>
+        <w:rPr>
+          <w:rFonts w:ascii="Arial" w:hAnsi="Arial" w:eastAsia="Arial" w:cs="Arial"/>
+          <w:b w:val="0"/>
+          <w:i w:val="0"/>
+          <w:color w:val="000000"/>
+          <w:sz w:val="18"/>
+          <w:highlight w:val="lightGray"/>
+        </w:rPr>
+        <w:t>/</w:t>
+      </w:r>
+      <w:r>
+        <w:rPr>
+          <w:rFonts w:ascii="Arial" w:hAnsi="Arial" w:eastAsia="Arial" w:cs="Arial"/>
+          <w:b w:val="0"/>
+          <w:i w:val="0"/>
+          <w:color w:val="000000"/>
+          <w:sz w:val="18"/>
+          <w:highlight w:val="lightGray"/>
+        </w:rPr>
+        <w:t>7</w:t>
+      </w:r>
+      <w:r>
+        <w:rPr>
+          <w:rFonts w:ascii="Arial" w:hAnsi="Arial" w:eastAsia="Arial" w:cs="Arial"/>
+          <w:b w:val="0"/>
+          <w:i w:val="0"/>
+          <w:color w:val="000000"/>
+          <w:sz w:val="18"/>
+          <w:highlight w:val="lightGray"/>
+        </w:rPr>
+        <w:t>/</w:t>
+      </w:r>
+      <w:r>
+        <w:rPr>
+          <w:rFonts w:ascii="Arial" w:hAnsi="Arial" w:eastAsia="Arial" w:cs="Arial"/>
+          <w:b w:val="0"/>
+          <w:i w:val="0"/>
+          <w:color w:val="000000"/>
+          <w:sz w:val="18"/>
+          <w:highlight w:val="lightGray"/>
+        </w:rPr>
+        <w:t>2</w:t>
+      </w:r>
+      <w:r>
+        <w:rPr>
+          <w:rFonts w:ascii="Arial" w:hAnsi="Arial" w:eastAsia="Arial" w:cs="Arial"/>
+          <w:b w:val="0"/>
+          <w:i w:val="0"/>
+          <w:color w:val="000000"/>
+          <w:sz w:val="18"/>
+          <w:highlight w:val="lightGray"/>
+        </w:rPr>
+        <w:t>0</w:t>
+      </w:r>
+      <w:r>
+        <w:rPr>
+          <w:rFonts w:ascii="Arial" w:hAnsi="Arial" w:eastAsia="Arial" w:cs="Arial"/>
+          <w:b w:val="0"/>
+          <w:i w:val="0"/>
+          <w:color w:val="000000"/>
+          <w:sz w:val="18"/>
+          <w:highlight w:val="lightGray"/>
+        </w:rPr>
+        <w:t>2</w:t>
+      </w:r>
+      <w:r>
+        <w:rPr>
+          <w:rFonts w:ascii="Arial" w:hAnsi="Arial" w:eastAsia="Arial" w:cs="Arial"/>
+          <w:b w:val="0"/>
+          <w:i w:val="0"/>
+          <w:color w:val="000000"/>
+          <w:sz w:val="18"/>
+          <w:highlight w:val="lightGray"/>
+        </w:rPr>
+        <w:t>5</w:t>
+      </w:r>
+      <w:r>
+        <w:rPr>
+          <w:rFonts w:ascii="Arial" w:hAnsi="Arial" w:eastAsia="Arial" w:cs="Arial"/>
+          <w:b w:val="0"/>
+          <w:i w:val="0"/>
+          <w:color w:val="000000"/>
+          <w:sz w:val="18"/>
+          <w:highlight w:val="lightGray"/>
+        </w:rPr>
+        <w:t>]</w:t>
       </w:r>
     </w:p>
     <w:p>
@@ -205,78 +1670,1543 @@
       </w:pPr>
       <w:r>
         <w:rPr>
-          <w:rFonts w:ascii="Arial" w:eastAsia="Arial" w:hAnsi="Arial" w:cs="Arial"/>
-          <w:b/>
-          <w:color w:val="000000"/>
-          <w:sz w:val="18"/>
-          <w:highlight w:val="lightGray"/>
-        </w:rPr>
-        <w:t># Source: AI Source: Provided by: [Data Path</w:t>
-      </w:r>
-      <w:r>
-        <w:rPr>
-          <w:rFonts w:ascii="Arial" w:eastAsia="Arial" w:hAnsi="Arial" w:cs="Arial"/>
-          <w:color w:val="000000"/>
-          <w:sz w:val="18"/>
-          <w:highlight w:val="lightGray"/>
-        </w:rPr>
-        <w:t xml:space="preserve">: Persons Table -&gt; ID Column: 1, Name_En Column: Motasem Essam] -&gt; </w:t>
-      </w:r>
-      <w:r>
-        <w:rPr>
-          <w:rFonts w:ascii="Arial" w:eastAsia="Arial" w:hAnsi="Arial" w:cs="Arial"/>
-          <w:b/>
-          <w:color w:val="000000"/>
-          <w:sz w:val="18"/>
-          <w:highlight w:val="lightGray"/>
-        </w:rPr>
-        <w:t>From:</w:t>
-      </w:r>
-      <w:r>
-        <w:rPr>
-          <w:rFonts w:ascii="Arial" w:eastAsia="Arial" w:hAnsi="Arial" w:cs="Arial"/>
-          <w:color w:val="000000"/>
-          <w:sz w:val="18"/>
-          <w:highlight w:val="lightGray"/>
-        </w:rPr>
-        <w:t xml:space="preserve"> [Chatgpt (GPT</w:t>
-      </w:r>
-      <w:r>
-        <w:rPr>
-          <w:rFonts w:ascii="Arial" w:eastAsia="Arial" w:hAnsi="Arial" w:cs="Cambria Math"/>
-          <w:color w:val="000000"/>
-          <w:sz w:val="18"/>
-          <w:highlight w:val="lightGray"/>
-        </w:rPr>
-        <w:t>‑</w:t>
-      </w:r>
-      <w:r>
-        <w:rPr>
-          <w:rFonts w:ascii="Arial" w:eastAsia="Arial" w:hAnsi="Arial" w:cs="Arial"/>
-          <w:color w:val="000000"/>
-          <w:sz w:val="18"/>
-          <w:highlight w:val="lightGray"/>
-        </w:rPr>
-        <w:t xml:space="preserve">5 Mini)] </w:t>
-      </w:r>
-      <w:r>
-        <w:rPr>
-          <w:rFonts w:ascii="Arial" w:eastAsia="Arial" w:hAnsi="Arial" w:cs="Arial"/>
-          <w:b/>
-          <w:color w:val="000000"/>
-          <w:sz w:val="18"/>
-          <w:highlight w:val="lightGray"/>
-        </w:rPr>
-        <w:t>on</w:t>
-      </w:r>
-      <w:r>
-        <w:rPr>
-          <w:rFonts w:ascii="Arial" w:eastAsia="Arial" w:hAnsi="Arial"/>
-          <w:b/>
-          <w:sz w:val="18"/>
-          <w:highlight w:val="lightGray"/>
-        </w:rPr>
-        <w:t xml:space="preserve"> [8/7/2025]</w:t>
+          <w:rFonts w:ascii="Arial" w:hAnsi="Arial" w:eastAsia="Arial" w:cs="Arial"/>
+          <w:b/>
+          <w:i w:val="0"/>
+          <w:color w:val="000000"/>
+          <w:sz w:val="18"/>
+          <w:highlight w:val="lightGray"/>
+        </w:rPr>
+        <w:t>#</w:t>
+      </w:r>
+      <w:r>
+        <w:rPr>
+          <w:rFonts w:ascii="Arial" w:hAnsi="Arial" w:eastAsia="Arial" w:cs="Arial"/>
+          <w:b/>
+          <w:i w:val="0"/>
+          <w:color w:val="000000"/>
+          <w:sz w:val="18"/>
+          <w:highlight w:val="lightGray"/>
+        </w:rPr>
+        <w:t xml:space="preserve"> </w:t>
+      </w:r>
+      <w:r>
+        <w:rPr>
+          <w:rFonts w:ascii="Arial" w:hAnsi="Arial" w:eastAsia="Arial" w:cs="Arial"/>
+          <w:b/>
+          <w:i w:val="0"/>
+          <w:color w:val="000000"/>
+          <w:sz w:val="18"/>
+          <w:highlight w:val="lightGray"/>
+        </w:rPr>
+        <w:t>S</w:t>
+      </w:r>
+      <w:r>
+        <w:rPr>
+          <w:rFonts w:ascii="Arial" w:hAnsi="Arial" w:eastAsia="Arial" w:cs="Arial"/>
+          <w:b/>
+          <w:i w:val="0"/>
+          <w:color w:val="000000"/>
+          <w:sz w:val="18"/>
+          <w:highlight w:val="lightGray"/>
+        </w:rPr>
+        <w:t>o</w:t>
+      </w:r>
+      <w:r>
+        <w:rPr>
+          <w:rFonts w:ascii="Arial" w:hAnsi="Arial" w:eastAsia="Arial" w:cs="Arial"/>
+          <w:b/>
+          <w:i w:val="0"/>
+          <w:color w:val="000000"/>
+          <w:sz w:val="18"/>
+          <w:highlight w:val="lightGray"/>
+        </w:rPr>
+        <w:t>u</w:t>
+      </w:r>
+      <w:r>
+        <w:rPr>
+          <w:rFonts w:ascii="Arial" w:hAnsi="Arial" w:eastAsia="Arial" w:cs="Arial"/>
+          <w:b/>
+          <w:i w:val="0"/>
+          <w:color w:val="000000"/>
+          <w:sz w:val="18"/>
+          <w:highlight w:val="lightGray"/>
+        </w:rPr>
+        <w:t>r</w:t>
+      </w:r>
+      <w:r>
+        <w:rPr>
+          <w:rFonts w:ascii="Arial" w:hAnsi="Arial" w:eastAsia="Arial" w:cs="Arial"/>
+          <w:b/>
+          <w:i w:val="0"/>
+          <w:color w:val="000000"/>
+          <w:sz w:val="18"/>
+          <w:highlight w:val="lightGray"/>
+        </w:rPr>
+        <w:t>c</w:t>
+      </w:r>
+      <w:r>
+        <w:rPr>
+          <w:rFonts w:ascii="Arial" w:hAnsi="Arial" w:eastAsia="Arial" w:cs="Arial"/>
+          <w:b/>
+          <w:i w:val="0"/>
+          <w:color w:val="000000"/>
+          <w:sz w:val="18"/>
+          <w:highlight w:val="lightGray"/>
+        </w:rPr>
+        <w:t>e</w:t>
+      </w:r>
+      <w:r>
+        <w:rPr>
+          <w:rFonts w:ascii="Arial" w:hAnsi="Arial" w:eastAsia="Arial" w:cs="Arial"/>
+          <w:b/>
+          <w:i w:val="0"/>
+          <w:color w:val="000000"/>
+          <w:sz w:val="18"/>
+          <w:highlight w:val="lightGray"/>
+        </w:rPr>
+        <w:t>:</w:t>
+      </w:r>
+      <w:r>
+        <w:rPr>
+          <w:rFonts w:ascii="Arial" w:hAnsi="Arial" w:eastAsia="Arial" w:cs="Arial"/>
+          <w:b/>
+          <w:i w:val="0"/>
+          <w:color w:val="000000"/>
+          <w:sz w:val="18"/>
+          <w:highlight w:val="lightGray"/>
+        </w:rPr>
+        <w:t xml:space="preserve"> </w:t>
+      </w:r>
+      <w:r>
+        <w:rPr>
+          <w:rFonts w:ascii="Arial" w:hAnsi="Arial" w:eastAsia="Arial" w:cs="Arial"/>
+          <w:b/>
+          <w:i w:val="0"/>
+          <w:color w:val="000000"/>
+          <w:sz w:val="18"/>
+          <w:highlight w:val="lightGray"/>
+        </w:rPr>
+        <w:t>A</w:t>
+      </w:r>
+      <w:r>
+        <w:rPr>
+          <w:rFonts w:ascii="Arial" w:hAnsi="Arial" w:eastAsia="Arial" w:cs="Arial"/>
+          <w:b/>
+          <w:i w:val="0"/>
+          <w:color w:val="000000"/>
+          <w:sz w:val="18"/>
+          <w:highlight w:val="lightGray"/>
+        </w:rPr>
+        <w:t>I</w:t>
+      </w:r>
+      <w:r>
+        <w:rPr>
+          <w:rFonts w:ascii="Arial" w:hAnsi="Arial" w:eastAsia="Arial" w:cs="Arial"/>
+          <w:b/>
+          <w:i w:val="0"/>
+          <w:color w:val="000000"/>
+          <w:sz w:val="18"/>
+          <w:highlight w:val="lightGray"/>
+        </w:rPr>
+        <w:t xml:space="preserve"> </w:t>
+      </w:r>
+      <w:r>
+        <w:rPr>
+          <w:rFonts w:ascii="Arial" w:hAnsi="Arial" w:eastAsia="Arial" w:cs="Arial"/>
+          <w:b/>
+          <w:i w:val="0"/>
+          <w:color w:val="000000"/>
+          <w:sz w:val="18"/>
+          <w:highlight w:val="lightGray"/>
+        </w:rPr>
+        <w:t>S</w:t>
+      </w:r>
+      <w:r>
+        <w:rPr>
+          <w:rFonts w:ascii="Arial" w:hAnsi="Arial" w:eastAsia="Arial" w:cs="Arial"/>
+          <w:b/>
+          <w:i w:val="0"/>
+          <w:color w:val="000000"/>
+          <w:sz w:val="18"/>
+          <w:highlight w:val="lightGray"/>
+        </w:rPr>
+        <w:t>o</w:t>
+      </w:r>
+      <w:r>
+        <w:rPr>
+          <w:rFonts w:ascii="Arial" w:hAnsi="Arial" w:eastAsia="Arial" w:cs="Arial"/>
+          <w:b/>
+          <w:i w:val="0"/>
+          <w:color w:val="000000"/>
+          <w:sz w:val="18"/>
+          <w:highlight w:val="lightGray"/>
+        </w:rPr>
+        <w:t>u</w:t>
+      </w:r>
+      <w:r>
+        <w:rPr>
+          <w:rFonts w:ascii="Arial" w:hAnsi="Arial" w:eastAsia="Arial" w:cs="Arial"/>
+          <w:b/>
+          <w:i w:val="0"/>
+          <w:color w:val="000000"/>
+          <w:sz w:val="18"/>
+          <w:highlight w:val="lightGray"/>
+        </w:rPr>
+        <w:t>r</w:t>
+      </w:r>
+      <w:r>
+        <w:rPr>
+          <w:rFonts w:ascii="Arial" w:hAnsi="Arial" w:eastAsia="Arial" w:cs="Arial"/>
+          <w:b/>
+          <w:i w:val="0"/>
+          <w:color w:val="000000"/>
+          <w:sz w:val="18"/>
+          <w:highlight w:val="lightGray"/>
+        </w:rPr>
+        <w:t>c</w:t>
+      </w:r>
+      <w:r>
+        <w:rPr>
+          <w:rFonts w:ascii="Arial" w:hAnsi="Arial" w:eastAsia="Arial" w:cs="Arial"/>
+          <w:b/>
+          <w:i w:val="0"/>
+          <w:color w:val="000000"/>
+          <w:sz w:val="18"/>
+          <w:highlight w:val="lightGray"/>
+        </w:rPr>
+        <w:t>e</w:t>
+      </w:r>
+      <w:r>
+        <w:rPr>
+          <w:rFonts w:ascii="Arial" w:hAnsi="Arial" w:eastAsia="Arial" w:cs="Arial"/>
+          <w:b/>
+          <w:i w:val="0"/>
+          <w:color w:val="000000"/>
+          <w:sz w:val="18"/>
+          <w:highlight w:val="lightGray"/>
+        </w:rPr>
+        <w:t>:</w:t>
+      </w:r>
+      <w:r>
+        <w:rPr>
+          <w:rFonts w:ascii="Arial" w:hAnsi="Arial" w:eastAsia="Arial" w:cs="Arial"/>
+          <w:b/>
+          <w:i w:val="0"/>
+          <w:color w:val="000000"/>
+          <w:sz w:val="18"/>
+          <w:highlight w:val="lightGray"/>
+        </w:rPr>
+        <w:t xml:space="preserve"> </w:t>
+      </w:r>
+      <w:r>
+        <w:rPr>
+          <w:rFonts w:ascii="Arial" w:hAnsi="Arial" w:eastAsia="Arial" w:cs="Arial"/>
+          <w:b/>
+          <w:i w:val="0"/>
+          <w:color w:val="000000"/>
+          <w:sz w:val="18"/>
+          <w:highlight w:val="lightGray"/>
+        </w:rPr>
+        <w:t>P</w:t>
+      </w:r>
+      <w:r>
+        <w:rPr>
+          <w:rFonts w:ascii="Arial" w:hAnsi="Arial" w:eastAsia="Arial" w:cs="Arial"/>
+          <w:b/>
+          <w:i w:val="0"/>
+          <w:color w:val="000000"/>
+          <w:sz w:val="18"/>
+          <w:highlight w:val="lightGray"/>
+        </w:rPr>
+        <w:t>r</w:t>
+      </w:r>
+      <w:r>
+        <w:rPr>
+          <w:rFonts w:ascii="Arial" w:hAnsi="Arial" w:eastAsia="Arial" w:cs="Arial"/>
+          <w:b/>
+          <w:i w:val="0"/>
+          <w:color w:val="000000"/>
+          <w:sz w:val="18"/>
+          <w:highlight w:val="lightGray"/>
+        </w:rPr>
+        <w:t>o</w:t>
+      </w:r>
+      <w:r>
+        <w:rPr>
+          <w:rFonts w:ascii="Arial" w:hAnsi="Arial" w:eastAsia="Arial" w:cs="Arial"/>
+          <w:b/>
+          <w:i w:val="0"/>
+          <w:color w:val="000000"/>
+          <w:sz w:val="18"/>
+          <w:highlight w:val="lightGray"/>
+        </w:rPr>
+        <w:t>v</w:t>
+      </w:r>
+      <w:r>
+        <w:rPr>
+          <w:rFonts w:ascii="Arial" w:hAnsi="Arial" w:eastAsia="Arial" w:cs="Arial"/>
+          <w:b/>
+          <w:i w:val="0"/>
+          <w:color w:val="000000"/>
+          <w:sz w:val="18"/>
+          <w:highlight w:val="lightGray"/>
+        </w:rPr>
+        <w:t>i</w:t>
+      </w:r>
+      <w:r>
+        <w:rPr>
+          <w:rFonts w:ascii="Arial" w:hAnsi="Arial" w:eastAsia="Arial" w:cs="Arial"/>
+          <w:b/>
+          <w:i w:val="0"/>
+          <w:color w:val="000000"/>
+          <w:sz w:val="18"/>
+          <w:highlight w:val="lightGray"/>
+        </w:rPr>
+        <w:t>d</w:t>
+      </w:r>
+      <w:r>
+        <w:rPr>
+          <w:rFonts w:ascii="Arial" w:hAnsi="Arial" w:eastAsia="Arial" w:cs="Arial"/>
+          <w:b/>
+          <w:i w:val="0"/>
+          <w:color w:val="000000"/>
+          <w:sz w:val="18"/>
+          <w:highlight w:val="lightGray"/>
+        </w:rPr>
+        <w:t>e</w:t>
+      </w:r>
+      <w:r>
+        <w:rPr>
+          <w:rFonts w:ascii="Arial" w:hAnsi="Arial" w:eastAsia="Arial" w:cs="Arial"/>
+          <w:b/>
+          <w:i w:val="0"/>
+          <w:color w:val="000000"/>
+          <w:sz w:val="18"/>
+          <w:highlight w:val="lightGray"/>
+        </w:rPr>
+        <w:t>d</w:t>
+      </w:r>
+      <w:r>
+        <w:rPr>
+          <w:rFonts w:ascii="Arial" w:hAnsi="Arial" w:eastAsia="Arial" w:cs="Arial"/>
+          <w:b/>
+          <w:i w:val="0"/>
+          <w:color w:val="000000"/>
+          <w:sz w:val="18"/>
+          <w:highlight w:val="lightGray"/>
+        </w:rPr>
+        <w:t xml:space="preserve"> </w:t>
+      </w:r>
+      <w:r>
+        <w:rPr>
+          <w:rFonts w:ascii="Arial" w:hAnsi="Arial" w:eastAsia="Arial" w:cs="Arial"/>
+          <w:b/>
+          <w:i w:val="0"/>
+          <w:color w:val="000000"/>
+          <w:sz w:val="18"/>
+          <w:highlight w:val="lightGray"/>
+        </w:rPr>
+        <w:t>b</w:t>
+      </w:r>
+      <w:r>
+        <w:rPr>
+          <w:rFonts w:ascii="Arial" w:hAnsi="Arial" w:eastAsia="Arial" w:cs="Arial"/>
+          <w:b/>
+          <w:i w:val="0"/>
+          <w:color w:val="000000"/>
+          <w:sz w:val="18"/>
+          <w:highlight w:val="lightGray"/>
+        </w:rPr>
+        <w:t>y</w:t>
+      </w:r>
+      <w:r>
+        <w:rPr>
+          <w:rFonts w:ascii="Arial" w:hAnsi="Arial" w:eastAsia="Arial" w:cs="Arial"/>
+          <w:b/>
+          <w:i w:val="0"/>
+          <w:color w:val="000000"/>
+          <w:sz w:val="18"/>
+          <w:highlight w:val="lightGray"/>
+        </w:rPr>
+        <w:t>:</w:t>
+      </w:r>
+      <w:r>
+        <w:rPr>
+          <w:rFonts w:ascii="Arial" w:hAnsi="Arial" w:eastAsia="Arial" w:cs="Arial"/>
+          <w:b/>
+          <w:i w:val="0"/>
+          <w:color w:val="000000"/>
+          <w:sz w:val="18"/>
+          <w:highlight w:val="lightGray"/>
+        </w:rPr>
+        <w:t xml:space="preserve"> </w:t>
+      </w:r>
+      <w:r>
+        <w:rPr>
+          <w:rFonts w:ascii="Arial" w:hAnsi="Arial" w:eastAsia="Arial" w:cs="Arial"/>
+          <w:b/>
+          <w:i w:val="0"/>
+          <w:color w:val="000000"/>
+          <w:sz w:val="18"/>
+          <w:highlight w:val="lightGray"/>
+        </w:rPr>
+        <w:t>[</w:t>
+      </w:r>
+      <w:r>
+        <w:rPr>
+          <w:rFonts w:ascii="Arial" w:hAnsi="Arial" w:eastAsia="Arial" w:cs="Arial"/>
+          <w:b/>
+          <w:i w:val="0"/>
+          <w:color w:val="000000"/>
+          <w:sz w:val="18"/>
+          <w:highlight w:val="lightGray"/>
+        </w:rPr>
+        <w:t>D</w:t>
+      </w:r>
+      <w:r>
+        <w:rPr>
+          <w:rFonts w:ascii="Arial" w:hAnsi="Arial" w:eastAsia="Arial" w:cs="Arial"/>
+          <w:b/>
+          <w:i w:val="0"/>
+          <w:color w:val="000000"/>
+          <w:sz w:val="18"/>
+          <w:highlight w:val="lightGray"/>
+        </w:rPr>
+        <w:t>a</w:t>
+      </w:r>
+      <w:r>
+        <w:rPr>
+          <w:rFonts w:ascii="Arial" w:hAnsi="Arial" w:eastAsia="Arial" w:cs="Arial"/>
+          <w:b/>
+          <w:i w:val="0"/>
+          <w:color w:val="000000"/>
+          <w:sz w:val="18"/>
+          <w:highlight w:val="lightGray"/>
+        </w:rPr>
+        <w:t>t</w:t>
+      </w:r>
+      <w:r>
+        <w:rPr>
+          <w:rFonts w:ascii="Arial" w:hAnsi="Arial" w:eastAsia="Arial" w:cs="Arial"/>
+          <w:b/>
+          <w:i w:val="0"/>
+          <w:color w:val="000000"/>
+          <w:sz w:val="18"/>
+          <w:highlight w:val="lightGray"/>
+        </w:rPr>
+        <w:t>a</w:t>
+      </w:r>
+      <w:r>
+        <w:rPr>
+          <w:rFonts w:ascii="Arial" w:hAnsi="Arial" w:eastAsia="Arial" w:cs="Arial"/>
+          <w:b/>
+          <w:i w:val="0"/>
+          <w:color w:val="000000"/>
+          <w:sz w:val="18"/>
+          <w:highlight w:val="lightGray"/>
+        </w:rPr>
+        <w:t xml:space="preserve"> </w:t>
+      </w:r>
+      <w:r>
+        <w:rPr>
+          <w:rFonts w:ascii="Arial" w:hAnsi="Arial" w:eastAsia="Arial" w:cs="Arial"/>
+          <w:b/>
+          <w:i w:val="0"/>
+          <w:color w:val="000000"/>
+          <w:sz w:val="18"/>
+          <w:highlight w:val="lightGray"/>
+        </w:rPr>
+        <w:t>P</w:t>
+      </w:r>
+      <w:r>
+        <w:rPr>
+          <w:rFonts w:ascii="Arial" w:hAnsi="Arial" w:eastAsia="Arial" w:cs="Arial"/>
+          <w:b/>
+          <w:i w:val="0"/>
+          <w:color w:val="000000"/>
+          <w:sz w:val="18"/>
+          <w:highlight w:val="lightGray"/>
+        </w:rPr>
+        <w:t>a</w:t>
+      </w:r>
+      <w:r>
+        <w:rPr>
+          <w:rFonts w:ascii="Arial" w:hAnsi="Arial" w:eastAsia="Arial" w:cs="Arial"/>
+          <w:b/>
+          <w:i w:val="0"/>
+          <w:color w:val="000000"/>
+          <w:sz w:val="18"/>
+          <w:highlight w:val="lightGray"/>
+        </w:rPr>
+        <w:t>t</w:t>
+      </w:r>
+      <w:r>
+        <w:rPr>
+          <w:rFonts w:ascii="Arial" w:hAnsi="Arial" w:eastAsia="Arial" w:cs="Arial"/>
+          <w:b/>
+          <w:i w:val="0"/>
+          <w:color w:val="000000"/>
+          <w:sz w:val="18"/>
+          <w:highlight w:val="lightGray"/>
+        </w:rPr>
+        <w:t>h</w:t>
+      </w:r>
+      <w:r>
+        <w:rPr>
+          <w:rFonts w:ascii="Arial" w:hAnsi="Arial" w:eastAsia="Arial" w:cs="Arial"/>
+          <w:b w:val="0"/>
+          <w:i w:val="0"/>
+          <w:color w:val="000000"/>
+          <w:sz w:val="18"/>
+          <w:highlight w:val="lightGray"/>
+        </w:rPr>
+        <w:t>:</w:t>
+      </w:r>
+      <w:r>
+        <w:rPr>
+          <w:rFonts w:ascii="Arial" w:hAnsi="Arial" w:eastAsia="Arial" w:cs="Arial"/>
+          <w:b w:val="0"/>
+          <w:i w:val="0"/>
+          <w:color w:val="000000"/>
+          <w:sz w:val="18"/>
+          <w:highlight w:val="lightGray"/>
+        </w:rPr>
+        <w:t xml:space="preserve"> </w:t>
+      </w:r>
+      <w:r>
+        <w:rPr>
+          <w:rFonts w:ascii="Arial" w:hAnsi="Arial" w:eastAsia="Arial" w:cs="Arial"/>
+          <w:b w:val="0"/>
+          <w:i w:val="0"/>
+          <w:color w:val="000000"/>
+          <w:sz w:val="18"/>
+          <w:highlight w:val="lightGray"/>
+        </w:rPr>
+        <w:t>P</w:t>
+      </w:r>
+      <w:r>
+        <w:rPr>
+          <w:rFonts w:ascii="Arial" w:hAnsi="Arial" w:eastAsia="Arial" w:cs="Arial"/>
+          <w:b w:val="0"/>
+          <w:i w:val="0"/>
+          <w:color w:val="000000"/>
+          <w:sz w:val="18"/>
+          <w:highlight w:val="lightGray"/>
+        </w:rPr>
+        <w:t>e</w:t>
+      </w:r>
+      <w:r>
+        <w:rPr>
+          <w:rFonts w:ascii="Arial" w:hAnsi="Arial" w:eastAsia="Arial" w:cs="Arial"/>
+          <w:b w:val="0"/>
+          <w:i w:val="0"/>
+          <w:color w:val="000000"/>
+          <w:sz w:val="18"/>
+          <w:highlight w:val="lightGray"/>
+        </w:rPr>
+        <w:t>r</w:t>
+      </w:r>
+      <w:r>
+        <w:rPr>
+          <w:rFonts w:ascii="Arial" w:hAnsi="Arial" w:eastAsia="Arial" w:cs="Arial"/>
+          <w:b w:val="0"/>
+          <w:i w:val="0"/>
+          <w:color w:val="000000"/>
+          <w:sz w:val="18"/>
+          <w:highlight w:val="lightGray"/>
+        </w:rPr>
+        <w:t>s</w:t>
+      </w:r>
+      <w:r>
+        <w:rPr>
+          <w:rFonts w:ascii="Arial" w:hAnsi="Arial" w:eastAsia="Arial" w:cs="Arial"/>
+          <w:b w:val="0"/>
+          <w:i w:val="0"/>
+          <w:color w:val="000000"/>
+          <w:sz w:val="18"/>
+          <w:highlight w:val="lightGray"/>
+        </w:rPr>
+        <w:t>o</w:t>
+      </w:r>
+      <w:r>
+        <w:rPr>
+          <w:rFonts w:ascii="Arial" w:hAnsi="Arial" w:eastAsia="Arial" w:cs="Arial"/>
+          <w:b w:val="0"/>
+          <w:i w:val="0"/>
+          <w:color w:val="000000"/>
+          <w:sz w:val="18"/>
+          <w:highlight w:val="lightGray"/>
+        </w:rPr>
+        <w:t>n</w:t>
+      </w:r>
+      <w:r>
+        <w:rPr>
+          <w:rFonts w:ascii="Arial" w:hAnsi="Arial" w:eastAsia="Arial" w:cs="Arial"/>
+          <w:b w:val="0"/>
+          <w:i w:val="0"/>
+          <w:color w:val="000000"/>
+          <w:sz w:val="18"/>
+          <w:highlight w:val="lightGray"/>
+        </w:rPr>
+        <w:t>s</w:t>
+      </w:r>
+      <w:r>
+        <w:rPr>
+          <w:rFonts w:ascii="Arial" w:hAnsi="Arial" w:eastAsia="Arial" w:cs="Arial"/>
+          <w:b w:val="0"/>
+          <w:i w:val="0"/>
+          <w:color w:val="000000"/>
+          <w:sz w:val="18"/>
+          <w:highlight w:val="lightGray"/>
+        </w:rPr>
+        <w:t xml:space="preserve"> </w:t>
+      </w:r>
+      <w:r>
+        <w:rPr>
+          <w:rFonts w:ascii="Arial" w:hAnsi="Arial" w:eastAsia="Arial" w:cs="Arial"/>
+          <w:b w:val="0"/>
+          <w:i w:val="0"/>
+          <w:color w:val="000000"/>
+          <w:sz w:val="18"/>
+          <w:highlight w:val="lightGray"/>
+        </w:rPr>
+        <w:t>T</w:t>
+      </w:r>
+      <w:r>
+        <w:rPr>
+          <w:rFonts w:ascii="Arial" w:hAnsi="Arial" w:eastAsia="Arial" w:cs="Arial"/>
+          <w:b w:val="0"/>
+          <w:i w:val="0"/>
+          <w:color w:val="000000"/>
+          <w:sz w:val="18"/>
+          <w:highlight w:val="lightGray"/>
+        </w:rPr>
+        <w:t>a</w:t>
+      </w:r>
+      <w:r>
+        <w:rPr>
+          <w:rFonts w:ascii="Arial" w:hAnsi="Arial" w:eastAsia="Arial" w:cs="Arial"/>
+          <w:b w:val="0"/>
+          <w:i w:val="0"/>
+          <w:color w:val="000000"/>
+          <w:sz w:val="18"/>
+          <w:highlight w:val="lightGray"/>
+        </w:rPr>
+        <w:t>b</w:t>
+      </w:r>
+      <w:r>
+        <w:rPr>
+          <w:rFonts w:ascii="Arial" w:hAnsi="Arial" w:eastAsia="Arial" w:cs="Arial"/>
+          <w:b w:val="0"/>
+          <w:i w:val="0"/>
+          <w:color w:val="000000"/>
+          <w:sz w:val="18"/>
+          <w:highlight w:val="lightGray"/>
+        </w:rPr>
+        <w:t>l</w:t>
+      </w:r>
+      <w:r>
+        <w:rPr>
+          <w:rFonts w:ascii="Arial" w:hAnsi="Arial" w:eastAsia="Arial" w:cs="Arial"/>
+          <w:b w:val="0"/>
+          <w:i w:val="0"/>
+          <w:color w:val="000000"/>
+          <w:sz w:val="18"/>
+          <w:highlight w:val="lightGray"/>
+        </w:rPr>
+        <w:t>e</w:t>
+      </w:r>
+      <w:r>
+        <w:rPr>
+          <w:rFonts w:ascii="Arial" w:hAnsi="Arial" w:eastAsia="Arial" w:cs="Arial"/>
+          <w:b w:val="0"/>
+          <w:i w:val="0"/>
+          <w:color w:val="000000"/>
+          <w:sz w:val="18"/>
+          <w:highlight w:val="lightGray"/>
+        </w:rPr>
+        <w:t xml:space="preserve"> </w:t>
+      </w:r>
+      <w:r>
+        <w:rPr>
+          <w:rFonts w:ascii="Arial" w:hAnsi="Arial" w:eastAsia="Arial" w:cs="Arial"/>
+          <w:b w:val="0"/>
+          <w:i w:val="0"/>
+          <w:color w:val="000000"/>
+          <w:sz w:val="18"/>
+          <w:highlight w:val="lightGray"/>
+        </w:rPr>
+        <w:t>-</w:t>
+      </w:r>
+      <w:r>
+        <w:rPr>
+          <w:rFonts w:ascii="Arial" w:hAnsi="Arial" w:eastAsia="Arial" w:cs="Arial"/>
+          <w:b w:val="0"/>
+          <w:i w:val="0"/>
+          <w:color w:val="000000"/>
+          <w:sz w:val="18"/>
+          <w:highlight w:val="lightGray"/>
+        </w:rPr>
+        <w:t>&gt;</w:t>
+      </w:r>
+      <w:r>
+        <w:rPr>
+          <w:rFonts w:ascii="Arial" w:hAnsi="Arial" w:eastAsia="Arial" w:cs="Arial"/>
+          <w:b w:val="0"/>
+          <w:i w:val="0"/>
+          <w:color w:val="000000"/>
+          <w:sz w:val="18"/>
+          <w:highlight w:val="lightGray"/>
+        </w:rPr>
+        <w:t xml:space="preserve"> </w:t>
+      </w:r>
+      <w:r>
+        <w:rPr>
+          <w:rFonts w:ascii="Arial" w:hAnsi="Arial" w:eastAsia="Arial" w:cs="Arial"/>
+          <w:b w:val="0"/>
+          <w:i w:val="0"/>
+          <w:color w:val="000000"/>
+          <w:sz w:val="18"/>
+          <w:highlight w:val="lightGray"/>
+        </w:rPr>
+        <w:t>I</w:t>
+      </w:r>
+      <w:r>
+        <w:rPr>
+          <w:rFonts w:ascii="Arial" w:hAnsi="Arial" w:eastAsia="Arial" w:cs="Arial"/>
+          <w:b w:val="0"/>
+          <w:i w:val="0"/>
+          <w:color w:val="000000"/>
+          <w:sz w:val="18"/>
+          <w:highlight w:val="lightGray"/>
+        </w:rPr>
+        <w:t>D</w:t>
+      </w:r>
+      <w:r>
+        <w:rPr>
+          <w:rFonts w:ascii="Arial" w:hAnsi="Arial" w:eastAsia="Arial" w:cs="Arial"/>
+          <w:b w:val="0"/>
+          <w:i w:val="0"/>
+          <w:color w:val="000000"/>
+          <w:sz w:val="18"/>
+          <w:highlight w:val="lightGray"/>
+        </w:rPr>
+        <w:t xml:space="preserve"> </w:t>
+      </w:r>
+      <w:r>
+        <w:rPr>
+          <w:rFonts w:ascii="Arial" w:hAnsi="Arial" w:eastAsia="Arial" w:cs="Arial"/>
+          <w:b w:val="0"/>
+          <w:i w:val="0"/>
+          <w:color w:val="000000"/>
+          <w:sz w:val="18"/>
+          <w:highlight w:val="lightGray"/>
+        </w:rPr>
+        <w:t>C</w:t>
+      </w:r>
+      <w:r>
+        <w:rPr>
+          <w:rFonts w:ascii="Arial" w:hAnsi="Arial" w:eastAsia="Arial" w:cs="Arial"/>
+          <w:b w:val="0"/>
+          <w:i w:val="0"/>
+          <w:color w:val="000000"/>
+          <w:sz w:val="18"/>
+          <w:highlight w:val="lightGray"/>
+        </w:rPr>
+        <w:t>o</w:t>
+      </w:r>
+      <w:r>
+        <w:rPr>
+          <w:rFonts w:ascii="Arial" w:hAnsi="Arial" w:eastAsia="Arial" w:cs="Arial"/>
+          <w:b w:val="0"/>
+          <w:i w:val="0"/>
+          <w:color w:val="000000"/>
+          <w:sz w:val="18"/>
+          <w:highlight w:val="lightGray"/>
+        </w:rPr>
+        <w:t>l</w:t>
+      </w:r>
+      <w:r>
+        <w:rPr>
+          <w:rFonts w:ascii="Arial" w:hAnsi="Arial" w:eastAsia="Arial" w:cs="Arial"/>
+          <w:b w:val="0"/>
+          <w:i w:val="0"/>
+          <w:color w:val="000000"/>
+          <w:sz w:val="18"/>
+          <w:highlight w:val="lightGray"/>
+        </w:rPr>
+        <w:t>u</w:t>
+      </w:r>
+      <w:r>
+        <w:rPr>
+          <w:rFonts w:ascii="Arial" w:hAnsi="Arial" w:eastAsia="Arial" w:cs="Arial"/>
+          <w:b w:val="0"/>
+          <w:i w:val="0"/>
+          <w:color w:val="000000"/>
+          <w:sz w:val="18"/>
+          <w:highlight w:val="lightGray"/>
+        </w:rPr>
+        <w:t>m</w:t>
+      </w:r>
+      <w:r>
+        <w:rPr>
+          <w:rFonts w:ascii="Arial" w:hAnsi="Arial" w:eastAsia="Arial" w:cs="Arial"/>
+          <w:b w:val="0"/>
+          <w:i w:val="0"/>
+          <w:color w:val="000000"/>
+          <w:sz w:val="18"/>
+          <w:highlight w:val="lightGray"/>
+        </w:rPr>
+        <w:t>n</w:t>
+      </w:r>
+      <w:r>
+        <w:rPr>
+          <w:rFonts w:ascii="Arial" w:hAnsi="Arial" w:eastAsia="Arial" w:cs="Arial"/>
+          <w:b w:val="0"/>
+          <w:i w:val="0"/>
+          <w:color w:val="000000"/>
+          <w:sz w:val="18"/>
+          <w:highlight w:val="lightGray"/>
+        </w:rPr>
+        <w:t>:</w:t>
+      </w:r>
+      <w:r>
+        <w:rPr>
+          <w:rFonts w:ascii="Arial" w:hAnsi="Arial" w:eastAsia="Arial" w:cs="Arial"/>
+          <w:b w:val="0"/>
+          <w:i w:val="0"/>
+          <w:color w:val="000000"/>
+          <w:sz w:val="18"/>
+          <w:highlight w:val="lightGray"/>
+        </w:rPr>
+        <w:t xml:space="preserve"> </w:t>
+      </w:r>
+      <w:r>
+        <w:rPr>
+          <w:rFonts w:ascii="Arial" w:hAnsi="Arial" w:eastAsia="Arial" w:cs="Arial"/>
+          <w:b w:val="0"/>
+          <w:i w:val="0"/>
+          <w:color w:val="000000"/>
+          <w:sz w:val="18"/>
+          <w:highlight w:val="lightGray"/>
+        </w:rPr>
+        <w:t>1</w:t>
+      </w:r>
+      <w:r>
+        <w:rPr>
+          <w:rFonts w:ascii="Arial" w:hAnsi="Arial" w:eastAsia="Arial" w:cs="Arial"/>
+          <w:b w:val="0"/>
+          <w:i w:val="0"/>
+          <w:color w:val="000000"/>
+          <w:sz w:val="18"/>
+          <w:highlight w:val="lightGray"/>
+        </w:rPr>
+        <w:t>,</w:t>
+      </w:r>
+      <w:r>
+        <w:rPr>
+          <w:rFonts w:ascii="Arial" w:hAnsi="Arial" w:eastAsia="Arial" w:cs="Arial"/>
+          <w:b w:val="0"/>
+          <w:i w:val="0"/>
+          <w:color w:val="000000"/>
+          <w:sz w:val="18"/>
+          <w:highlight w:val="lightGray"/>
+        </w:rPr>
+        <w:t xml:space="preserve"> </w:t>
+      </w:r>
+      <w:r>
+        <w:rPr>
+          <w:rFonts w:ascii="Arial" w:hAnsi="Arial" w:eastAsia="Arial" w:cs="Arial"/>
+          <w:b w:val="0"/>
+          <w:i w:val="0"/>
+          <w:color w:val="000000"/>
+          <w:sz w:val="18"/>
+          <w:highlight w:val="lightGray"/>
+        </w:rPr>
+        <w:t>N</w:t>
+      </w:r>
+      <w:r>
+        <w:rPr>
+          <w:rFonts w:ascii="Arial" w:hAnsi="Arial" w:eastAsia="Arial" w:cs="Arial"/>
+          <w:b w:val="0"/>
+          <w:i w:val="0"/>
+          <w:color w:val="000000"/>
+          <w:sz w:val="18"/>
+          <w:highlight w:val="lightGray"/>
+        </w:rPr>
+        <w:t>a</w:t>
+      </w:r>
+      <w:r>
+        <w:rPr>
+          <w:rFonts w:ascii="Arial" w:hAnsi="Arial" w:eastAsia="Arial" w:cs="Arial"/>
+          <w:b w:val="0"/>
+          <w:i w:val="0"/>
+          <w:color w:val="000000"/>
+          <w:sz w:val="18"/>
+          <w:highlight w:val="lightGray"/>
+        </w:rPr>
+        <w:t>m</w:t>
+      </w:r>
+      <w:r>
+        <w:rPr>
+          <w:rFonts w:ascii="Arial" w:hAnsi="Arial" w:eastAsia="Arial" w:cs="Arial"/>
+          <w:b w:val="0"/>
+          <w:i w:val="0"/>
+          <w:color w:val="000000"/>
+          <w:sz w:val="18"/>
+          <w:highlight w:val="lightGray"/>
+        </w:rPr>
+        <w:t>e</w:t>
+      </w:r>
+      <w:r>
+        <w:rPr>
+          <w:rFonts w:ascii="Arial" w:hAnsi="Arial" w:eastAsia="Arial" w:cs="Arial"/>
+          <w:b w:val="0"/>
+          <w:i w:val="0"/>
+          <w:color w:val="000000"/>
+          <w:sz w:val="18"/>
+          <w:highlight w:val="lightGray"/>
+        </w:rPr>
+        <w:t>_</w:t>
+      </w:r>
+      <w:r>
+        <w:rPr>
+          <w:rFonts w:ascii="Arial" w:hAnsi="Arial" w:eastAsia="Arial" w:cs="Arial"/>
+          <w:b w:val="0"/>
+          <w:i w:val="0"/>
+          <w:color w:val="000000"/>
+          <w:sz w:val="18"/>
+          <w:highlight w:val="lightGray"/>
+        </w:rPr>
+        <w:t>E</w:t>
+      </w:r>
+      <w:r>
+        <w:rPr>
+          <w:rFonts w:ascii="Arial" w:hAnsi="Arial" w:eastAsia="Arial" w:cs="Arial"/>
+          <w:b w:val="0"/>
+          <w:i w:val="0"/>
+          <w:color w:val="000000"/>
+          <w:sz w:val="18"/>
+          <w:highlight w:val="lightGray"/>
+        </w:rPr>
+        <w:t>n</w:t>
+      </w:r>
+      <w:r>
+        <w:rPr>
+          <w:rFonts w:ascii="Arial" w:hAnsi="Arial" w:eastAsia="Arial" w:cs="Arial"/>
+          <w:b w:val="0"/>
+          <w:i w:val="0"/>
+          <w:color w:val="000000"/>
+          <w:sz w:val="18"/>
+          <w:highlight w:val="lightGray"/>
+        </w:rPr>
+        <w:t xml:space="preserve"> </w:t>
+      </w:r>
+      <w:r>
+        <w:rPr>
+          <w:rFonts w:ascii="Arial" w:hAnsi="Arial" w:eastAsia="Arial" w:cs="Arial"/>
+          <w:b w:val="0"/>
+          <w:i w:val="0"/>
+          <w:color w:val="000000"/>
+          <w:sz w:val="18"/>
+          <w:highlight w:val="lightGray"/>
+        </w:rPr>
+        <w:t>C</w:t>
+      </w:r>
+      <w:r>
+        <w:rPr>
+          <w:rFonts w:ascii="Arial" w:hAnsi="Arial" w:eastAsia="Arial" w:cs="Arial"/>
+          <w:b w:val="0"/>
+          <w:i w:val="0"/>
+          <w:color w:val="000000"/>
+          <w:sz w:val="18"/>
+          <w:highlight w:val="lightGray"/>
+        </w:rPr>
+        <w:t>o</w:t>
+      </w:r>
+      <w:r>
+        <w:rPr>
+          <w:rFonts w:ascii="Arial" w:hAnsi="Arial" w:eastAsia="Arial" w:cs="Arial"/>
+          <w:b w:val="0"/>
+          <w:i w:val="0"/>
+          <w:color w:val="000000"/>
+          <w:sz w:val="18"/>
+          <w:highlight w:val="lightGray"/>
+        </w:rPr>
+        <w:t>l</w:t>
+      </w:r>
+      <w:r>
+        <w:rPr>
+          <w:rFonts w:ascii="Arial" w:hAnsi="Arial" w:eastAsia="Arial" w:cs="Arial"/>
+          <w:b w:val="0"/>
+          <w:i w:val="0"/>
+          <w:color w:val="000000"/>
+          <w:sz w:val="18"/>
+          <w:highlight w:val="lightGray"/>
+        </w:rPr>
+        <w:t>u</w:t>
+      </w:r>
+      <w:r>
+        <w:rPr>
+          <w:rFonts w:ascii="Arial" w:hAnsi="Arial" w:eastAsia="Arial" w:cs="Arial"/>
+          <w:b w:val="0"/>
+          <w:i w:val="0"/>
+          <w:color w:val="000000"/>
+          <w:sz w:val="18"/>
+          <w:highlight w:val="lightGray"/>
+        </w:rPr>
+        <w:t>m</w:t>
+      </w:r>
+      <w:r>
+        <w:rPr>
+          <w:rFonts w:ascii="Arial" w:hAnsi="Arial" w:eastAsia="Arial" w:cs="Arial"/>
+          <w:b w:val="0"/>
+          <w:i w:val="0"/>
+          <w:color w:val="000000"/>
+          <w:sz w:val="18"/>
+          <w:highlight w:val="lightGray"/>
+        </w:rPr>
+        <w:t>n</w:t>
+      </w:r>
+      <w:r>
+        <w:rPr>
+          <w:rFonts w:ascii="Arial" w:hAnsi="Arial" w:eastAsia="Arial" w:cs="Arial"/>
+          <w:b w:val="0"/>
+          <w:i w:val="0"/>
+          <w:color w:val="000000"/>
+          <w:sz w:val="18"/>
+          <w:highlight w:val="lightGray"/>
+        </w:rPr>
+        <w:t>:</w:t>
+      </w:r>
+      <w:r>
+        <w:rPr>
+          <w:rFonts w:ascii="Arial" w:hAnsi="Arial" w:eastAsia="Arial" w:cs="Arial"/>
+          <w:b w:val="0"/>
+          <w:i w:val="0"/>
+          <w:color w:val="000000"/>
+          <w:sz w:val="18"/>
+          <w:highlight w:val="lightGray"/>
+        </w:rPr>
+        <w:t xml:space="preserve"> </w:t>
+      </w:r>
+      <w:r>
+        <w:rPr>
+          <w:rFonts w:ascii="Arial" w:hAnsi="Arial" w:eastAsia="Arial" w:cs="Arial"/>
+          <w:b w:val="0"/>
+          <w:i w:val="0"/>
+          <w:color w:val="000000"/>
+          <w:sz w:val="18"/>
+          <w:highlight w:val="lightGray"/>
+        </w:rPr>
+        <w:t>M</w:t>
+      </w:r>
+      <w:r>
+        <w:rPr>
+          <w:rFonts w:ascii="Arial" w:hAnsi="Arial" w:eastAsia="Arial" w:cs="Arial"/>
+          <w:b w:val="0"/>
+          <w:i w:val="0"/>
+          <w:color w:val="000000"/>
+          <w:sz w:val="18"/>
+          <w:highlight w:val="lightGray"/>
+        </w:rPr>
+        <w:t>o</w:t>
+      </w:r>
+      <w:r>
+        <w:rPr>
+          <w:rFonts w:ascii="Arial" w:hAnsi="Arial" w:eastAsia="Arial" w:cs="Arial"/>
+          <w:b w:val="0"/>
+          <w:i w:val="0"/>
+          <w:color w:val="000000"/>
+          <w:sz w:val="18"/>
+          <w:highlight w:val="lightGray"/>
+        </w:rPr>
+        <w:t>t</w:t>
+      </w:r>
+      <w:r>
+        <w:rPr>
+          <w:rFonts w:ascii="Arial" w:hAnsi="Arial" w:eastAsia="Arial" w:cs="Arial"/>
+          <w:b w:val="0"/>
+          <w:i w:val="0"/>
+          <w:color w:val="000000"/>
+          <w:sz w:val="18"/>
+          <w:highlight w:val="lightGray"/>
+        </w:rPr>
+        <w:t>a</w:t>
+      </w:r>
+      <w:r>
+        <w:rPr>
+          <w:rFonts w:ascii="Arial" w:hAnsi="Arial" w:eastAsia="Arial" w:cs="Arial"/>
+          <w:b w:val="0"/>
+          <w:i w:val="0"/>
+          <w:color w:val="000000"/>
+          <w:sz w:val="18"/>
+          <w:highlight w:val="lightGray"/>
+        </w:rPr>
+        <w:t>s</w:t>
+      </w:r>
+      <w:r>
+        <w:rPr>
+          <w:rFonts w:ascii="Arial" w:hAnsi="Arial" w:eastAsia="Arial" w:cs="Arial"/>
+          <w:b w:val="0"/>
+          <w:i w:val="0"/>
+          <w:color w:val="000000"/>
+          <w:sz w:val="18"/>
+          <w:highlight w:val="lightGray"/>
+        </w:rPr>
+        <w:t>e</w:t>
+      </w:r>
+      <w:r>
+        <w:rPr>
+          <w:rFonts w:ascii="Arial" w:hAnsi="Arial" w:eastAsia="Arial" w:cs="Arial"/>
+          <w:b w:val="0"/>
+          <w:i w:val="0"/>
+          <w:color w:val="000000"/>
+          <w:sz w:val="18"/>
+          <w:highlight w:val="lightGray"/>
+        </w:rPr>
+        <w:t>m</w:t>
+      </w:r>
+      <w:r>
+        <w:rPr>
+          <w:rFonts w:ascii="Arial" w:hAnsi="Arial" w:eastAsia="Arial" w:cs="Arial"/>
+          <w:b w:val="0"/>
+          <w:i w:val="0"/>
+          <w:color w:val="000000"/>
+          <w:sz w:val="18"/>
+          <w:highlight w:val="lightGray"/>
+        </w:rPr>
+        <w:t xml:space="preserve"> </w:t>
+      </w:r>
+      <w:r>
+        <w:rPr>
+          <w:rFonts w:ascii="Arial" w:hAnsi="Arial" w:eastAsia="Arial" w:cs="Arial"/>
+          <w:b w:val="0"/>
+          <w:i w:val="0"/>
+          <w:color w:val="000000"/>
+          <w:sz w:val="18"/>
+          <w:highlight w:val="lightGray"/>
+        </w:rPr>
+        <w:t>E</w:t>
+      </w:r>
+      <w:r>
+        <w:rPr>
+          <w:rFonts w:ascii="Arial" w:hAnsi="Arial" w:eastAsia="Arial" w:cs="Arial"/>
+          <w:b w:val="0"/>
+          <w:i w:val="0"/>
+          <w:color w:val="000000"/>
+          <w:sz w:val="18"/>
+          <w:highlight w:val="lightGray"/>
+        </w:rPr>
+        <w:t>s</w:t>
+      </w:r>
+      <w:r>
+        <w:rPr>
+          <w:rFonts w:ascii="Arial" w:hAnsi="Arial" w:eastAsia="Arial" w:cs="Arial"/>
+          <w:b w:val="0"/>
+          <w:i w:val="0"/>
+          <w:color w:val="000000"/>
+          <w:sz w:val="18"/>
+          <w:highlight w:val="lightGray"/>
+        </w:rPr>
+        <w:t>s</w:t>
+      </w:r>
+      <w:r>
+        <w:rPr>
+          <w:rFonts w:ascii="Arial" w:hAnsi="Arial" w:eastAsia="Arial" w:cs="Arial"/>
+          <w:b w:val="0"/>
+          <w:i w:val="0"/>
+          <w:color w:val="000000"/>
+          <w:sz w:val="18"/>
+          <w:highlight w:val="lightGray"/>
+        </w:rPr>
+        <w:t>a</w:t>
+      </w:r>
+      <w:r>
+        <w:rPr>
+          <w:rFonts w:ascii="Arial" w:hAnsi="Arial" w:eastAsia="Arial" w:cs="Arial"/>
+          <w:b w:val="0"/>
+          <w:i w:val="0"/>
+          <w:color w:val="000000"/>
+          <w:sz w:val="18"/>
+          <w:highlight w:val="lightGray"/>
+        </w:rPr>
+        <w:t>m</w:t>
+      </w:r>
+      <w:r>
+        <w:rPr>
+          <w:rFonts w:ascii="Arial" w:hAnsi="Arial" w:eastAsia="Arial" w:cs="Arial"/>
+          <w:b w:val="0"/>
+          <w:i w:val="0"/>
+          <w:color w:val="000000"/>
+          <w:sz w:val="18"/>
+          <w:highlight w:val="lightGray"/>
+        </w:rPr>
+        <w:t>]</w:t>
+      </w:r>
+      <w:r>
+        <w:rPr>
+          <w:rFonts w:ascii="Arial" w:hAnsi="Arial" w:eastAsia="Arial" w:cs="Arial"/>
+          <w:b w:val="0"/>
+          <w:i w:val="0"/>
+          <w:color w:val="000000"/>
+          <w:sz w:val="18"/>
+          <w:highlight w:val="lightGray"/>
+        </w:rPr>
+        <w:t xml:space="preserve"> </w:t>
+      </w:r>
+      <w:r>
+        <w:rPr>
+          <w:rFonts w:ascii="Arial" w:hAnsi="Arial" w:eastAsia="Arial" w:cs="Arial"/>
+          <w:b w:val="0"/>
+          <w:i w:val="0"/>
+          <w:color w:val="000000"/>
+          <w:sz w:val="18"/>
+          <w:highlight w:val="lightGray"/>
+        </w:rPr>
+        <w:t>-</w:t>
+      </w:r>
+      <w:r>
+        <w:rPr>
+          <w:rFonts w:ascii="Arial" w:hAnsi="Arial" w:eastAsia="Arial" w:cs="Arial"/>
+          <w:b w:val="0"/>
+          <w:i w:val="0"/>
+          <w:color w:val="000000"/>
+          <w:sz w:val="18"/>
+          <w:highlight w:val="lightGray"/>
+        </w:rPr>
+        <w:t>&gt;</w:t>
+      </w:r>
+      <w:r>
+        <w:rPr>
+          <w:rFonts w:ascii="Arial" w:hAnsi="Arial" w:eastAsia="Arial" w:cs="Arial"/>
+          <w:b w:val="0"/>
+          <w:i w:val="0"/>
+          <w:color w:val="000000"/>
+          <w:sz w:val="18"/>
+          <w:highlight w:val="lightGray"/>
+        </w:rPr>
+        <w:t xml:space="preserve"> </w:t>
+      </w:r>
+      <w:r>
+        <w:rPr>
+          <w:rFonts w:ascii="Arial" w:hAnsi="Arial" w:eastAsia="Arial" w:cs="Arial"/>
+          <w:b/>
+          <w:i w:val="0"/>
+          <w:color w:val="000000"/>
+          <w:sz w:val="18"/>
+          <w:highlight w:val="lightGray"/>
+        </w:rPr>
+        <w:t>F</w:t>
+      </w:r>
+      <w:r>
+        <w:rPr>
+          <w:rFonts w:ascii="Arial" w:hAnsi="Arial" w:eastAsia="Arial" w:cs="Arial"/>
+          <w:b/>
+          <w:i w:val="0"/>
+          <w:color w:val="000000"/>
+          <w:sz w:val="18"/>
+          <w:highlight w:val="lightGray"/>
+        </w:rPr>
+        <w:t>r</w:t>
+      </w:r>
+      <w:r>
+        <w:rPr>
+          <w:rFonts w:ascii="Arial" w:hAnsi="Arial" w:eastAsia="Arial" w:cs="Arial"/>
+          <w:b/>
+          <w:i w:val="0"/>
+          <w:color w:val="000000"/>
+          <w:sz w:val="18"/>
+          <w:highlight w:val="lightGray"/>
+        </w:rPr>
+        <w:t>o</w:t>
+      </w:r>
+      <w:r>
+        <w:rPr>
+          <w:rFonts w:ascii="Arial" w:hAnsi="Arial" w:eastAsia="Arial" w:cs="Arial"/>
+          <w:b/>
+          <w:i w:val="0"/>
+          <w:color w:val="000000"/>
+          <w:sz w:val="18"/>
+          <w:highlight w:val="lightGray"/>
+        </w:rPr>
+        <w:t>m</w:t>
+      </w:r>
+      <w:r>
+        <w:rPr>
+          <w:rFonts w:ascii="Arial" w:hAnsi="Arial" w:eastAsia="Arial" w:cs="Arial"/>
+          <w:b/>
+          <w:i w:val="0"/>
+          <w:color w:val="000000"/>
+          <w:sz w:val="18"/>
+          <w:highlight w:val="lightGray"/>
+        </w:rPr>
+        <w:t>:</w:t>
+      </w:r>
+      <w:r>
+        <w:rPr>
+          <w:rFonts w:ascii="Arial" w:hAnsi="Arial" w:eastAsia="Arial" w:cs="Arial"/>
+          <w:b w:val="0"/>
+          <w:i w:val="0"/>
+          <w:color w:val="000000"/>
+          <w:sz w:val="18"/>
+          <w:highlight w:val="lightGray"/>
+        </w:rPr>
+        <w:t xml:space="preserve"> </w:t>
+      </w:r>
+      <w:r>
+        <w:rPr>
+          <w:rFonts w:ascii="Arial" w:hAnsi="Arial" w:eastAsia="Arial" w:cs="Arial"/>
+          <w:b w:val="0"/>
+          <w:i w:val="0"/>
+          <w:color w:val="000000"/>
+          <w:sz w:val="18"/>
+          <w:highlight w:val="lightGray"/>
+        </w:rPr>
+        <w:t>[</w:t>
+      </w:r>
+      <w:r>
+        <w:rPr>
+          <w:rFonts w:ascii="Arial" w:hAnsi="Arial" w:eastAsia="Arial" w:cs="Arial"/>
+          <w:b w:val="0"/>
+          <w:i w:val="0"/>
+          <w:color w:val="000000"/>
+          <w:sz w:val="18"/>
+          <w:highlight w:val="lightGray"/>
+        </w:rPr>
+        <w:t>C</w:t>
+      </w:r>
+      <w:r>
+        <w:rPr>
+          <w:rFonts w:ascii="Arial" w:hAnsi="Arial" w:eastAsia="Arial" w:cs="Arial"/>
+          <w:b w:val="0"/>
+          <w:i w:val="0"/>
+          <w:color w:val="000000"/>
+          <w:sz w:val="18"/>
+          <w:highlight w:val="lightGray"/>
+        </w:rPr>
+        <w:t>h</w:t>
+      </w:r>
+      <w:r>
+        <w:rPr>
+          <w:rFonts w:ascii="Arial" w:hAnsi="Arial" w:eastAsia="Arial" w:cs="Arial"/>
+          <w:b w:val="0"/>
+          <w:i w:val="0"/>
+          <w:color w:val="000000"/>
+          <w:sz w:val="18"/>
+          <w:highlight w:val="lightGray"/>
+        </w:rPr>
+        <w:t>a</w:t>
+      </w:r>
+      <w:r>
+        <w:rPr>
+          <w:rFonts w:ascii="Arial" w:hAnsi="Arial" w:eastAsia="Arial" w:cs="Arial"/>
+          <w:b w:val="0"/>
+          <w:i w:val="0"/>
+          <w:color w:val="000000"/>
+          <w:sz w:val="18"/>
+          <w:highlight w:val="lightGray"/>
+        </w:rPr>
+        <w:t>t</w:t>
+      </w:r>
+      <w:r>
+        <w:rPr>
+          <w:rFonts w:ascii="Arial" w:hAnsi="Arial" w:eastAsia="Arial" w:cs="Arial"/>
+          <w:b w:val="0"/>
+          <w:i w:val="0"/>
+          <w:color w:val="000000"/>
+          <w:sz w:val="18"/>
+          <w:highlight w:val="lightGray"/>
+        </w:rPr>
+        <w:t>G</w:t>
+      </w:r>
+      <w:r>
+        <w:rPr>
+          <w:rFonts w:ascii="Arial" w:hAnsi="Arial" w:eastAsia="Arial" w:cs="Arial"/>
+          <w:b w:val="0"/>
+          <w:i w:val="0"/>
+          <w:color w:val="000000"/>
+          <w:sz w:val="18"/>
+          <w:highlight w:val="lightGray"/>
+        </w:rPr>
+        <w:t>P</w:t>
+      </w:r>
+      <w:r>
+        <w:rPr>
+          <w:rFonts w:ascii="Arial" w:hAnsi="Arial" w:eastAsia="Arial" w:cs="Arial"/>
+          <w:b w:val="0"/>
+          <w:i w:val="0"/>
+          <w:color w:val="000000"/>
+          <w:sz w:val="18"/>
+          <w:highlight w:val="lightGray"/>
+        </w:rPr>
+        <w:t>T</w:t>
+      </w:r>
+      <w:r>
+        <w:rPr>
+          <w:rFonts w:ascii="Arial" w:hAnsi="Arial" w:eastAsia="Arial" w:cs="Arial"/>
+          <w:b w:val="0"/>
+          <w:i w:val="0"/>
+          <w:color w:val="000000"/>
+          <w:sz w:val="18"/>
+          <w:highlight w:val="lightGray"/>
+        </w:rPr>
+        <w:t>]</w:t>
+      </w:r>
+      <w:r>
+        <w:rPr>
+          <w:rFonts w:ascii="Arial" w:hAnsi="Arial" w:eastAsia="Arial" w:cs="Arial"/>
+          <w:b w:val="0"/>
+          <w:i w:val="0"/>
+          <w:color w:val="000000"/>
+          <w:sz w:val="18"/>
+          <w:highlight w:val="lightGray"/>
+        </w:rPr>
+        <w:t xml:space="preserve"> </w:t>
+      </w:r>
+      <w:r>
+        <w:rPr>
+          <w:rFonts w:ascii="Arial" w:hAnsi="Arial" w:eastAsia="Arial" w:cs="Arial"/>
+          <w:b/>
+          <w:i w:val="0"/>
+          <w:color w:val="000000"/>
+          <w:sz w:val="18"/>
+          <w:highlight w:val="lightGray"/>
+        </w:rPr>
+        <w:t>o</w:t>
+      </w:r>
+      <w:r>
+        <w:rPr>
+          <w:rFonts w:ascii="Arial" w:hAnsi="Arial" w:eastAsia="Arial" w:cs="Arial"/>
+          <w:b/>
+          <w:i w:val="0"/>
+          <w:color w:val="000000"/>
+          <w:sz w:val="18"/>
+          <w:highlight w:val="lightGray"/>
+        </w:rPr>
+        <w:t>n</w:t>
+      </w:r>
+      <w:r>
+        <w:rPr>
+          <w:rFonts w:ascii="Arial" w:hAnsi="Arial" w:eastAsia="Arial" w:cs="Arial"/>
+          <w:b/>
+          <w:i w:val="0"/>
+          <w:color w:val="000000"/>
+          <w:sz w:val="18"/>
+          <w:highlight w:val="lightGray"/>
+        </w:rPr>
+        <w:t xml:space="preserve"> </w:t>
+      </w:r>
+      <w:r>
+        <w:rPr>
+          <w:rFonts w:ascii="Arial" w:hAnsi="Arial" w:eastAsia="Arial" w:cs="Arial"/>
+          <w:b w:val="0"/>
+          <w:i w:val="0"/>
+          <w:color w:val="000000"/>
+          <w:sz w:val="18"/>
+          <w:highlight w:val="lightGray"/>
+        </w:rPr>
+        <w:t>[</w:t>
+      </w:r>
+      <w:r>
+        <w:rPr>
+          <w:rFonts w:ascii="Arial" w:hAnsi="Arial" w:eastAsia="Arial" w:cs="Arial"/>
+          <w:b w:val="0"/>
+          <w:i w:val="0"/>
+          <w:color w:val="000000"/>
+          <w:sz w:val="18"/>
+          <w:highlight w:val="lightGray"/>
+        </w:rPr>
+        <w:t>8</w:t>
+      </w:r>
+      <w:r>
+        <w:rPr>
+          <w:rFonts w:ascii="Arial" w:hAnsi="Arial" w:eastAsia="Arial" w:cs="Arial"/>
+          <w:b w:val="0"/>
+          <w:i w:val="0"/>
+          <w:color w:val="000000"/>
+          <w:sz w:val="18"/>
+          <w:highlight w:val="lightGray"/>
+        </w:rPr>
+        <w:t>/</w:t>
+      </w:r>
+      <w:r>
+        <w:rPr>
+          <w:rFonts w:ascii="Arial" w:hAnsi="Arial" w:eastAsia="Arial" w:cs="Arial"/>
+          <w:b w:val="0"/>
+          <w:i w:val="0"/>
+          <w:color w:val="000000"/>
+          <w:sz w:val="18"/>
+          <w:highlight w:val="lightGray"/>
+        </w:rPr>
+        <w:t>7</w:t>
+      </w:r>
+      <w:r>
+        <w:rPr>
+          <w:rFonts w:ascii="Arial" w:hAnsi="Arial" w:eastAsia="Arial" w:cs="Arial"/>
+          <w:b w:val="0"/>
+          <w:i w:val="0"/>
+          <w:color w:val="000000"/>
+          <w:sz w:val="18"/>
+          <w:highlight w:val="lightGray"/>
+        </w:rPr>
+        <w:t>/</w:t>
+      </w:r>
+      <w:r>
+        <w:rPr>
+          <w:rFonts w:ascii="Arial" w:hAnsi="Arial" w:eastAsia="Arial" w:cs="Arial"/>
+          <w:b w:val="0"/>
+          <w:i w:val="0"/>
+          <w:color w:val="000000"/>
+          <w:sz w:val="18"/>
+          <w:highlight w:val="lightGray"/>
+        </w:rPr>
+        <w:t>2</w:t>
+      </w:r>
+      <w:r>
+        <w:rPr>
+          <w:rFonts w:ascii="Arial" w:hAnsi="Arial" w:eastAsia="Arial" w:cs="Arial"/>
+          <w:b w:val="0"/>
+          <w:i w:val="0"/>
+          <w:color w:val="000000"/>
+          <w:sz w:val="18"/>
+          <w:highlight w:val="lightGray"/>
+        </w:rPr>
+        <w:t>0</w:t>
+      </w:r>
+      <w:r>
+        <w:rPr>
+          <w:rFonts w:ascii="Arial" w:hAnsi="Arial" w:eastAsia="Arial" w:cs="Arial"/>
+          <w:b w:val="0"/>
+          <w:i w:val="0"/>
+          <w:color w:val="000000"/>
+          <w:sz w:val="18"/>
+          <w:highlight w:val="lightGray"/>
+        </w:rPr>
+        <w:t>2</w:t>
+      </w:r>
+      <w:r>
+        <w:rPr>
+          <w:rFonts w:ascii="Arial" w:hAnsi="Arial" w:eastAsia="Arial" w:cs="Arial"/>
+          <w:b w:val="0"/>
+          <w:i w:val="0"/>
+          <w:color w:val="000000"/>
+          <w:sz w:val="18"/>
+          <w:highlight w:val="lightGray"/>
+        </w:rPr>
+        <w:t>5</w:t>
+      </w:r>
+      <w:r>
+        <w:rPr>
+          <w:rFonts w:ascii="Arial" w:hAnsi="Arial" w:eastAsia="Arial" w:cs="Arial"/>
+          <w:b w:val="0"/>
+          <w:i w:val="0"/>
+          <w:color w:val="000000"/>
+          <w:sz w:val="18"/>
+          <w:highlight w:val="lightGray"/>
+        </w:rPr>
+        <w:t>]</w:t>
       </w:r>
     </w:p>
     <w:p>
@@ -635,78 +3565,1543 @@
       </w:pPr>
       <w:r>
         <w:rPr>
-          <w:rFonts w:ascii="Arial" w:eastAsia="Arial" w:hAnsi="Arial" w:cs="Arial"/>
-          <w:b/>
-          <w:color w:val="000000"/>
-          <w:sz w:val="18"/>
-          <w:highlight w:val="lightGray"/>
-        </w:rPr>
-        <w:t># Source: AI Source: Provided by: [Data Path</w:t>
-      </w:r>
-      <w:r>
-        <w:rPr>
-          <w:rFonts w:ascii="Arial" w:eastAsia="Arial" w:hAnsi="Arial" w:cs="Arial"/>
-          <w:color w:val="000000"/>
-          <w:sz w:val="18"/>
-          <w:highlight w:val="lightGray"/>
-        </w:rPr>
-        <w:t xml:space="preserve">: Persons Table -&gt; ID Column: 1, Name_En Column: Motasem Essam] -&gt; </w:t>
-      </w:r>
-      <w:r>
-        <w:rPr>
-          <w:rFonts w:ascii="Arial" w:eastAsia="Arial" w:hAnsi="Arial" w:cs="Arial"/>
-          <w:b/>
-          <w:color w:val="000000"/>
-          <w:sz w:val="18"/>
-          <w:highlight w:val="lightGray"/>
-        </w:rPr>
-        <w:t>From:</w:t>
-      </w:r>
-      <w:r>
-        <w:rPr>
-          <w:rFonts w:ascii="Arial" w:eastAsia="Arial" w:hAnsi="Arial" w:cs="Arial"/>
-          <w:color w:val="000000"/>
-          <w:sz w:val="18"/>
-          <w:highlight w:val="lightGray"/>
-        </w:rPr>
-        <w:t xml:space="preserve"> [Chatgpt (GPT</w:t>
-      </w:r>
-      <w:r>
-        <w:rPr>
-          <w:rFonts w:ascii="Arial" w:eastAsia="Arial" w:hAnsi="Arial" w:cs="Cambria Math"/>
-          <w:color w:val="000000"/>
-          <w:sz w:val="18"/>
-          <w:highlight w:val="lightGray"/>
-        </w:rPr>
-        <w:t>‑</w:t>
-      </w:r>
-      <w:r>
-        <w:rPr>
-          <w:rFonts w:ascii="Arial" w:eastAsia="Arial" w:hAnsi="Arial" w:cs="Arial"/>
-          <w:color w:val="000000"/>
-          <w:sz w:val="18"/>
-          <w:highlight w:val="lightGray"/>
-        </w:rPr>
-        <w:t xml:space="preserve">5 Mini)] </w:t>
-      </w:r>
-      <w:r>
-        <w:rPr>
-          <w:rFonts w:ascii="Arial" w:eastAsia="Arial" w:hAnsi="Arial" w:cs="Arial"/>
-          <w:b/>
-          <w:color w:val="000000"/>
-          <w:sz w:val="18"/>
-          <w:highlight w:val="lightGray"/>
-        </w:rPr>
-        <w:t>on</w:t>
-      </w:r>
-      <w:r>
-        <w:rPr>
-          <w:rFonts w:ascii="Arial" w:eastAsia="Arial" w:hAnsi="Arial"/>
-          <w:b/>
-          <w:sz w:val="18"/>
-          <w:highlight w:val="lightGray"/>
-        </w:rPr>
-        <w:t xml:space="preserve"> [8/7/2025]</w:t>
+          <w:rFonts w:ascii="Arial" w:hAnsi="Arial" w:eastAsia="Arial" w:cs="Arial"/>
+          <w:b/>
+          <w:i w:val="0"/>
+          <w:color w:val="000000"/>
+          <w:sz w:val="18"/>
+          <w:highlight w:val="lightGray"/>
+        </w:rPr>
+        <w:t>#</w:t>
+      </w:r>
+      <w:r>
+        <w:rPr>
+          <w:rFonts w:ascii="Arial" w:hAnsi="Arial" w:eastAsia="Arial" w:cs="Arial"/>
+          <w:b/>
+          <w:i w:val="0"/>
+          <w:color w:val="000000"/>
+          <w:sz w:val="18"/>
+          <w:highlight w:val="lightGray"/>
+        </w:rPr>
+        <w:t xml:space="preserve"> </w:t>
+      </w:r>
+      <w:r>
+        <w:rPr>
+          <w:rFonts w:ascii="Arial" w:hAnsi="Arial" w:eastAsia="Arial" w:cs="Arial"/>
+          <w:b/>
+          <w:i w:val="0"/>
+          <w:color w:val="000000"/>
+          <w:sz w:val="18"/>
+          <w:highlight w:val="lightGray"/>
+        </w:rPr>
+        <w:t>S</w:t>
+      </w:r>
+      <w:r>
+        <w:rPr>
+          <w:rFonts w:ascii="Arial" w:hAnsi="Arial" w:eastAsia="Arial" w:cs="Arial"/>
+          <w:b/>
+          <w:i w:val="0"/>
+          <w:color w:val="000000"/>
+          <w:sz w:val="18"/>
+          <w:highlight w:val="lightGray"/>
+        </w:rPr>
+        <w:t>o</w:t>
+      </w:r>
+      <w:r>
+        <w:rPr>
+          <w:rFonts w:ascii="Arial" w:hAnsi="Arial" w:eastAsia="Arial" w:cs="Arial"/>
+          <w:b/>
+          <w:i w:val="0"/>
+          <w:color w:val="000000"/>
+          <w:sz w:val="18"/>
+          <w:highlight w:val="lightGray"/>
+        </w:rPr>
+        <w:t>u</w:t>
+      </w:r>
+      <w:r>
+        <w:rPr>
+          <w:rFonts w:ascii="Arial" w:hAnsi="Arial" w:eastAsia="Arial" w:cs="Arial"/>
+          <w:b/>
+          <w:i w:val="0"/>
+          <w:color w:val="000000"/>
+          <w:sz w:val="18"/>
+          <w:highlight w:val="lightGray"/>
+        </w:rPr>
+        <w:t>r</w:t>
+      </w:r>
+      <w:r>
+        <w:rPr>
+          <w:rFonts w:ascii="Arial" w:hAnsi="Arial" w:eastAsia="Arial" w:cs="Arial"/>
+          <w:b/>
+          <w:i w:val="0"/>
+          <w:color w:val="000000"/>
+          <w:sz w:val="18"/>
+          <w:highlight w:val="lightGray"/>
+        </w:rPr>
+        <w:t>c</w:t>
+      </w:r>
+      <w:r>
+        <w:rPr>
+          <w:rFonts w:ascii="Arial" w:hAnsi="Arial" w:eastAsia="Arial" w:cs="Arial"/>
+          <w:b/>
+          <w:i w:val="0"/>
+          <w:color w:val="000000"/>
+          <w:sz w:val="18"/>
+          <w:highlight w:val="lightGray"/>
+        </w:rPr>
+        <w:t>e</w:t>
+      </w:r>
+      <w:r>
+        <w:rPr>
+          <w:rFonts w:ascii="Arial" w:hAnsi="Arial" w:eastAsia="Arial" w:cs="Arial"/>
+          <w:b/>
+          <w:i w:val="0"/>
+          <w:color w:val="000000"/>
+          <w:sz w:val="18"/>
+          <w:highlight w:val="lightGray"/>
+        </w:rPr>
+        <w:t>:</w:t>
+      </w:r>
+      <w:r>
+        <w:rPr>
+          <w:rFonts w:ascii="Arial" w:hAnsi="Arial" w:eastAsia="Arial" w:cs="Arial"/>
+          <w:b/>
+          <w:i w:val="0"/>
+          <w:color w:val="000000"/>
+          <w:sz w:val="18"/>
+          <w:highlight w:val="lightGray"/>
+        </w:rPr>
+        <w:t xml:space="preserve"> </w:t>
+      </w:r>
+      <w:r>
+        <w:rPr>
+          <w:rFonts w:ascii="Arial" w:hAnsi="Arial" w:eastAsia="Arial" w:cs="Arial"/>
+          <w:b/>
+          <w:i w:val="0"/>
+          <w:color w:val="000000"/>
+          <w:sz w:val="18"/>
+          <w:highlight w:val="lightGray"/>
+        </w:rPr>
+        <w:t>A</w:t>
+      </w:r>
+      <w:r>
+        <w:rPr>
+          <w:rFonts w:ascii="Arial" w:hAnsi="Arial" w:eastAsia="Arial" w:cs="Arial"/>
+          <w:b/>
+          <w:i w:val="0"/>
+          <w:color w:val="000000"/>
+          <w:sz w:val="18"/>
+          <w:highlight w:val="lightGray"/>
+        </w:rPr>
+        <w:t>I</w:t>
+      </w:r>
+      <w:r>
+        <w:rPr>
+          <w:rFonts w:ascii="Arial" w:hAnsi="Arial" w:eastAsia="Arial" w:cs="Arial"/>
+          <w:b/>
+          <w:i w:val="0"/>
+          <w:color w:val="000000"/>
+          <w:sz w:val="18"/>
+          <w:highlight w:val="lightGray"/>
+        </w:rPr>
+        <w:t xml:space="preserve"> </w:t>
+      </w:r>
+      <w:r>
+        <w:rPr>
+          <w:rFonts w:ascii="Arial" w:hAnsi="Arial" w:eastAsia="Arial" w:cs="Arial"/>
+          <w:b/>
+          <w:i w:val="0"/>
+          <w:color w:val="000000"/>
+          <w:sz w:val="18"/>
+          <w:highlight w:val="lightGray"/>
+        </w:rPr>
+        <w:t>S</w:t>
+      </w:r>
+      <w:r>
+        <w:rPr>
+          <w:rFonts w:ascii="Arial" w:hAnsi="Arial" w:eastAsia="Arial" w:cs="Arial"/>
+          <w:b/>
+          <w:i w:val="0"/>
+          <w:color w:val="000000"/>
+          <w:sz w:val="18"/>
+          <w:highlight w:val="lightGray"/>
+        </w:rPr>
+        <w:t>o</w:t>
+      </w:r>
+      <w:r>
+        <w:rPr>
+          <w:rFonts w:ascii="Arial" w:hAnsi="Arial" w:eastAsia="Arial" w:cs="Arial"/>
+          <w:b/>
+          <w:i w:val="0"/>
+          <w:color w:val="000000"/>
+          <w:sz w:val="18"/>
+          <w:highlight w:val="lightGray"/>
+        </w:rPr>
+        <w:t>u</w:t>
+      </w:r>
+      <w:r>
+        <w:rPr>
+          <w:rFonts w:ascii="Arial" w:hAnsi="Arial" w:eastAsia="Arial" w:cs="Arial"/>
+          <w:b/>
+          <w:i w:val="0"/>
+          <w:color w:val="000000"/>
+          <w:sz w:val="18"/>
+          <w:highlight w:val="lightGray"/>
+        </w:rPr>
+        <w:t>r</w:t>
+      </w:r>
+      <w:r>
+        <w:rPr>
+          <w:rFonts w:ascii="Arial" w:hAnsi="Arial" w:eastAsia="Arial" w:cs="Arial"/>
+          <w:b/>
+          <w:i w:val="0"/>
+          <w:color w:val="000000"/>
+          <w:sz w:val="18"/>
+          <w:highlight w:val="lightGray"/>
+        </w:rPr>
+        <w:t>c</w:t>
+      </w:r>
+      <w:r>
+        <w:rPr>
+          <w:rFonts w:ascii="Arial" w:hAnsi="Arial" w:eastAsia="Arial" w:cs="Arial"/>
+          <w:b/>
+          <w:i w:val="0"/>
+          <w:color w:val="000000"/>
+          <w:sz w:val="18"/>
+          <w:highlight w:val="lightGray"/>
+        </w:rPr>
+        <w:t>e</w:t>
+      </w:r>
+      <w:r>
+        <w:rPr>
+          <w:rFonts w:ascii="Arial" w:hAnsi="Arial" w:eastAsia="Arial" w:cs="Arial"/>
+          <w:b/>
+          <w:i w:val="0"/>
+          <w:color w:val="000000"/>
+          <w:sz w:val="18"/>
+          <w:highlight w:val="lightGray"/>
+        </w:rPr>
+        <w:t>:</w:t>
+      </w:r>
+      <w:r>
+        <w:rPr>
+          <w:rFonts w:ascii="Arial" w:hAnsi="Arial" w:eastAsia="Arial" w:cs="Arial"/>
+          <w:b/>
+          <w:i w:val="0"/>
+          <w:color w:val="000000"/>
+          <w:sz w:val="18"/>
+          <w:highlight w:val="lightGray"/>
+        </w:rPr>
+        <w:t xml:space="preserve"> </w:t>
+      </w:r>
+      <w:r>
+        <w:rPr>
+          <w:rFonts w:ascii="Arial" w:hAnsi="Arial" w:eastAsia="Arial" w:cs="Arial"/>
+          <w:b/>
+          <w:i w:val="0"/>
+          <w:color w:val="000000"/>
+          <w:sz w:val="18"/>
+          <w:highlight w:val="lightGray"/>
+        </w:rPr>
+        <w:t>P</w:t>
+      </w:r>
+      <w:r>
+        <w:rPr>
+          <w:rFonts w:ascii="Arial" w:hAnsi="Arial" w:eastAsia="Arial" w:cs="Arial"/>
+          <w:b/>
+          <w:i w:val="0"/>
+          <w:color w:val="000000"/>
+          <w:sz w:val="18"/>
+          <w:highlight w:val="lightGray"/>
+        </w:rPr>
+        <w:t>r</w:t>
+      </w:r>
+      <w:r>
+        <w:rPr>
+          <w:rFonts w:ascii="Arial" w:hAnsi="Arial" w:eastAsia="Arial" w:cs="Arial"/>
+          <w:b/>
+          <w:i w:val="0"/>
+          <w:color w:val="000000"/>
+          <w:sz w:val="18"/>
+          <w:highlight w:val="lightGray"/>
+        </w:rPr>
+        <w:t>o</w:t>
+      </w:r>
+      <w:r>
+        <w:rPr>
+          <w:rFonts w:ascii="Arial" w:hAnsi="Arial" w:eastAsia="Arial" w:cs="Arial"/>
+          <w:b/>
+          <w:i w:val="0"/>
+          <w:color w:val="000000"/>
+          <w:sz w:val="18"/>
+          <w:highlight w:val="lightGray"/>
+        </w:rPr>
+        <w:t>v</w:t>
+      </w:r>
+      <w:r>
+        <w:rPr>
+          <w:rFonts w:ascii="Arial" w:hAnsi="Arial" w:eastAsia="Arial" w:cs="Arial"/>
+          <w:b/>
+          <w:i w:val="0"/>
+          <w:color w:val="000000"/>
+          <w:sz w:val="18"/>
+          <w:highlight w:val="lightGray"/>
+        </w:rPr>
+        <w:t>i</w:t>
+      </w:r>
+      <w:r>
+        <w:rPr>
+          <w:rFonts w:ascii="Arial" w:hAnsi="Arial" w:eastAsia="Arial" w:cs="Arial"/>
+          <w:b/>
+          <w:i w:val="0"/>
+          <w:color w:val="000000"/>
+          <w:sz w:val="18"/>
+          <w:highlight w:val="lightGray"/>
+        </w:rPr>
+        <w:t>d</w:t>
+      </w:r>
+      <w:r>
+        <w:rPr>
+          <w:rFonts w:ascii="Arial" w:hAnsi="Arial" w:eastAsia="Arial" w:cs="Arial"/>
+          <w:b/>
+          <w:i w:val="0"/>
+          <w:color w:val="000000"/>
+          <w:sz w:val="18"/>
+          <w:highlight w:val="lightGray"/>
+        </w:rPr>
+        <w:t>e</w:t>
+      </w:r>
+      <w:r>
+        <w:rPr>
+          <w:rFonts w:ascii="Arial" w:hAnsi="Arial" w:eastAsia="Arial" w:cs="Arial"/>
+          <w:b/>
+          <w:i w:val="0"/>
+          <w:color w:val="000000"/>
+          <w:sz w:val="18"/>
+          <w:highlight w:val="lightGray"/>
+        </w:rPr>
+        <w:t>d</w:t>
+      </w:r>
+      <w:r>
+        <w:rPr>
+          <w:rFonts w:ascii="Arial" w:hAnsi="Arial" w:eastAsia="Arial" w:cs="Arial"/>
+          <w:b/>
+          <w:i w:val="0"/>
+          <w:color w:val="000000"/>
+          <w:sz w:val="18"/>
+          <w:highlight w:val="lightGray"/>
+        </w:rPr>
+        <w:t xml:space="preserve"> </w:t>
+      </w:r>
+      <w:r>
+        <w:rPr>
+          <w:rFonts w:ascii="Arial" w:hAnsi="Arial" w:eastAsia="Arial" w:cs="Arial"/>
+          <w:b/>
+          <w:i w:val="0"/>
+          <w:color w:val="000000"/>
+          <w:sz w:val="18"/>
+          <w:highlight w:val="lightGray"/>
+        </w:rPr>
+        <w:t>b</w:t>
+      </w:r>
+      <w:r>
+        <w:rPr>
+          <w:rFonts w:ascii="Arial" w:hAnsi="Arial" w:eastAsia="Arial" w:cs="Arial"/>
+          <w:b/>
+          <w:i w:val="0"/>
+          <w:color w:val="000000"/>
+          <w:sz w:val="18"/>
+          <w:highlight w:val="lightGray"/>
+        </w:rPr>
+        <w:t>y</w:t>
+      </w:r>
+      <w:r>
+        <w:rPr>
+          <w:rFonts w:ascii="Arial" w:hAnsi="Arial" w:eastAsia="Arial" w:cs="Arial"/>
+          <w:b/>
+          <w:i w:val="0"/>
+          <w:color w:val="000000"/>
+          <w:sz w:val="18"/>
+          <w:highlight w:val="lightGray"/>
+        </w:rPr>
+        <w:t>:</w:t>
+      </w:r>
+      <w:r>
+        <w:rPr>
+          <w:rFonts w:ascii="Arial" w:hAnsi="Arial" w:eastAsia="Arial" w:cs="Arial"/>
+          <w:b/>
+          <w:i w:val="0"/>
+          <w:color w:val="000000"/>
+          <w:sz w:val="18"/>
+          <w:highlight w:val="lightGray"/>
+        </w:rPr>
+        <w:t xml:space="preserve"> </w:t>
+      </w:r>
+      <w:r>
+        <w:rPr>
+          <w:rFonts w:ascii="Arial" w:hAnsi="Arial" w:eastAsia="Arial" w:cs="Arial"/>
+          <w:b/>
+          <w:i w:val="0"/>
+          <w:color w:val="000000"/>
+          <w:sz w:val="18"/>
+          <w:highlight w:val="lightGray"/>
+        </w:rPr>
+        <w:t>[</w:t>
+      </w:r>
+      <w:r>
+        <w:rPr>
+          <w:rFonts w:ascii="Arial" w:hAnsi="Arial" w:eastAsia="Arial" w:cs="Arial"/>
+          <w:b/>
+          <w:i w:val="0"/>
+          <w:color w:val="000000"/>
+          <w:sz w:val="18"/>
+          <w:highlight w:val="lightGray"/>
+        </w:rPr>
+        <w:t>D</w:t>
+      </w:r>
+      <w:r>
+        <w:rPr>
+          <w:rFonts w:ascii="Arial" w:hAnsi="Arial" w:eastAsia="Arial" w:cs="Arial"/>
+          <w:b/>
+          <w:i w:val="0"/>
+          <w:color w:val="000000"/>
+          <w:sz w:val="18"/>
+          <w:highlight w:val="lightGray"/>
+        </w:rPr>
+        <w:t>a</w:t>
+      </w:r>
+      <w:r>
+        <w:rPr>
+          <w:rFonts w:ascii="Arial" w:hAnsi="Arial" w:eastAsia="Arial" w:cs="Arial"/>
+          <w:b/>
+          <w:i w:val="0"/>
+          <w:color w:val="000000"/>
+          <w:sz w:val="18"/>
+          <w:highlight w:val="lightGray"/>
+        </w:rPr>
+        <w:t>t</w:t>
+      </w:r>
+      <w:r>
+        <w:rPr>
+          <w:rFonts w:ascii="Arial" w:hAnsi="Arial" w:eastAsia="Arial" w:cs="Arial"/>
+          <w:b/>
+          <w:i w:val="0"/>
+          <w:color w:val="000000"/>
+          <w:sz w:val="18"/>
+          <w:highlight w:val="lightGray"/>
+        </w:rPr>
+        <w:t>a</w:t>
+      </w:r>
+      <w:r>
+        <w:rPr>
+          <w:rFonts w:ascii="Arial" w:hAnsi="Arial" w:eastAsia="Arial" w:cs="Arial"/>
+          <w:b/>
+          <w:i w:val="0"/>
+          <w:color w:val="000000"/>
+          <w:sz w:val="18"/>
+          <w:highlight w:val="lightGray"/>
+        </w:rPr>
+        <w:t xml:space="preserve"> </w:t>
+      </w:r>
+      <w:r>
+        <w:rPr>
+          <w:rFonts w:ascii="Arial" w:hAnsi="Arial" w:eastAsia="Arial" w:cs="Arial"/>
+          <w:b/>
+          <w:i w:val="0"/>
+          <w:color w:val="000000"/>
+          <w:sz w:val="18"/>
+          <w:highlight w:val="lightGray"/>
+        </w:rPr>
+        <w:t>P</w:t>
+      </w:r>
+      <w:r>
+        <w:rPr>
+          <w:rFonts w:ascii="Arial" w:hAnsi="Arial" w:eastAsia="Arial" w:cs="Arial"/>
+          <w:b/>
+          <w:i w:val="0"/>
+          <w:color w:val="000000"/>
+          <w:sz w:val="18"/>
+          <w:highlight w:val="lightGray"/>
+        </w:rPr>
+        <w:t>a</w:t>
+      </w:r>
+      <w:r>
+        <w:rPr>
+          <w:rFonts w:ascii="Arial" w:hAnsi="Arial" w:eastAsia="Arial" w:cs="Arial"/>
+          <w:b/>
+          <w:i w:val="0"/>
+          <w:color w:val="000000"/>
+          <w:sz w:val="18"/>
+          <w:highlight w:val="lightGray"/>
+        </w:rPr>
+        <w:t>t</w:t>
+      </w:r>
+      <w:r>
+        <w:rPr>
+          <w:rFonts w:ascii="Arial" w:hAnsi="Arial" w:eastAsia="Arial" w:cs="Arial"/>
+          <w:b/>
+          <w:i w:val="0"/>
+          <w:color w:val="000000"/>
+          <w:sz w:val="18"/>
+          <w:highlight w:val="lightGray"/>
+        </w:rPr>
+        <w:t>h</w:t>
+      </w:r>
+      <w:r>
+        <w:rPr>
+          <w:rFonts w:ascii="Arial" w:hAnsi="Arial" w:eastAsia="Arial" w:cs="Arial"/>
+          <w:b w:val="0"/>
+          <w:i w:val="0"/>
+          <w:color w:val="000000"/>
+          <w:sz w:val="18"/>
+          <w:highlight w:val="lightGray"/>
+        </w:rPr>
+        <w:t>:</w:t>
+      </w:r>
+      <w:r>
+        <w:rPr>
+          <w:rFonts w:ascii="Arial" w:hAnsi="Arial" w:eastAsia="Arial" w:cs="Arial"/>
+          <w:b w:val="0"/>
+          <w:i w:val="0"/>
+          <w:color w:val="000000"/>
+          <w:sz w:val="18"/>
+          <w:highlight w:val="lightGray"/>
+        </w:rPr>
+        <w:t xml:space="preserve"> </w:t>
+      </w:r>
+      <w:r>
+        <w:rPr>
+          <w:rFonts w:ascii="Arial" w:hAnsi="Arial" w:eastAsia="Arial" w:cs="Arial"/>
+          <w:b w:val="0"/>
+          <w:i w:val="0"/>
+          <w:color w:val="000000"/>
+          <w:sz w:val="18"/>
+          <w:highlight w:val="lightGray"/>
+        </w:rPr>
+        <w:t>P</w:t>
+      </w:r>
+      <w:r>
+        <w:rPr>
+          <w:rFonts w:ascii="Arial" w:hAnsi="Arial" w:eastAsia="Arial" w:cs="Arial"/>
+          <w:b w:val="0"/>
+          <w:i w:val="0"/>
+          <w:color w:val="000000"/>
+          <w:sz w:val="18"/>
+          <w:highlight w:val="lightGray"/>
+        </w:rPr>
+        <w:t>e</w:t>
+      </w:r>
+      <w:r>
+        <w:rPr>
+          <w:rFonts w:ascii="Arial" w:hAnsi="Arial" w:eastAsia="Arial" w:cs="Arial"/>
+          <w:b w:val="0"/>
+          <w:i w:val="0"/>
+          <w:color w:val="000000"/>
+          <w:sz w:val="18"/>
+          <w:highlight w:val="lightGray"/>
+        </w:rPr>
+        <w:t>r</w:t>
+      </w:r>
+      <w:r>
+        <w:rPr>
+          <w:rFonts w:ascii="Arial" w:hAnsi="Arial" w:eastAsia="Arial" w:cs="Arial"/>
+          <w:b w:val="0"/>
+          <w:i w:val="0"/>
+          <w:color w:val="000000"/>
+          <w:sz w:val="18"/>
+          <w:highlight w:val="lightGray"/>
+        </w:rPr>
+        <w:t>s</w:t>
+      </w:r>
+      <w:r>
+        <w:rPr>
+          <w:rFonts w:ascii="Arial" w:hAnsi="Arial" w:eastAsia="Arial" w:cs="Arial"/>
+          <w:b w:val="0"/>
+          <w:i w:val="0"/>
+          <w:color w:val="000000"/>
+          <w:sz w:val="18"/>
+          <w:highlight w:val="lightGray"/>
+        </w:rPr>
+        <w:t>o</w:t>
+      </w:r>
+      <w:r>
+        <w:rPr>
+          <w:rFonts w:ascii="Arial" w:hAnsi="Arial" w:eastAsia="Arial" w:cs="Arial"/>
+          <w:b w:val="0"/>
+          <w:i w:val="0"/>
+          <w:color w:val="000000"/>
+          <w:sz w:val="18"/>
+          <w:highlight w:val="lightGray"/>
+        </w:rPr>
+        <w:t>n</w:t>
+      </w:r>
+      <w:r>
+        <w:rPr>
+          <w:rFonts w:ascii="Arial" w:hAnsi="Arial" w:eastAsia="Arial" w:cs="Arial"/>
+          <w:b w:val="0"/>
+          <w:i w:val="0"/>
+          <w:color w:val="000000"/>
+          <w:sz w:val="18"/>
+          <w:highlight w:val="lightGray"/>
+        </w:rPr>
+        <w:t>s</w:t>
+      </w:r>
+      <w:r>
+        <w:rPr>
+          <w:rFonts w:ascii="Arial" w:hAnsi="Arial" w:eastAsia="Arial" w:cs="Arial"/>
+          <w:b w:val="0"/>
+          <w:i w:val="0"/>
+          <w:color w:val="000000"/>
+          <w:sz w:val="18"/>
+          <w:highlight w:val="lightGray"/>
+        </w:rPr>
+        <w:t xml:space="preserve"> </w:t>
+      </w:r>
+      <w:r>
+        <w:rPr>
+          <w:rFonts w:ascii="Arial" w:hAnsi="Arial" w:eastAsia="Arial" w:cs="Arial"/>
+          <w:b w:val="0"/>
+          <w:i w:val="0"/>
+          <w:color w:val="000000"/>
+          <w:sz w:val="18"/>
+          <w:highlight w:val="lightGray"/>
+        </w:rPr>
+        <w:t>T</w:t>
+      </w:r>
+      <w:r>
+        <w:rPr>
+          <w:rFonts w:ascii="Arial" w:hAnsi="Arial" w:eastAsia="Arial" w:cs="Arial"/>
+          <w:b w:val="0"/>
+          <w:i w:val="0"/>
+          <w:color w:val="000000"/>
+          <w:sz w:val="18"/>
+          <w:highlight w:val="lightGray"/>
+        </w:rPr>
+        <w:t>a</w:t>
+      </w:r>
+      <w:r>
+        <w:rPr>
+          <w:rFonts w:ascii="Arial" w:hAnsi="Arial" w:eastAsia="Arial" w:cs="Arial"/>
+          <w:b w:val="0"/>
+          <w:i w:val="0"/>
+          <w:color w:val="000000"/>
+          <w:sz w:val="18"/>
+          <w:highlight w:val="lightGray"/>
+        </w:rPr>
+        <w:t>b</w:t>
+      </w:r>
+      <w:r>
+        <w:rPr>
+          <w:rFonts w:ascii="Arial" w:hAnsi="Arial" w:eastAsia="Arial" w:cs="Arial"/>
+          <w:b w:val="0"/>
+          <w:i w:val="0"/>
+          <w:color w:val="000000"/>
+          <w:sz w:val="18"/>
+          <w:highlight w:val="lightGray"/>
+        </w:rPr>
+        <w:t>l</w:t>
+      </w:r>
+      <w:r>
+        <w:rPr>
+          <w:rFonts w:ascii="Arial" w:hAnsi="Arial" w:eastAsia="Arial" w:cs="Arial"/>
+          <w:b w:val="0"/>
+          <w:i w:val="0"/>
+          <w:color w:val="000000"/>
+          <w:sz w:val="18"/>
+          <w:highlight w:val="lightGray"/>
+        </w:rPr>
+        <w:t>e</w:t>
+      </w:r>
+      <w:r>
+        <w:rPr>
+          <w:rFonts w:ascii="Arial" w:hAnsi="Arial" w:eastAsia="Arial" w:cs="Arial"/>
+          <w:b w:val="0"/>
+          <w:i w:val="0"/>
+          <w:color w:val="000000"/>
+          <w:sz w:val="18"/>
+          <w:highlight w:val="lightGray"/>
+        </w:rPr>
+        <w:t xml:space="preserve"> </w:t>
+      </w:r>
+      <w:r>
+        <w:rPr>
+          <w:rFonts w:ascii="Arial" w:hAnsi="Arial" w:eastAsia="Arial" w:cs="Arial"/>
+          <w:b w:val="0"/>
+          <w:i w:val="0"/>
+          <w:color w:val="000000"/>
+          <w:sz w:val="18"/>
+          <w:highlight w:val="lightGray"/>
+        </w:rPr>
+        <w:t>-</w:t>
+      </w:r>
+      <w:r>
+        <w:rPr>
+          <w:rFonts w:ascii="Arial" w:hAnsi="Arial" w:eastAsia="Arial" w:cs="Arial"/>
+          <w:b w:val="0"/>
+          <w:i w:val="0"/>
+          <w:color w:val="000000"/>
+          <w:sz w:val="18"/>
+          <w:highlight w:val="lightGray"/>
+        </w:rPr>
+        <w:t>&gt;</w:t>
+      </w:r>
+      <w:r>
+        <w:rPr>
+          <w:rFonts w:ascii="Arial" w:hAnsi="Arial" w:eastAsia="Arial" w:cs="Arial"/>
+          <w:b w:val="0"/>
+          <w:i w:val="0"/>
+          <w:color w:val="000000"/>
+          <w:sz w:val="18"/>
+          <w:highlight w:val="lightGray"/>
+        </w:rPr>
+        <w:t xml:space="preserve"> </w:t>
+      </w:r>
+      <w:r>
+        <w:rPr>
+          <w:rFonts w:ascii="Arial" w:hAnsi="Arial" w:eastAsia="Arial" w:cs="Arial"/>
+          <w:b w:val="0"/>
+          <w:i w:val="0"/>
+          <w:color w:val="000000"/>
+          <w:sz w:val="18"/>
+          <w:highlight w:val="lightGray"/>
+        </w:rPr>
+        <w:t>I</w:t>
+      </w:r>
+      <w:r>
+        <w:rPr>
+          <w:rFonts w:ascii="Arial" w:hAnsi="Arial" w:eastAsia="Arial" w:cs="Arial"/>
+          <w:b w:val="0"/>
+          <w:i w:val="0"/>
+          <w:color w:val="000000"/>
+          <w:sz w:val="18"/>
+          <w:highlight w:val="lightGray"/>
+        </w:rPr>
+        <w:t>D</w:t>
+      </w:r>
+      <w:r>
+        <w:rPr>
+          <w:rFonts w:ascii="Arial" w:hAnsi="Arial" w:eastAsia="Arial" w:cs="Arial"/>
+          <w:b w:val="0"/>
+          <w:i w:val="0"/>
+          <w:color w:val="000000"/>
+          <w:sz w:val="18"/>
+          <w:highlight w:val="lightGray"/>
+        </w:rPr>
+        <w:t xml:space="preserve"> </w:t>
+      </w:r>
+      <w:r>
+        <w:rPr>
+          <w:rFonts w:ascii="Arial" w:hAnsi="Arial" w:eastAsia="Arial" w:cs="Arial"/>
+          <w:b w:val="0"/>
+          <w:i w:val="0"/>
+          <w:color w:val="000000"/>
+          <w:sz w:val="18"/>
+          <w:highlight w:val="lightGray"/>
+        </w:rPr>
+        <w:t>C</w:t>
+      </w:r>
+      <w:r>
+        <w:rPr>
+          <w:rFonts w:ascii="Arial" w:hAnsi="Arial" w:eastAsia="Arial" w:cs="Arial"/>
+          <w:b w:val="0"/>
+          <w:i w:val="0"/>
+          <w:color w:val="000000"/>
+          <w:sz w:val="18"/>
+          <w:highlight w:val="lightGray"/>
+        </w:rPr>
+        <w:t>o</w:t>
+      </w:r>
+      <w:r>
+        <w:rPr>
+          <w:rFonts w:ascii="Arial" w:hAnsi="Arial" w:eastAsia="Arial" w:cs="Arial"/>
+          <w:b w:val="0"/>
+          <w:i w:val="0"/>
+          <w:color w:val="000000"/>
+          <w:sz w:val="18"/>
+          <w:highlight w:val="lightGray"/>
+        </w:rPr>
+        <w:t>l</w:t>
+      </w:r>
+      <w:r>
+        <w:rPr>
+          <w:rFonts w:ascii="Arial" w:hAnsi="Arial" w:eastAsia="Arial" w:cs="Arial"/>
+          <w:b w:val="0"/>
+          <w:i w:val="0"/>
+          <w:color w:val="000000"/>
+          <w:sz w:val="18"/>
+          <w:highlight w:val="lightGray"/>
+        </w:rPr>
+        <w:t>u</w:t>
+      </w:r>
+      <w:r>
+        <w:rPr>
+          <w:rFonts w:ascii="Arial" w:hAnsi="Arial" w:eastAsia="Arial" w:cs="Arial"/>
+          <w:b w:val="0"/>
+          <w:i w:val="0"/>
+          <w:color w:val="000000"/>
+          <w:sz w:val="18"/>
+          <w:highlight w:val="lightGray"/>
+        </w:rPr>
+        <w:t>m</w:t>
+      </w:r>
+      <w:r>
+        <w:rPr>
+          <w:rFonts w:ascii="Arial" w:hAnsi="Arial" w:eastAsia="Arial" w:cs="Arial"/>
+          <w:b w:val="0"/>
+          <w:i w:val="0"/>
+          <w:color w:val="000000"/>
+          <w:sz w:val="18"/>
+          <w:highlight w:val="lightGray"/>
+        </w:rPr>
+        <w:t>n</w:t>
+      </w:r>
+      <w:r>
+        <w:rPr>
+          <w:rFonts w:ascii="Arial" w:hAnsi="Arial" w:eastAsia="Arial" w:cs="Arial"/>
+          <w:b w:val="0"/>
+          <w:i w:val="0"/>
+          <w:color w:val="000000"/>
+          <w:sz w:val="18"/>
+          <w:highlight w:val="lightGray"/>
+        </w:rPr>
+        <w:t>:</w:t>
+      </w:r>
+      <w:r>
+        <w:rPr>
+          <w:rFonts w:ascii="Arial" w:hAnsi="Arial" w:eastAsia="Arial" w:cs="Arial"/>
+          <w:b w:val="0"/>
+          <w:i w:val="0"/>
+          <w:color w:val="000000"/>
+          <w:sz w:val="18"/>
+          <w:highlight w:val="lightGray"/>
+        </w:rPr>
+        <w:t xml:space="preserve"> </w:t>
+      </w:r>
+      <w:r>
+        <w:rPr>
+          <w:rFonts w:ascii="Arial" w:hAnsi="Arial" w:eastAsia="Arial" w:cs="Arial"/>
+          <w:b w:val="0"/>
+          <w:i w:val="0"/>
+          <w:color w:val="000000"/>
+          <w:sz w:val="18"/>
+          <w:highlight w:val="lightGray"/>
+        </w:rPr>
+        <w:t>1</w:t>
+      </w:r>
+      <w:r>
+        <w:rPr>
+          <w:rFonts w:ascii="Arial" w:hAnsi="Arial" w:eastAsia="Arial" w:cs="Arial"/>
+          <w:b w:val="0"/>
+          <w:i w:val="0"/>
+          <w:color w:val="000000"/>
+          <w:sz w:val="18"/>
+          <w:highlight w:val="lightGray"/>
+        </w:rPr>
+        <w:t>,</w:t>
+      </w:r>
+      <w:r>
+        <w:rPr>
+          <w:rFonts w:ascii="Arial" w:hAnsi="Arial" w:eastAsia="Arial" w:cs="Arial"/>
+          <w:b w:val="0"/>
+          <w:i w:val="0"/>
+          <w:color w:val="000000"/>
+          <w:sz w:val="18"/>
+          <w:highlight w:val="lightGray"/>
+        </w:rPr>
+        <w:t xml:space="preserve"> </w:t>
+      </w:r>
+      <w:r>
+        <w:rPr>
+          <w:rFonts w:ascii="Arial" w:hAnsi="Arial" w:eastAsia="Arial" w:cs="Arial"/>
+          <w:b w:val="0"/>
+          <w:i w:val="0"/>
+          <w:color w:val="000000"/>
+          <w:sz w:val="18"/>
+          <w:highlight w:val="lightGray"/>
+        </w:rPr>
+        <w:t>N</w:t>
+      </w:r>
+      <w:r>
+        <w:rPr>
+          <w:rFonts w:ascii="Arial" w:hAnsi="Arial" w:eastAsia="Arial" w:cs="Arial"/>
+          <w:b w:val="0"/>
+          <w:i w:val="0"/>
+          <w:color w:val="000000"/>
+          <w:sz w:val="18"/>
+          <w:highlight w:val="lightGray"/>
+        </w:rPr>
+        <w:t>a</w:t>
+      </w:r>
+      <w:r>
+        <w:rPr>
+          <w:rFonts w:ascii="Arial" w:hAnsi="Arial" w:eastAsia="Arial" w:cs="Arial"/>
+          <w:b w:val="0"/>
+          <w:i w:val="0"/>
+          <w:color w:val="000000"/>
+          <w:sz w:val="18"/>
+          <w:highlight w:val="lightGray"/>
+        </w:rPr>
+        <w:t>m</w:t>
+      </w:r>
+      <w:r>
+        <w:rPr>
+          <w:rFonts w:ascii="Arial" w:hAnsi="Arial" w:eastAsia="Arial" w:cs="Arial"/>
+          <w:b w:val="0"/>
+          <w:i w:val="0"/>
+          <w:color w:val="000000"/>
+          <w:sz w:val="18"/>
+          <w:highlight w:val="lightGray"/>
+        </w:rPr>
+        <w:t>e</w:t>
+      </w:r>
+      <w:r>
+        <w:rPr>
+          <w:rFonts w:ascii="Arial" w:hAnsi="Arial" w:eastAsia="Arial" w:cs="Arial"/>
+          <w:b w:val="0"/>
+          <w:i w:val="0"/>
+          <w:color w:val="000000"/>
+          <w:sz w:val="18"/>
+          <w:highlight w:val="lightGray"/>
+        </w:rPr>
+        <w:t>_</w:t>
+      </w:r>
+      <w:r>
+        <w:rPr>
+          <w:rFonts w:ascii="Arial" w:hAnsi="Arial" w:eastAsia="Arial" w:cs="Arial"/>
+          <w:b w:val="0"/>
+          <w:i w:val="0"/>
+          <w:color w:val="000000"/>
+          <w:sz w:val="18"/>
+          <w:highlight w:val="lightGray"/>
+        </w:rPr>
+        <w:t>E</w:t>
+      </w:r>
+      <w:r>
+        <w:rPr>
+          <w:rFonts w:ascii="Arial" w:hAnsi="Arial" w:eastAsia="Arial" w:cs="Arial"/>
+          <w:b w:val="0"/>
+          <w:i w:val="0"/>
+          <w:color w:val="000000"/>
+          <w:sz w:val="18"/>
+          <w:highlight w:val="lightGray"/>
+        </w:rPr>
+        <w:t>n</w:t>
+      </w:r>
+      <w:r>
+        <w:rPr>
+          <w:rFonts w:ascii="Arial" w:hAnsi="Arial" w:eastAsia="Arial" w:cs="Arial"/>
+          <w:b w:val="0"/>
+          <w:i w:val="0"/>
+          <w:color w:val="000000"/>
+          <w:sz w:val="18"/>
+          <w:highlight w:val="lightGray"/>
+        </w:rPr>
+        <w:t xml:space="preserve"> </w:t>
+      </w:r>
+      <w:r>
+        <w:rPr>
+          <w:rFonts w:ascii="Arial" w:hAnsi="Arial" w:eastAsia="Arial" w:cs="Arial"/>
+          <w:b w:val="0"/>
+          <w:i w:val="0"/>
+          <w:color w:val="000000"/>
+          <w:sz w:val="18"/>
+          <w:highlight w:val="lightGray"/>
+        </w:rPr>
+        <w:t>C</w:t>
+      </w:r>
+      <w:r>
+        <w:rPr>
+          <w:rFonts w:ascii="Arial" w:hAnsi="Arial" w:eastAsia="Arial" w:cs="Arial"/>
+          <w:b w:val="0"/>
+          <w:i w:val="0"/>
+          <w:color w:val="000000"/>
+          <w:sz w:val="18"/>
+          <w:highlight w:val="lightGray"/>
+        </w:rPr>
+        <w:t>o</w:t>
+      </w:r>
+      <w:r>
+        <w:rPr>
+          <w:rFonts w:ascii="Arial" w:hAnsi="Arial" w:eastAsia="Arial" w:cs="Arial"/>
+          <w:b w:val="0"/>
+          <w:i w:val="0"/>
+          <w:color w:val="000000"/>
+          <w:sz w:val="18"/>
+          <w:highlight w:val="lightGray"/>
+        </w:rPr>
+        <w:t>l</w:t>
+      </w:r>
+      <w:r>
+        <w:rPr>
+          <w:rFonts w:ascii="Arial" w:hAnsi="Arial" w:eastAsia="Arial" w:cs="Arial"/>
+          <w:b w:val="0"/>
+          <w:i w:val="0"/>
+          <w:color w:val="000000"/>
+          <w:sz w:val="18"/>
+          <w:highlight w:val="lightGray"/>
+        </w:rPr>
+        <w:t>u</w:t>
+      </w:r>
+      <w:r>
+        <w:rPr>
+          <w:rFonts w:ascii="Arial" w:hAnsi="Arial" w:eastAsia="Arial" w:cs="Arial"/>
+          <w:b w:val="0"/>
+          <w:i w:val="0"/>
+          <w:color w:val="000000"/>
+          <w:sz w:val="18"/>
+          <w:highlight w:val="lightGray"/>
+        </w:rPr>
+        <w:t>m</w:t>
+      </w:r>
+      <w:r>
+        <w:rPr>
+          <w:rFonts w:ascii="Arial" w:hAnsi="Arial" w:eastAsia="Arial" w:cs="Arial"/>
+          <w:b w:val="0"/>
+          <w:i w:val="0"/>
+          <w:color w:val="000000"/>
+          <w:sz w:val="18"/>
+          <w:highlight w:val="lightGray"/>
+        </w:rPr>
+        <w:t>n</w:t>
+      </w:r>
+      <w:r>
+        <w:rPr>
+          <w:rFonts w:ascii="Arial" w:hAnsi="Arial" w:eastAsia="Arial" w:cs="Arial"/>
+          <w:b w:val="0"/>
+          <w:i w:val="0"/>
+          <w:color w:val="000000"/>
+          <w:sz w:val="18"/>
+          <w:highlight w:val="lightGray"/>
+        </w:rPr>
+        <w:t>:</w:t>
+      </w:r>
+      <w:r>
+        <w:rPr>
+          <w:rFonts w:ascii="Arial" w:hAnsi="Arial" w:eastAsia="Arial" w:cs="Arial"/>
+          <w:b w:val="0"/>
+          <w:i w:val="0"/>
+          <w:color w:val="000000"/>
+          <w:sz w:val="18"/>
+          <w:highlight w:val="lightGray"/>
+        </w:rPr>
+        <w:t xml:space="preserve"> </w:t>
+      </w:r>
+      <w:r>
+        <w:rPr>
+          <w:rFonts w:ascii="Arial" w:hAnsi="Arial" w:eastAsia="Arial" w:cs="Arial"/>
+          <w:b w:val="0"/>
+          <w:i w:val="0"/>
+          <w:color w:val="000000"/>
+          <w:sz w:val="18"/>
+          <w:highlight w:val="lightGray"/>
+        </w:rPr>
+        <w:t>M</w:t>
+      </w:r>
+      <w:r>
+        <w:rPr>
+          <w:rFonts w:ascii="Arial" w:hAnsi="Arial" w:eastAsia="Arial" w:cs="Arial"/>
+          <w:b w:val="0"/>
+          <w:i w:val="0"/>
+          <w:color w:val="000000"/>
+          <w:sz w:val="18"/>
+          <w:highlight w:val="lightGray"/>
+        </w:rPr>
+        <w:t>o</w:t>
+      </w:r>
+      <w:r>
+        <w:rPr>
+          <w:rFonts w:ascii="Arial" w:hAnsi="Arial" w:eastAsia="Arial" w:cs="Arial"/>
+          <w:b w:val="0"/>
+          <w:i w:val="0"/>
+          <w:color w:val="000000"/>
+          <w:sz w:val="18"/>
+          <w:highlight w:val="lightGray"/>
+        </w:rPr>
+        <w:t>t</w:t>
+      </w:r>
+      <w:r>
+        <w:rPr>
+          <w:rFonts w:ascii="Arial" w:hAnsi="Arial" w:eastAsia="Arial" w:cs="Arial"/>
+          <w:b w:val="0"/>
+          <w:i w:val="0"/>
+          <w:color w:val="000000"/>
+          <w:sz w:val="18"/>
+          <w:highlight w:val="lightGray"/>
+        </w:rPr>
+        <w:t>a</w:t>
+      </w:r>
+      <w:r>
+        <w:rPr>
+          <w:rFonts w:ascii="Arial" w:hAnsi="Arial" w:eastAsia="Arial" w:cs="Arial"/>
+          <w:b w:val="0"/>
+          <w:i w:val="0"/>
+          <w:color w:val="000000"/>
+          <w:sz w:val="18"/>
+          <w:highlight w:val="lightGray"/>
+        </w:rPr>
+        <w:t>s</w:t>
+      </w:r>
+      <w:r>
+        <w:rPr>
+          <w:rFonts w:ascii="Arial" w:hAnsi="Arial" w:eastAsia="Arial" w:cs="Arial"/>
+          <w:b w:val="0"/>
+          <w:i w:val="0"/>
+          <w:color w:val="000000"/>
+          <w:sz w:val="18"/>
+          <w:highlight w:val="lightGray"/>
+        </w:rPr>
+        <w:t>e</w:t>
+      </w:r>
+      <w:r>
+        <w:rPr>
+          <w:rFonts w:ascii="Arial" w:hAnsi="Arial" w:eastAsia="Arial" w:cs="Arial"/>
+          <w:b w:val="0"/>
+          <w:i w:val="0"/>
+          <w:color w:val="000000"/>
+          <w:sz w:val="18"/>
+          <w:highlight w:val="lightGray"/>
+        </w:rPr>
+        <w:t>m</w:t>
+      </w:r>
+      <w:r>
+        <w:rPr>
+          <w:rFonts w:ascii="Arial" w:hAnsi="Arial" w:eastAsia="Arial" w:cs="Arial"/>
+          <w:b w:val="0"/>
+          <w:i w:val="0"/>
+          <w:color w:val="000000"/>
+          <w:sz w:val="18"/>
+          <w:highlight w:val="lightGray"/>
+        </w:rPr>
+        <w:t xml:space="preserve"> </w:t>
+      </w:r>
+      <w:r>
+        <w:rPr>
+          <w:rFonts w:ascii="Arial" w:hAnsi="Arial" w:eastAsia="Arial" w:cs="Arial"/>
+          <w:b w:val="0"/>
+          <w:i w:val="0"/>
+          <w:color w:val="000000"/>
+          <w:sz w:val="18"/>
+          <w:highlight w:val="lightGray"/>
+        </w:rPr>
+        <w:t>E</w:t>
+      </w:r>
+      <w:r>
+        <w:rPr>
+          <w:rFonts w:ascii="Arial" w:hAnsi="Arial" w:eastAsia="Arial" w:cs="Arial"/>
+          <w:b w:val="0"/>
+          <w:i w:val="0"/>
+          <w:color w:val="000000"/>
+          <w:sz w:val="18"/>
+          <w:highlight w:val="lightGray"/>
+        </w:rPr>
+        <w:t>s</w:t>
+      </w:r>
+      <w:r>
+        <w:rPr>
+          <w:rFonts w:ascii="Arial" w:hAnsi="Arial" w:eastAsia="Arial" w:cs="Arial"/>
+          <w:b w:val="0"/>
+          <w:i w:val="0"/>
+          <w:color w:val="000000"/>
+          <w:sz w:val="18"/>
+          <w:highlight w:val="lightGray"/>
+        </w:rPr>
+        <w:t>s</w:t>
+      </w:r>
+      <w:r>
+        <w:rPr>
+          <w:rFonts w:ascii="Arial" w:hAnsi="Arial" w:eastAsia="Arial" w:cs="Arial"/>
+          <w:b w:val="0"/>
+          <w:i w:val="0"/>
+          <w:color w:val="000000"/>
+          <w:sz w:val="18"/>
+          <w:highlight w:val="lightGray"/>
+        </w:rPr>
+        <w:t>a</w:t>
+      </w:r>
+      <w:r>
+        <w:rPr>
+          <w:rFonts w:ascii="Arial" w:hAnsi="Arial" w:eastAsia="Arial" w:cs="Arial"/>
+          <w:b w:val="0"/>
+          <w:i w:val="0"/>
+          <w:color w:val="000000"/>
+          <w:sz w:val="18"/>
+          <w:highlight w:val="lightGray"/>
+        </w:rPr>
+        <w:t>m</w:t>
+      </w:r>
+      <w:r>
+        <w:rPr>
+          <w:rFonts w:ascii="Arial" w:hAnsi="Arial" w:eastAsia="Arial" w:cs="Arial"/>
+          <w:b w:val="0"/>
+          <w:i w:val="0"/>
+          <w:color w:val="000000"/>
+          <w:sz w:val="18"/>
+          <w:highlight w:val="lightGray"/>
+        </w:rPr>
+        <w:t>]</w:t>
+      </w:r>
+      <w:r>
+        <w:rPr>
+          <w:rFonts w:ascii="Arial" w:hAnsi="Arial" w:eastAsia="Arial" w:cs="Arial"/>
+          <w:b w:val="0"/>
+          <w:i w:val="0"/>
+          <w:color w:val="000000"/>
+          <w:sz w:val="18"/>
+          <w:highlight w:val="lightGray"/>
+        </w:rPr>
+        <w:t xml:space="preserve"> </w:t>
+      </w:r>
+      <w:r>
+        <w:rPr>
+          <w:rFonts w:ascii="Arial" w:hAnsi="Arial" w:eastAsia="Arial" w:cs="Arial"/>
+          <w:b w:val="0"/>
+          <w:i w:val="0"/>
+          <w:color w:val="000000"/>
+          <w:sz w:val="18"/>
+          <w:highlight w:val="lightGray"/>
+        </w:rPr>
+        <w:t>-</w:t>
+      </w:r>
+      <w:r>
+        <w:rPr>
+          <w:rFonts w:ascii="Arial" w:hAnsi="Arial" w:eastAsia="Arial" w:cs="Arial"/>
+          <w:b w:val="0"/>
+          <w:i w:val="0"/>
+          <w:color w:val="000000"/>
+          <w:sz w:val="18"/>
+          <w:highlight w:val="lightGray"/>
+        </w:rPr>
+        <w:t>&gt;</w:t>
+      </w:r>
+      <w:r>
+        <w:rPr>
+          <w:rFonts w:ascii="Arial" w:hAnsi="Arial" w:eastAsia="Arial" w:cs="Arial"/>
+          <w:b w:val="0"/>
+          <w:i w:val="0"/>
+          <w:color w:val="000000"/>
+          <w:sz w:val="18"/>
+          <w:highlight w:val="lightGray"/>
+        </w:rPr>
+        <w:t xml:space="preserve"> </w:t>
+      </w:r>
+      <w:r>
+        <w:rPr>
+          <w:rFonts w:ascii="Arial" w:hAnsi="Arial" w:eastAsia="Arial" w:cs="Arial"/>
+          <w:b/>
+          <w:i w:val="0"/>
+          <w:color w:val="000000"/>
+          <w:sz w:val="18"/>
+          <w:highlight w:val="lightGray"/>
+        </w:rPr>
+        <w:t>F</w:t>
+      </w:r>
+      <w:r>
+        <w:rPr>
+          <w:rFonts w:ascii="Arial" w:hAnsi="Arial" w:eastAsia="Arial" w:cs="Arial"/>
+          <w:b/>
+          <w:i w:val="0"/>
+          <w:color w:val="000000"/>
+          <w:sz w:val="18"/>
+          <w:highlight w:val="lightGray"/>
+        </w:rPr>
+        <w:t>r</w:t>
+      </w:r>
+      <w:r>
+        <w:rPr>
+          <w:rFonts w:ascii="Arial" w:hAnsi="Arial" w:eastAsia="Arial" w:cs="Arial"/>
+          <w:b/>
+          <w:i w:val="0"/>
+          <w:color w:val="000000"/>
+          <w:sz w:val="18"/>
+          <w:highlight w:val="lightGray"/>
+        </w:rPr>
+        <w:t>o</w:t>
+      </w:r>
+      <w:r>
+        <w:rPr>
+          <w:rFonts w:ascii="Arial" w:hAnsi="Arial" w:eastAsia="Arial" w:cs="Arial"/>
+          <w:b/>
+          <w:i w:val="0"/>
+          <w:color w:val="000000"/>
+          <w:sz w:val="18"/>
+          <w:highlight w:val="lightGray"/>
+        </w:rPr>
+        <w:t>m</w:t>
+      </w:r>
+      <w:r>
+        <w:rPr>
+          <w:rFonts w:ascii="Arial" w:hAnsi="Arial" w:eastAsia="Arial" w:cs="Arial"/>
+          <w:b/>
+          <w:i w:val="0"/>
+          <w:color w:val="000000"/>
+          <w:sz w:val="18"/>
+          <w:highlight w:val="lightGray"/>
+        </w:rPr>
+        <w:t>:</w:t>
+      </w:r>
+      <w:r>
+        <w:rPr>
+          <w:rFonts w:ascii="Arial" w:hAnsi="Arial" w:eastAsia="Arial" w:cs="Arial"/>
+          <w:b w:val="0"/>
+          <w:i w:val="0"/>
+          <w:color w:val="000000"/>
+          <w:sz w:val="18"/>
+          <w:highlight w:val="lightGray"/>
+        </w:rPr>
+        <w:t xml:space="preserve"> </w:t>
+      </w:r>
+      <w:r>
+        <w:rPr>
+          <w:rFonts w:ascii="Arial" w:hAnsi="Arial" w:eastAsia="Arial" w:cs="Arial"/>
+          <w:b w:val="0"/>
+          <w:i w:val="0"/>
+          <w:color w:val="000000"/>
+          <w:sz w:val="18"/>
+          <w:highlight w:val="lightGray"/>
+        </w:rPr>
+        <w:t>[</w:t>
+      </w:r>
+      <w:r>
+        <w:rPr>
+          <w:rFonts w:ascii="Arial" w:hAnsi="Arial" w:eastAsia="Arial" w:cs="Arial"/>
+          <w:b w:val="0"/>
+          <w:i w:val="0"/>
+          <w:color w:val="000000"/>
+          <w:sz w:val="18"/>
+          <w:highlight w:val="lightGray"/>
+        </w:rPr>
+        <w:t>C</w:t>
+      </w:r>
+      <w:r>
+        <w:rPr>
+          <w:rFonts w:ascii="Arial" w:hAnsi="Arial" w:eastAsia="Arial" w:cs="Arial"/>
+          <w:b w:val="0"/>
+          <w:i w:val="0"/>
+          <w:color w:val="000000"/>
+          <w:sz w:val="18"/>
+          <w:highlight w:val="lightGray"/>
+        </w:rPr>
+        <w:t>h</w:t>
+      </w:r>
+      <w:r>
+        <w:rPr>
+          <w:rFonts w:ascii="Arial" w:hAnsi="Arial" w:eastAsia="Arial" w:cs="Arial"/>
+          <w:b w:val="0"/>
+          <w:i w:val="0"/>
+          <w:color w:val="000000"/>
+          <w:sz w:val="18"/>
+          <w:highlight w:val="lightGray"/>
+        </w:rPr>
+        <w:t>a</w:t>
+      </w:r>
+      <w:r>
+        <w:rPr>
+          <w:rFonts w:ascii="Arial" w:hAnsi="Arial" w:eastAsia="Arial" w:cs="Arial"/>
+          <w:b w:val="0"/>
+          <w:i w:val="0"/>
+          <w:color w:val="000000"/>
+          <w:sz w:val="18"/>
+          <w:highlight w:val="lightGray"/>
+        </w:rPr>
+        <w:t>t</w:t>
+      </w:r>
+      <w:r>
+        <w:rPr>
+          <w:rFonts w:ascii="Arial" w:hAnsi="Arial" w:eastAsia="Arial" w:cs="Arial"/>
+          <w:b w:val="0"/>
+          <w:i w:val="0"/>
+          <w:color w:val="000000"/>
+          <w:sz w:val="18"/>
+          <w:highlight w:val="lightGray"/>
+        </w:rPr>
+        <w:t>G</w:t>
+      </w:r>
+      <w:r>
+        <w:rPr>
+          <w:rFonts w:ascii="Arial" w:hAnsi="Arial" w:eastAsia="Arial" w:cs="Arial"/>
+          <w:b w:val="0"/>
+          <w:i w:val="0"/>
+          <w:color w:val="000000"/>
+          <w:sz w:val="18"/>
+          <w:highlight w:val="lightGray"/>
+        </w:rPr>
+        <w:t>P</w:t>
+      </w:r>
+      <w:r>
+        <w:rPr>
+          <w:rFonts w:ascii="Arial" w:hAnsi="Arial" w:eastAsia="Arial" w:cs="Arial"/>
+          <w:b w:val="0"/>
+          <w:i w:val="0"/>
+          <w:color w:val="000000"/>
+          <w:sz w:val="18"/>
+          <w:highlight w:val="lightGray"/>
+        </w:rPr>
+        <w:t>T</w:t>
+      </w:r>
+      <w:r>
+        <w:rPr>
+          <w:rFonts w:ascii="Arial" w:hAnsi="Arial" w:eastAsia="Arial" w:cs="Arial"/>
+          <w:b w:val="0"/>
+          <w:i w:val="0"/>
+          <w:color w:val="000000"/>
+          <w:sz w:val="18"/>
+          <w:highlight w:val="lightGray"/>
+        </w:rPr>
+        <w:t>]</w:t>
+      </w:r>
+      <w:r>
+        <w:rPr>
+          <w:rFonts w:ascii="Arial" w:hAnsi="Arial" w:eastAsia="Arial" w:cs="Arial"/>
+          <w:b w:val="0"/>
+          <w:i w:val="0"/>
+          <w:color w:val="000000"/>
+          <w:sz w:val="18"/>
+          <w:highlight w:val="lightGray"/>
+        </w:rPr>
+        <w:t xml:space="preserve"> </w:t>
+      </w:r>
+      <w:r>
+        <w:rPr>
+          <w:rFonts w:ascii="Arial" w:hAnsi="Arial" w:eastAsia="Arial" w:cs="Arial"/>
+          <w:b/>
+          <w:i w:val="0"/>
+          <w:color w:val="000000"/>
+          <w:sz w:val="18"/>
+          <w:highlight w:val="lightGray"/>
+        </w:rPr>
+        <w:t>o</w:t>
+      </w:r>
+      <w:r>
+        <w:rPr>
+          <w:rFonts w:ascii="Arial" w:hAnsi="Arial" w:eastAsia="Arial" w:cs="Arial"/>
+          <w:b/>
+          <w:i w:val="0"/>
+          <w:color w:val="000000"/>
+          <w:sz w:val="18"/>
+          <w:highlight w:val="lightGray"/>
+        </w:rPr>
+        <w:t>n</w:t>
+      </w:r>
+      <w:r>
+        <w:rPr>
+          <w:rFonts w:ascii="Arial" w:hAnsi="Arial" w:eastAsia="Arial" w:cs="Arial"/>
+          <w:b/>
+          <w:i w:val="0"/>
+          <w:color w:val="000000"/>
+          <w:sz w:val="18"/>
+          <w:highlight w:val="lightGray"/>
+        </w:rPr>
+        <w:t xml:space="preserve"> </w:t>
+      </w:r>
+      <w:r>
+        <w:rPr>
+          <w:rFonts w:ascii="Arial" w:hAnsi="Arial" w:eastAsia="Arial" w:cs="Arial"/>
+          <w:b w:val="0"/>
+          <w:i w:val="0"/>
+          <w:color w:val="000000"/>
+          <w:sz w:val="18"/>
+          <w:highlight w:val="lightGray"/>
+        </w:rPr>
+        <w:t>[</w:t>
+      </w:r>
+      <w:r>
+        <w:rPr>
+          <w:rFonts w:ascii="Arial" w:hAnsi="Arial" w:eastAsia="Arial" w:cs="Arial"/>
+          <w:b w:val="0"/>
+          <w:i w:val="0"/>
+          <w:color w:val="000000"/>
+          <w:sz w:val="18"/>
+          <w:highlight w:val="lightGray"/>
+        </w:rPr>
+        <w:t>8</w:t>
+      </w:r>
+      <w:r>
+        <w:rPr>
+          <w:rFonts w:ascii="Arial" w:hAnsi="Arial" w:eastAsia="Arial" w:cs="Arial"/>
+          <w:b w:val="0"/>
+          <w:i w:val="0"/>
+          <w:color w:val="000000"/>
+          <w:sz w:val="18"/>
+          <w:highlight w:val="lightGray"/>
+        </w:rPr>
+        <w:t>/</w:t>
+      </w:r>
+      <w:r>
+        <w:rPr>
+          <w:rFonts w:ascii="Arial" w:hAnsi="Arial" w:eastAsia="Arial" w:cs="Arial"/>
+          <w:b w:val="0"/>
+          <w:i w:val="0"/>
+          <w:color w:val="000000"/>
+          <w:sz w:val="18"/>
+          <w:highlight w:val="lightGray"/>
+        </w:rPr>
+        <w:t>7</w:t>
+      </w:r>
+      <w:r>
+        <w:rPr>
+          <w:rFonts w:ascii="Arial" w:hAnsi="Arial" w:eastAsia="Arial" w:cs="Arial"/>
+          <w:b w:val="0"/>
+          <w:i w:val="0"/>
+          <w:color w:val="000000"/>
+          <w:sz w:val="18"/>
+          <w:highlight w:val="lightGray"/>
+        </w:rPr>
+        <w:t>/</w:t>
+      </w:r>
+      <w:r>
+        <w:rPr>
+          <w:rFonts w:ascii="Arial" w:hAnsi="Arial" w:eastAsia="Arial" w:cs="Arial"/>
+          <w:b w:val="0"/>
+          <w:i w:val="0"/>
+          <w:color w:val="000000"/>
+          <w:sz w:val="18"/>
+          <w:highlight w:val="lightGray"/>
+        </w:rPr>
+        <w:t>2</w:t>
+      </w:r>
+      <w:r>
+        <w:rPr>
+          <w:rFonts w:ascii="Arial" w:hAnsi="Arial" w:eastAsia="Arial" w:cs="Arial"/>
+          <w:b w:val="0"/>
+          <w:i w:val="0"/>
+          <w:color w:val="000000"/>
+          <w:sz w:val="18"/>
+          <w:highlight w:val="lightGray"/>
+        </w:rPr>
+        <w:t>0</w:t>
+      </w:r>
+      <w:r>
+        <w:rPr>
+          <w:rFonts w:ascii="Arial" w:hAnsi="Arial" w:eastAsia="Arial" w:cs="Arial"/>
+          <w:b w:val="0"/>
+          <w:i w:val="0"/>
+          <w:color w:val="000000"/>
+          <w:sz w:val="18"/>
+          <w:highlight w:val="lightGray"/>
+        </w:rPr>
+        <w:t>2</w:t>
+      </w:r>
+      <w:r>
+        <w:rPr>
+          <w:rFonts w:ascii="Arial" w:hAnsi="Arial" w:eastAsia="Arial" w:cs="Arial"/>
+          <w:b w:val="0"/>
+          <w:i w:val="0"/>
+          <w:color w:val="000000"/>
+          <w:sz w:val="18"/>
+          <w:highlight w:val="lightGray"/>
+        </w:rPr>
+        <w:t>5</w:t>
+      </w:r>
+      <w:r>
+        <w:rPr>
+          <w:rFonts w:ascii="Arial" w:hAnsi="Arial" w:eastAsia="Arial" w:cs="Arial"/>
+          <w:b w:val="0"/>
+          <w:i w:val="0"/>
+          <w:color w:val="000000"/>
+          <w:sz w:val="18"/>
+          <w:highlight w:val="lightGray"/>
+        </w:rPr>
+        <w:t>]</w:t>
       </w:r>
     </w:p>
     <w:p>
@@ -1322,78 +5717,1543 @@
       </w:pPr>
       <w:r>
         <w:rPr>
-          <w:rFonts w:ascii="Arial" w:eastAsia="Arial" w:hAnsi="Arial" w:cs="Arial"/>
-          <w:b/>
-          <w:color w:val="000000"/>
-          <w:sz w:val="18"/>
-          <w:highlight w:val="lightGray"/>
-        </w:rPr>
-        <w:t># Source: AI Source: Provided by: [Data Path</w:t>
-      </w:r>
-      <w:r>
-        <w:rPr>
-          <w:rFonts w:ascii="Arial" w:eastAsia="Arial" w:hAnsi="Arial" w:cs="Arial"/>
-          <w:color w:val="000000"/>
-          <w:sz w:val="18"/>
-          <w:highlight w:val="lightGray"/>
-        </w:rPr>
-        <w:t xml:space="preserve">: Persons Table -&gt; ID Column: 1, Name_En Column: Motasem Essam] -&gt; </w:t>
-      </w:r>
-      <w:r>
-        <w:rPr>
-          <w:rFonts w:ascii="Arial" w:eastAsia="Arial" w:hAnsi="Arial" w:cs="Arial"/>
-          <w:b/>
-          <w:color w:val="000000"/>
-          <w:sz w:val="18"/>
-          <w:highlight w:val="lightGray"/>
-        </w:rPr>
-        <w:t>From:</w:t>
-      </w:r>
-      <w:r>
-        <w:rPr>
-          <w:rFonts w:ascii="Arial" w:eastAsia="Arial" w:hAnsi="Arial" w:cs="Arial"/>
-          <w:color w:val="000000"/>
-          <w:sz w:val="18"/>
-          <w:highlight w:val="lightGray"/>
-        </w:rPr>
-        <w:t xml:space="preserve"> [Chatgpt (GPT</w:t>
-      </w:r>
-      <w:r>
-        <w:rPr>
-          <w:rFonts w:ascii="Arial" w:eastAsia="Arial" w:hAnsi="Arial" w:cs="Cambria Math"/>
-          <w:color w:val="000000"/>
-          <w:sz w:val="18"/>
-          <w:highlight w:val="lightGray"/>
-        </w:rPr>
-        <w:t>‑</w:t>
-      </w:r>
-      <w:r>
-        <w:rPr>
-          <w:rFonts w:ascii="Arial" w:eastAsia="Arial" w:hAnsi="Arial" w:cs="Arial"/>
-          <w:color w:val="000000"/>
-          <w:sz w:val="18"/>
-          <w:highlight w:val="lightGray"/>
-        </w:rPr>
-        <w:t xml:space="preserve">5 Mini)] </w:t>
-      </w:r>
-      <w:r>
-        <w:rPr>
-          <w:rFonts w:ascii="Arial" w:eastAsia="Arial" w:hAnsi="Arial" w:cs="Arial"/>
-          <w:b/>
-          <w:color w:val="000000"/>
-          <w:sz w:val="18"/>
-          <w:highlight w:val="lightGray"/>
-        </w:rPr>
-        <w:t>on</w:t>
-      </w:r>
-      <w:r>
-        <w:rPr>
-          <w:rFonts w:ascii="Arial" w:eastAsia="Arial" w:hAnsi="Arial"/>
-          <w:b/>
-          <w:sz w:val="18"/>
-          <w:highlight w:val="lightGray"/>
-        </w:rPr>
-        <w:t xml:space="preserve"> [8/7/2025]</w:t>
+          <w:rFonts w:ascii="Arial" w:hAnsi="Arial" w:eastAsia="Arial" w:cs="Arial"/>
+          <w:b/>
+          <w:i w:val="0"/>
+          <w:color w:val="000000"/>
+          <w:sz w:val="18"/>
+          <w:highlight w:val="lightGray"/>
+        </w:rPr>
+        <w:t>#</w:t>
+      </w:r>
+      <w:r>
+        <w:rPr>
+          <w:rFonts w:ascii="Arial" w:hAnsi="Arial" w:eastAsia="Arial" w:cs="Arial"/>
+          <w:b/>
+          <w:i w:val="0"/>
+          <w:color w:val="000000"/>
+          <w:sz w:val="18"/>
+          <w:highlight w:val="lightGray"/>
+        </w:rPr>
+        <w:t xml:space="preserve"> </w:t>
+      </w:r>
+      <w:r>
+        <w:rPr>
+          <w:rFonts w:ascii="Arial" w:hAnsi="Arial" w:eastAsia="Arial" w:cs="Arial"/>
+          <w:b/>
+          <w:i w:val="0"/>
+          <w:color w:val="000000"/>
+          <w:sz w:val="18"/>
+          <w:highlight w:val="lightGray"/>
+        </w:rPr>
+        <w:t>S</w:t>
+      </w:r>
+      <w:r>
+        <w:rPr>
+          <w:rFonts w:ascii="Arial" w:hAnsi="Arial" w:eastAsia="Arial" w:cs="Arial"/>
+          <w:b/>
+          <w:i w:val="0"/>
+          <w:color w:val="000000"/>
+          <w:sz w:val="18"/>
+          <w:highlight w:val="lightGray"/>
+        </w:rPr>
+        <w:t>o</w:t>
+      </w:r>
+      <w:r>
+        <w:rPr>
+          <w:rFonts w:ascii="Arial" w:hAnsi="Arial" w:eastAsia="Arial" w:cs="Arial"/>
+          <w:b/>
+          <w:i w:val="0"/>
+          <w:color w:val="000000"/>
+          <w:sz w:val="18"/>
+          <w:highlight w:val="lightGray"/>
+        </w:rPr>
+        <w:t>u</w:t>
+      </w:r>
+      <w:r>
+        <w:rPr>
+          <w:rFonts w:ascii="Arial" w:hAnsi="Arial" w:eastAsia="Arial" w:cs="Arial"/>
+          <w:b/>
+          <w:i w:val="0"/>
+          <w:color w:val="000000"/>
+          <w:sz w:val="18"/>
+          <w:highlight w:val="lightGray"/>
+        </w:rPr>
+        <w:t>r</w:t>
+      </w:r>
+      <w:r>
+        <w:rPr>
+          <w:rFonts w:ascii="Arial" w:hAnsi="Arial" w:eastAsia="Arial" w:cs="Arial"/>
+          <w:b/>
+          <w:i w:val="0"/>
+          <w:color w:val="000000"/>
+          <w:sz w:val="18"/>
+          <w:highlight w:val="lightGray"/>
+        </w:rPr>
+        <w:t>c</w:t>
+      </w:r>
+      <w:r>
+        <w:rPr>
+          <w:rFonts w:ascii="Arial" w:hAnsi="Arial" w:eastAsia="Arial" w:cs="Arial"/>
+          <w:b/>
+          <w:i w:val="0"/>
+          <w:color w:val="000000"/>
+          <w:sz w:val="18"/>
+          <w:highlight w:val="lightGray"/>
+        </w:rPr>
+        <w:t>e</w:t>
+      </w:r>
+      <w:r>
+        <w:rPr>
+          <w:rFonts w:ascii="Arial" w:hAnsi="Arial" w:eastAsia="Arial" w:cs="Arial"/>
+          <w:b/>
+          <w:i w:val="0"/>
+          <w:color w:val="000000"/>
+          <w:sz w:val="18"/>
+          <w:highlight w:val="lightGray"/>
+        </w:rPr>
+        <w:t>:</w:t>
+      </w:r>
+      <w:r>
+        <w:rPr>
+          <w:rFonts w:ascii="Arial" w:hAnsi="Arial" w:eastAsia="Arial" w:cs="Arial"/>
+          <w:b/>
+          <w:i w:val="0"/>
+          <w:color w:val="000000"/>
+          <w:sz w:val="18"/>
+          <w:highlight w:val="lightGray"/>
+        </w:rPr>
+        <w:t xml:space="preserve"> </w:t>
+      </w:r>
+      <w:r>
+        <w:rPr>
+          <w:rFonts w:ascii="Arial" w:hAnsi="Arial" w:eastAsia="Arial" w:cs="Arial"/>
+          <w:b/>
+          <w:i w:val="0"/>
+          <w:color w:val="000000"/>
+          <w:sz w:val="18"/>
+          <w:highlight w:val="lightGray"/>
+        </w:rPr>
+        <w:t>A</w:t>
+      </w:r>
+      <w:r>
+        <w:rPr>
+          <w:rFonts w:ascii="Arial" w:hAnsi="Arial" w:eastAsia="Arial" w:cs="Arial"/>
+          <w:b/>
+          <w:i w:val="0"/>
+          <w:color w:val="000000"/>
+          <w:sz w:val="18"/>
+          <w:highlight w:val="lightGray"/>
+        </w:rPr>
+        <w:t>I</w:t>
+      </w:r>
+      <w:r>
+        <w:rPr>
+          <w:rFonts w:ascii="Arial" w:hAnsi="Arial" w:eastAsia="Arial" w:cs="Arial"/>
+          <w:b/>
+          <w:i w:val="0"/>
+          <w:color w:val="000000"/>
+          <w:sz w:val="18"/>
+          <w:highlight w:val="lightGray"/>
+        </w:rPr>
+        <w:t xml:space="preserve"> </w:t>
+      </w:r>
+      <w:r>
+        <w:rPr>
+          <w:rFonts w:ascii="Arial" w:hAnsi="Arial" w:eastAsia="Arial" w:cs="Arial"/>
+          <w:b/>
+          <w:i w:val="0"/>
+          <w:color w:val="000000"/>
+          <w:sz w:val="18"/>
+          <w:highlight w:val="lightGray"/>
+        </w:rPr>
+        <w:t>S</w:t>
+      </w:r>
+      <w:r>
+        <w:rPr>
+          <w:rFonts w:ascii="Arial" w:hAnsi="Arial" w:eastAsia="Arial" w:cs="Arial"/>
+          <w:b/>
+          <w:i w:val="0"/>
+          <w:color w:val="000000"/>
+          <w:sz w:val="18"/>
+          <w:highlight w:val="lightGray"/>
+        </w:rPr>
+        <w:t>o</w:t>
+      </w:r>
+      <w:r>
+        <w:rPr>
+          <w:rFonts w:ascii="Arial" w:hAnsi="Arial" w:eastAsia="Arial" w:cs="Arial"/>
+          <w:b/>
+          <w:i w:val="0"/>
+          <w:color w:val="000000"/>
+          <w:sz w:val="18"/>
+          <w:highlight w:val="lightGray"/>
+        </w:rPr>
+        <w:t>u</w:t>
+      </w:r>
+      <w:r>
+        <w:rPr>
+          <w:rFonts w:ascii="Arial" w:hAnsi="Arial" w:eastAsia="Arial" w:cs="Arial"/>
+          <w:b/>
+          <w:i w:val="0"/>
+          <w:color w:val="000000"/>
+          <w:sz w:val="18"/>
+          <w:highlight w:val="lightGray"/>
+        </w:rPr>
+        <w:t>r</w:t>
+      </w:r>
+      <w:r>
+        <w:rPr>
+          <w:rFonts w:ascii="Arial" w:hAnsi="Arial" w:eastAsia="Arial" w:cs="Arial"/>
+          <w:b/>
+          <w:i w:val="0"/>
+          <w:color w:val="000000"/>
+          <w:sz w:val="18"/>
+          <w:highlight w:val="lightGray"/>
+        </w:rPr>
+        <w:t>c</w:t>
+      </w:r>
+      <w:r>
+        <w:rPr>
+          <w:rFonts w:ascii="Arial" w:hAnsi="Arial" w:eastAsia="Arial" w:cs="Arial"/>
+          <w:b/>
+          <w:i w:val="0"/>
+          <w:color w:val="000000"/>
+          <w:sz w:val="18"/>
+          <w:highlight w:val="lightGray"/>
+        </w:rPr>
+        <w:t>e</w:t>
+      </w:r>
+      <w:r>
+        <w:rPr>
+          <w:rFonts w:ascii="Arial" w:hAnsi="Arial" w:eastAsia="Arial" w:cs="Arial"/>
+          <w:b/>
+          <w:i w:val="0"/>
+          <w:color w:val="000000"/>
+          <w:sz w:val="18"/>
+          <w:highlight w:val="lightGray"/>
+        </w:rPr>
+        <w:t>:</w:t>
+      </w:r>
+      <w:r>
+        <w:rPr>
+          <w:rFonts w:ascii="Arial" w:hAnsi="Arial" w:eastAsia="Arial" w:cs="Arial"/>
+          <w:b/>
+          <w:i w:val="0"/>
+          <w:color w:val="000000"/>
+          <w:sz w:val="18"/>
+          <w:highlight w:val="lightGray"/>
+        </w:rPr>
+        <w:t xml:space="preserve"> </w:t>
+      </w:r>
+      <w:r>
+        <w:rPr>
+          <w:rFonts w:ascii="Arial" w:hAnsi="Arial" w:eastAsia="Arial" w:cs="Arial"/>
+          <w:b/>
+          <w:i w:val="0"/>
+          <w:color w:val="000000"/>
+          <w:sz w:val="18"/>
+          <w:highlight w:val="lightGray"/>
+        </w:rPr>
+        <w:t>P</w:t>
+      </w:r>
+      <w:r>
+        <w:rPr>
+          <w:rFonts w:ascii="Arial" w:hAnsi="Arial" w:eastAsia="Arial" w:cs="Arial"/>
+          <w:b/>
+          <w:i w:val="0"/>
+          <w:color w:val="000000"/>
+          <w:sz w:val="18"/>
+          <w:highlight w:val="lightGray"/>
+        </w:rPr>
+        <w:t>r</w:t>
+      </w:r>
+      <w:r>
+        <w:rPr>
+          <w:rFonts w:ascii="Arial" w:hAnsi="Arial" w:eastAsia="Arial" w:cs="Arial"/>
+          <w:b/>
+          <w:i w:val="0"/>
+          <w:color w:val="000000"/>
+          <w:sz w:val="18"/>
+          <w:highlight w:val="lightGray"/>
+        </w:rPr>
+        <w:t>o</w:t>
+      </w:r>
+      <w:r>
+        <w:rPr>
+          <w:rFonts w:ascii="Arial" w:hAnsi="Arial" w:eastAsia="Arial" w:cs="Arial"/>
+          <w:b/>
+          <w:i w:val="0"/>
+          <w:color w:val="000000"/>
+          <w:sz w:val="18"/>
+          <w:highlight w:val="lightGray"/>
+        </w:rPr>
+        <w:t>v</w:t>
+      </w:r>
+      <w:r>
+        <w:rPr>
+          <w:rFonts w:ascii="Arial" w:hAnsi="Arial" w:eastAsia="Arial" w:cs="Arial"/>
+          <w:b/>
+          <w:i w:val="0"/>
+          <w:color w:val="000000"/>
+          <w:sz w:val="18"/>
+          <w:highlight w:val="lightGray"/>
+        </w:rPr>
+        <w:t>i</w:t>
+      </w:r>
+      <w:r>
+        <w:rPr>
+          <w:rFonts w:ascii="Arial" w:hAnsi="Arial" w:eastAsia="Arial" w:cs="Arial"/>
+          <w:b/>
+          <w:i w:val="0"/>
+          <w:color w:val="000000"/>
+          <w:sz w:val="18"/>
+          <w:highlight w:val="lightGray"/>
+        </w:rPr>
+        <w:t>d</w:t>
+      </w:r>
+      <w:r>
+        <w:rPr>
+          <w:rFonts w:ascii="Arial" w:hAnsi="Arial" w:eastAsia="Arial" w:cs="Arial"/>
+          <w:b/>
+          <w:i w:val="0"/>
+          <w:color w:val="000000"/>
+          <w:sz w:val="18"/>
+          <w:highlight w:val="lightGray"/>
+        </w:rPr>
+        <w:t>e</w:t>
+      </w:r>
+      <w:r>
+        <w:rPr>
+          <w:rFonts w:ascii="Arial" w:hAnsi="Arial" w:eastAsia="Arial" w:cs="Arial"/>
+          <w:b/>
+          <w:i w:val="0"/>
+          <w:color w:val="000000"/>
+          <w:sz w:val="18"/>
+          <w:highlight w:val="lightGray"/>
+        </w:rPr>
+        <w:t>d</w:t>
+      </w:r>
+      <w:r>
+        <w:rPr>
+          <w:rFonts w:ascii="Arial" w:hAnsi="Arial" w:eastAsia="Arial" w:cs="Arial"/>
+          <w:b/>
+          <w:i w:val="0"/>
+          <w:color w:val="000000"/>
+          <w:sz w:val="18"/>
+          <w:highlight w:val="lightGray"/>
+        </w:rPr>
+        <w:t xml:space="preserve"> </w:t>
+      </w:r>
+      <w:r>
+        <w:rPr>
+          <w:rFonts w:ascii="Arial" w:hAnsi="Arial" w:eastAsia="Arial" w:cs="Arial"/>
+          <w:b/>
+          <w:i w:val="0"/>
+          <w:color w:val="000000"/>
+          <w:sz w:val="18"/>
+          <w:highlight w:val="lightGray"/>
+        </w:rPr>
+        <w:t>b</w:t>
+      </w:r>
+      <w:r>
+        <w:rPr>
+          <w:rFonts w:ascii="Arial" w:hAnsi="Arial" w:eastAsia="Arial" w:cs="Arial"/>
+          <w:b/>
+          <w:i w:val="0"/>
+          <w:color w:val="000000"/>
+          <w:sz w:val="18"/>
+          <w:highlight w:val="lightGray"/>
+        </w:rPr>
+        <w:t>y</w:t>
+      </w:r>
+      <w:r>
+        <w:rPr>
+          <w:rFonts w:ascii="Arial" w:hAnsi="Arial" w:eastAsia="Arial" w:cs="Arial"/>
+          <w:b/>
+          <w:i w:val="0"/>
+          <w:color w:val="000000"/>
+          <w:sz w:val="18"/>
+          <w:highlight w:val="lightGray"/>
+        </w:rPr>
+        <w:t>:</w:t>
+      </w:r>
+      <w:r>
+        <w:rPr>
+          <w:rFonts w:ascii="Arial" w:hAnsi="Arial" w:eastAsia="Arial" w:cs="Arial"/>
+          <w:b/>
+          <w:i w:val="0"/>
+          <w:color w:val="000000"/>
+          <w:sz w:val="18"/>
+          <w:highlight w:val="lightGray"/>
+        </w:rPr>
+        <w:t xml:space="preserve"> </w:t>
+      </w:r>
+      <w:r>
+        <w:rPr>
+          <w:rFonts w:ascii="Arial" w:hAnsi="Arial" w:eastAsia="Arial" w:cs="Arial"/>
+          <w:b/>
+          <w:i w:val="0"/>
+          <w:color w:val="000000"/>
+          <w:sz w:val="18"/>
+          <w:highlight w:val="lightGray"/>
+        </w:rPr>
+        <w:t>[</w:t>
+      </w:r>
+      <w:r>
+        <w:rPr>
+          <w:rFonts w:ascii="Arial" w:hAnsi="Arial" w:eastAsia="Arial" w:cs="Arial"/>
+          <w:b/>
+          <w:i w:val="0"/>
+          <w:color w:val="000000"/>
+          <w:sz w:val="18"/>
+          <w:highlight w:val="lightGray"/>
+        </w:rPr>
+        <w:t>D</w:t>
+      </w:r>
+      <w:r>
+        <w:rPr>
+          <w:rFonts w:ascii="Arial" w:hAnsi="Arial" w:eastAsia="Arial" w:cs="Arial"/>
+          <w:b/>
+          <w:i w:val="0"/>
+          <w:color w:val="000000"/>
+          <w:sz w:val="18"/>
+          <w:highlight w:val="lightGray"/>
+        </w:rPr>
+        <w:t>a</w:t>
+      </w:r>
+      <w:r>
+        <w:rPr>
+          <w:rFonts w:ascii="Arial" w:hAnsi="Arial" w:eastAsia="Arial" w:cs="Arial"/>
+          <w:b/>
+          <w:i w:val="0"/>
+          <w:color w:val="000000"/>
+          <w:sz w:val="18"/>
+          <w:highlight w:val="lightGray"/>
+        </w:rPr>
+        <w:t>t</w:t>
+      </w:r>
+      <w:r>
+        <w:rPr>
+          <w:rFonts w:ascii="Arial" w:hAnsi="Arial" w:eastAsia="Arial" w:cs="Arial"/>
+          <w:b/>
+          <w:i w:val="0"/>
+          <w:color w:val="000000"/>
+          <w:sz w:val="18"/>
+          <w:highlight w:val="lightGray"/>
+        </w:rPr>
+        <w:t>a</w:t>
+      </w:r>
+      <w:r>
+        <w:rPr>
+          <w:rFonts w:ascii="Arial" w:hAnsi="Arial" w:eastAsia="Arial" w:cs="Arial"/>
+          <w:b/>
+          <w:i w:val="0"/>
+          <w:color w:val="000000"/>
+          <w:sz w:val="18"/>
+          <w:highlight w:val="lightGray"/>
+        </w:rPr>
+        <w:t xml:space="preserve"> </w:t>
+      </w:r>
+      <w:r>
+        <w:rPr>
+          <w:rFonts w:ascii="Arial" w:hAnsi="Arial" w:eastAsia="Arial" w:cs="Arial"/>
+          <w:b/>
+          <w:i w:val="0"/>
+          <w:color w:val="000000"/>
+          <w:sz w:val="18"/>
+          <w:highlight w:val="lightGray"/>
+        </w:rPr>
+        <w:t>P</w:t>
+      </w:r>
+      <w:r>
+        <w:rPr>
+          <w:rFonts w:ascii="Arial" w:hAnsi="Arial" w:eastAsia="Arial" w:cs="Arial"/>
+          <w:b/>
+          <w:i w:val="0"/>
+          <w:color w:val="000000"/>
+          <w:sz w:val="18"/>
+          <w:highlight w:val="lightGray"/>
+        </w:rPr>
+        <w:t>a</w:t>
+      </w:r>
+      <w:r>
+        <w:rPr>
+          <w:rFonts w:ascii="Arial" w:hAnsi="Arial" w:eastAsia="Arial" w:cs="Arial"/>
+          <w:b/>
+          <w:i w:val="0"/>
+          <w:color w:val="000000"/>
+          <w:sz w:val="18"/>
+          <w:highlight w:val="lightGray"/>
+        </w:rPr>
+        <w:t>t</w:t>
+      </w:r>
+      <w:r>
+        <w:rPr>
+          <w:rFonts w:ascii="Arial" w:hAnsi="Arial" w:eastAsia="Arial" w:cs="Arial"/>
+          <w:b/>
+          <w:i w:val="0"/>
+          <w:color w:val="000000"/>
+          <w:sz w:val="18"/>
+          <w:highlight w:val="lightGray"/>
+        </w:rPr>
+        <w:t>h</w:t>
+      </w:r>
+      <w:r>
+        <w:rPr>
+          <w:rFonts w:ascii="Arial" w:hAnsi="Arial" w:eastAsia="Arial" w:cs="Arial"/>
+          <w:b w:val="0"/>
+          <w:i w:val="0"/>
+          <w:color w:val="000000"/>
+          <w:sz w:val="18"/>
+          <w:highlight w:val="lightGray"/>
+        </w:rPr>
+        <w:t>:</w:t>
+      </w:r>
+      <w:r>
+        <w:rPr>
+          <w:rFonts w:ascii="Arial" w:hAnsi="Arial" w:eastAsia="Arial" w:cs="Arial"/>
+          <w:b w:val="0"/>
+          <w:i w:val="0"/>
+          <w:color w:val="000000"/>
+          <w:sz w:val="18"/>
+          <w:highlight w:val="lightGray"/>
+        </w:rPr>
+        <w:t xml:space="preserve"> </w:t>
+      </w:r>
+      <w:r>
+        <w:rPr>
+          <w:rFonts w:ascii="Arial" w:hAnsi="Arial" w:eastAsia="Arial" w:cs="Arial"/>
+          <w:b w:val="0"/>
+          <w:i w:val="0"/>
+          <w:color w:val="000000"/>
+          <w:sz w:val="18"/>
+          <w:highlight w:val="lightGray"/>
+        </w:rPr>
+        <w:t>P</w:t>
+      </w:r>
+      <w:r>
+        <w:rPr>
+          <w:rFonts w:ascii="Arial" w:hAnsi="Arial" w:eastAsia="Arial" w:cs="Arial"/>
+          <w:b w:val="0"/>
+          <w:i w:val="0"/>
+          <w:color w:val="000000"/>
+          <w:sz w:val="18"/>
+          <w:highlight w:val="lightGray"/>
+        </w:rPr>
+        <w:t>e</w:t>
+      </w:r>
+      <w:r>
+        <w:rPr>
+          <w:rFonts w:ascii="Arial" w:hAnsi="Arial" w:eastAsia="Arial" w:cs="Arial"/>
+          <w:b w:val="0"/>
+          <w:i w:val="0"/>
+          <w:color w:val="000000"/>
+          <w:sz w:val="18"/>
+          <w:highlight w:val="lightGray"/>
+        </w:rPr>
+        <w:t>r</w:t>
+      </w:r>
+      <w:r>
+        <w:rPr>
+          <w:rFonts w:ascii="Arial" w:hAnsi="Arial" w:eastAsia="Arial" w:cs="Arial"/>
+          <w:b w:val="0"/>
+          <w:i w:val="0"/>
+          <w:color w:val="000000"/>
+          <w:sz w:val="18"/>
+          <w:highlight w:val="lightGray"/>
+        </w:rPr>
+        <w:t>s</w:t>
+      </w:r>
+      <w:r>
+        <w:rPr>
+          <w:rFonts w:ascii="Arial" w:hAnsi="Arial" w:eastAsia="Arial" w:cs="Arial"/>
+          <w:b w:val="0"/>
+          <w:i w:val="0"/>
+          <w:color w:val="000000"/>
+          <w:sz w:val="18"/>
+          <w:highlight w:val="lightGray"/>
+        </w:rPr>
+        <w:t>o</w:t>
+      </w:r>
+      <w:r>
+        <w:rPr>
+          <w:rFonts w:ascii="Arial" w:hAnsi="Arial" w:eastAsia="Arial" w:cs="Arial"/>
+          <w:b w:val="0"/>
+          <w:i w:val="0"/>
+          <w:color w:val="000000"/>
+          <w:sz w:val="18"/>
+          <w:highlight w:val="lightGray"/>
+        </w:rPr>
+        <w:t>n</w:t>
+      </w:r>
+      <w:r>
+        <w:rPr>
+          <w:rFonts w:ascii="Arial" w:hAnsi="Arial" w:eastAsia="Arial" w:cs="Arial"/>
+          <w:b w:val="0"/>
+          <w:i w:val="0"/>
+          <w:color w:val="000000"/>
+          <w:sz w:val="18"/>
+          <w:highlight w:val="lightGray"/>
+        </w:rPr>
+        <w:t>s</w:t>
+      </w:r>
+      <w:r>
+        <w:rPr>
+          <w:rFonts w:ascii="Arial" w:hAnsi="Arial" w:eastAsia="Arial" w:cs="Arial"/>
+          <w:b w:val="0"/>
+          <w:i w:val="0"/>
+          <w:color w:val="000000"/>
+          <w:sz w:val="18"/>
+          <w:highlight w:val="lightGray"/>
+        </w:rPr>
+        <w:t xml:space="preserve"> </w:t>
+      </w:r>
+      <w:r>
+        <w:rPr>
+          <w:rFonts w:ascii="Arial" w:hAnsi="Arial" w:eastAsia="Arial" w:cs="Arial"/>
+          <w:b w:val="0"/>
+          <w:i w:val="0"/>
+          <w:color w:val="000000"/>
+          <w:sz w:val="18"/>
+          <w:highlight w:val="lightGray"/>
+        </w:rPr>
+        <w:t>T</w:t>
+      </w:r>
+      <w:r>
+        <w:rPr>
+          <w:rFonts w:ascii="Arial" w:hAnsi="Arial" w:eastAsia="Arial" w:cs="Arial"/>
+          <w:b w:val="0"/>
+          <w:i w:val="0"/>
+          <w:color w:val="000000"/>
+          <w:sz w:val="18"/>
+          <w:highlight w:val="lightGray"/>
+        </w:rPr>
+        <w:t>a</w:t>
+      </w:r>
+      <w:r>
+        <w:rPr>
+          <w:rFonts w:ascii="Arial" w:hAnsi="Arial" w:eastAsia="Arial" w:cs="Arial"/>
+          <w:b w:val="0"/>
+          <w:i w:val="0"/>
+          <w:color w:val="000000"/>
+          <w:sz w:val="18"/>
+          <w:highlight w:val="lightGray"/>
+        </w:rPr>
+        <w:t>b</w:t>
+      </w:r>
+      <w:r>
+        <w:rPr>
+          <w:rFonts w:ascii="Arial" w:hAnsi="Arial" w:eastAsia="Arial" w:cs="Arial"/>
+          <w:b w:val="0"/>
+          <w:i w:val="0"/>
+          <w:color w:val="000000"/>
+          <w:sz w:val="18"/>
+          <w:highlight w:val="lightGray"/>
+        </w:rPr>
+        <w:t>l</w:t>
+      </w:r>
+      <w:r>
+        <w:rPr>
+          <w:rFonts w:ascii="Arial" w:hAnsi="Arial" w:eastAsia="Arial" w:cs="Arial"/>
+          <w:b w:val="0"/>
+          <w:i w:val="0"/>
+          <w:color w:val="000000"/>
+          <w:sz w:val="18"/>
+          <w:highlight w:val="lightGray"/>
+        </w:rPr>
+        <w:t>e</w:t>
+      </w:r>
+      <w:r>
+        <w:rPr>
+          <w:rFonts w:ascii="Arial" w:hAnsi="Arial" w:eastAsia="Arial" w:cs="Arial"/>
+          <w:b w:val="0"/>
+          <w:i w:val="0"/>
+          <w:color w:val="000000"/>
+          <w:sz w:val="18"/>
+          <w:highlight w:val="lightGray"/>
+        </w:rPr>
+        <w:t xml:space="preserve"> </w:t>
+      </w:r>
+      <w:r>
+        <w:rPr>
+          <w:rFonts w:ascii="Arial" w:hAnsi="Arial" w:eastAsia="Arial" w:cs="Arial"/>
+          <w:b w:val="0"/>
+          <w:i w:val="0"/>
+          <w:color w:val="000000"/>
+          <w:sz w:val="18"/>
+          <w:highlight w:val="lightGray"/>
+        </w:rPr>
+        <w:t>-</w:t>
+      </w:r>
+      <w:r>
+        <w:rPr>
+          <w:rFonts w:ascii="Arial" w:hAnsi="Arial" w:eastAsia="Arial" w:cs="Arial"/>
+          <w:b w:val="0"/>
+          <w:i w:val="0"/>
+          <w:color w:val="000000"/>
+          <w:sz w:val="18"/>
+          <w:highlight w:val="lightGray"/>
+        </w:rPr>
+        <w:t>&gt;</w:t>
+      </w:r>
+      <w:r>
+        <w:rPr>
+          <w:rFonts w:ascii="Arial" w:hAnsi="Arial" w:eastAsia="Arial" w:cs="Arial"/>
+          <w:b w:val="0"/>
+          <w:i w:val="0"/>
+          <w:color w:val="000000"/>
+          <w:sz w:val="18"/>
+          <w:highlight w:val="lightGray"/>
+        </w:rPr>
+        <w:t xml:space="preserve"> </w:t>
+      </w:r>
+      <w:r>
+        <w:rPr>
+          <w:rFonts w:ascii="Arial" w:hAnsi="Arial" w:eastAsia="Arial" w:cs="Arial"/>
+          <w:b w:val="0"/>
+          <w:i w:val="0"/>
+          <w:color w:val="000000"/>
+          <w:sz w:val="18"/>
+          <w:highlight w:val="lightGray"/>
+        </w:rPr>
+        <w:t>I</w:t>
+      </w:r>
+      <w:r>
+        <w:rPr>
+          <w:rFonts w:ascii="Arial" w:hAnsi="Arial" w:eastAsia="Arial" w:cs="Arial"/>
+          <w:b w:val="0"/>
+          <w:i w:val="0"/>
+          <w:color w:val="000000"/>
+          <w:sz w:val="18"/>
+          <w:highlight w:val="lightGray"/>
+        </w:rPr>
+        <w:t>D</w:t>
+      </w:r>
+      <w:r>
+        <w:rPr>
+          <w:rFonts w:ascii="Arial" w:hAnsi="Arial" w:eastAsia="Arial" w:cs="Arial"/>
+          <w:b w:val="0"/>
+          <w:i w:val="0"/>
+          <w:color w:val="000000"/>
+          <w:sz w:val="18"/>
+          <w:highlight w:val="lightGray"/>
+        </w:rPr>
+        <w:t xml:space="preserve"> </w:t>
+      </w:r>
+      <w:r>
+        <w:rPr>
+          <w:rFonts w:ascii="Arial" w:hAnsi="Arial" w:eastAsia="Arial" w:cs="Arial"/>
+          <w:b w:val="0"/>
+          <w:i w:val="0"/>
+          <w:color w:val="000000"/>
+          <w:sz w:val="18"/>
+          <w:highlight w:val="lightGray"/>
+        </w:rPr>
+        <w:t>C</w:t>
+      </w:r>
+      <w:r>
+        <w:rPr>
+          <w:rFonts w:ascii="Arial" w:hAnsi="Arial" w:eastAsia="Arial" w:cs="Arial"/>
+          <w:b w:val="0"/>
+          <w:i w:val="0"/>
+          <w:color w:val="000000"/>
+          <w:sz w:val="18"/>
+          <w:highlight w:val="lightGray"/>
+        </w:rPr>
+        <w:t>o</w:t>
+      </w:r>
+      <w:r>
+        <w:rPr>
+          <w:rFonts w:ascii="Arial" w:hAnsi="Arial" w:eastAsia="Arial" w:cs="Arial"/>
+          <w:b w:val="0"/>
+          <w:i w:val="0"/>
+          <w:color w:val="000000"/>
+          <w:sz w:val="18"/>
+          <w:highlight w:val="lightGray"/>
+        </w:rPr>
+        <w:t>l</w:t>
+      </w:r>
+      <w:r>
+        <w:rPr>
+          <w:rFonts w:ascii="Arial" w:hAnsi="Arial" w:eastAsia="Arial" w:cs="Arial"/>
+          <w:b w:val="0"/>
+          <w:i w:val="0"/>
+          <w:color w:val="000000"/>
+          <w:sz w:val="18"/>
+          <w:highlight w:val="lightGray"/>
+        </w:rPr>
+        <w:t>u</w:t>
+      </w:r>
+      <w:r>
+        <w:rPr>
+          <w:rFonts w:ascii="Arial" w:hAnsi="Arial" w:eastAsia="Arial" w:cs="Arial"/>
+          <w:b w:val="0"/>
+          <w:i w:val="0"/>
+          <w:color w:val="000000"/>
+          <w:sz w:val="18"/>
+          <w:highlight w:val="lightGray"/>
+        </w:rPr>
+        <w:t>m</w:t>
+      </w:r>
+      <w:r>
+        <w:rPr>
+          <w:rFonts w:ascii="Arial" w:hAnsi="Arial" w:eastAsia="Arial" w:cs="Arial"/>
+          <w:b w:val="0"/>
+          <w:i w:val="0"/>
+          <w:color w:val="000000"/>
+          <w:sz w:val="18"/>
+          <w:highlight w:val="lightGray"/>
+        </w:rPr>
+        <w:t>n</w:t>
+      </w:r>
+      <w:r>
+        <w:rPr>
+          <w:rFonts w:ascii="Arial" w:hAnsi="Arial" w:eastAsia="Arial" w:cs="Arial"/>
+          <w:b w:val="0"/>
+          <w:i w:val="0"/>
+          <w:color w:val="000000"/>
+          <w:sz w:val="18"/>
+          <w:highlight w:val="lightGray"/>
+        </w:rPr>
+        <w:t>:</w:t>
+      </w:r>
+      <w:r>
+        <w:rPr>
+          <w:rFonts w:ascii="Arial" w:hAnsi="Arial" w:eastAsia="Arial" w:cs="Arial"/>
+          <w:b w:val="0"/>
+          <w:i w:val="0"/>
+          <w:color w:val="000000"/>
+          <w:sz w:val="18"/>
+          <w:highlight w:val="lightGray"/>
+        </w:rPr>
+        <w:t xml:space="preserve"> </w:t>
+      </w:r>
+      <w:r>
+        <w:rPr>
+          <w:rFonts w:ascii="Arial" w:hAnsi="Arial" w:eastAsia="Arial" w:cs="Arial"/>
+          <w:b w:val="0"/>
+          <w:i w:val="0"/>
+          <w:color w:val="000000"/>
+          <w:sz w:val="18"/>
+          <w:highlight w:val="lightGray"/>
+        </w:rPr>
+        <w:t>1</w:t>
+      </w:r>
+      <w:r>
+        <w:rPr>
+          <w:rFonts w:ascii="Arial" w:hAnsi="Arial" w:eastAsia="Arial" w:cs="Arial"/>
+          <w:b w:val="0"/>
+          <w:i w:val="0"/>
+          <w:color w:val="000000"/>
+          <w:sz w:val="18"/>
+          <w:highlight w:val="lightGray"/>
+        </w:rPr>
+        <w:t>,</w:t>
+      </w:r>
+      <w:r>
+        <w:rPr>
+          <w:rFonts w:ascii="Arial" w:hAnsi="Arial" w:eastAsia="Arial" w:cs="Arial"/>
+          <w:b w:val="0"/>
+          <w:i w:val="0"/>
+          <w:color w:val="000000"/>
+          <w:sz w:val="18"/>
+          <w:highlight w:val="lightGray"/>
+        </w:rPr>
+        <w:t xml:space="preserve"> </w:t>
+      </w:r>
+      <w:r>
+        <w:rPr>
+          <w:rFonts w:ascii="Arial" w:hAnsi="Arial" w:eastAsia="Arial" w:cs="Arial"/>
+          <w:b w:val="0"/>
+          <w:i w:val="0"/>
+          <w:color w:val="000000"/>
+          <w:sz w:val="18"/>
+          <w:highlight w:val="lightGray"/>
+        </w:rPr>
+        <w:t>N</w:t>
+      </w:r>
+      <w:r>
+        <w:rPr>
+          <w:rFonts w:ascii="Arial" w:hAnsi="Arial" w:eastAsia="Arial" w:cs="Arial"/>
+          <w:b w:val="0"/>
+          <w:i w:val="0"/>
+          <w:color w:val="000000"/>
+          <w:sz w:val="18"/>
+          <w:highlight w:val="lightGray"/>
+        </w:rPr>
+        <w:t>a</w:t>
+      </w:r>
+      <w:r>
+        <w:rPr>
+          <w:rFonts w:ascii="Arial" w:hAnsi="Arial" w:eastAsia="Arial" w:cs="Arial"/>
+          <w:b w:val="0"/>
+          <w:i w:val="0"/>
+          <w:color w:val="000000"/>
+          <w:sz w:val="18"/>
+          <w:highlight w:val="lightGray"/>
+        </w:rPr>
+        <w:t>m</w:t>
+      </w:r>
+      <w:r>
+        <w:rPr>
+          <w:rFonts w:ascii="Arial" w:hAnsi="Arial" w:eastAsia="Arial" w:cs="Arial"/>
+          <w:b w:val="0"/>
+          <w:i w:val="0"/>
+          <w:color w:val="000000"/>
+          <w:sz w:val="18"/>
+          <w:highlight w:val="lightGray"/>
+        </w:rPr>
+        <w:t>e</w:t>
+      </w:r>
+      <w:r>
+        <w:rPr>
+          <w:rFonts w:ascii="Arial" w:hAnsi="Arial" w:eastAsia="Arial" w:cs="Arial"/>
+          <w:b w:val="0"/>
+          <w:i w:val="0"/>
+          <w:color w:val="000000"/>
+          <w:sz w:val="18"/>
+          <w:highlight w:val="lightGray"/>
+        </w:rPr>
+        <w:t>_</w:t>
+      </w:r>
+      <w:r>
+        <w:rPr>
+          <w:rFonts w:ascii="Arial" w:hAnsi="Arial" w:eastAsia="Arial" w:cs="Arial"/>
+          <w:b w:val="0"/>
+          <w:i w:val="0"/>
+          <w:color w:val="000000"/>
+          <w:sz w:val="18"/>
+          <w:highlight w:val="lightGray"/>
+        </w:rPr>
+        <w:t>E</w:t>
+      </w:r>
+      <w:r>
+        <w:rPr>
+          <w:rFonts w:ascii="Arial" w:hAnsi="Arial" w:eastAsia="Arial" w:cs="Arial"/>
+          <w:b w:val="0"/>
+          <w:i w:val="0"/>
+          <w:color w:val="000000"/>
+          <w:sz w:val="18"/>
+          <w:highlight w:val="lightGray"/>
+        </w:rPr>
+        <w:t>n</w:t>
+      </w:r>
+      <w:r>
+        <w:rPr>
+          <w:rFonts w:ascii="Arial" w:hAnsi="Arial" w:eastAsia="Arial" w:cs="Arial"/>
+          <w:b w:val="0"/>
+          <w:i w:val="0"/>
+          <w:color w:val="000000"/>
+          <w:sz w:val="18"/>
+          <w:highlight w:val="lightGray"/>
+        </w:rPr>
+        <w:t xml:space="preserve"> </w:t>
+      </w:r>
+      <w:r>
+        <w:rPr>
+          <w:rFonts w:ascii="Arial" w:hAnsi="Arial" w:eastAsia="Arial" w:cs="Arial"/>
+          <w:b w:val="0"/>
+          <w:i w:val="0"/>
+          <w:color w:val="000000"/>
+          <w:sz w:val="18"/>
+          <w:highlight w:val="lightGray"/>
+        </w:rPr>
+        <w:t>C</w:t>
+      </w:r>
+      <w:r>
+        <w:rPr>
+          <w:rFonts w:ascii="Arial" w:hAnsi="Arial" w:eastAsia="Arial" w:cs="Arial"/>
+          <w:b w:val="0"/>
+          <w:i w:val="0"/>
+          <w:color w:val="000000"/>
+          <w:sz w:val="18"/>
+          <w:highlight w:val="lightGray"/>
+        </w:rPr>
+        <w:t>o</w:t>
+      </w:r>
+      <w:r>
+        <w:rPr>
+          <w:rFonts w:ascii="Arial" w:hAnsi="Arial" w:eastAsia="Arial" w:cs="Arial"/>
+          <w:b w:val="0"/>
+          <w:i w:val="0"/>
+          <w:color w:val="000000"/>
+          <w:sz w:val="18"/>
+          <w:highlight w:val="lightGray"/>
+        </w:rPr>
+        <w:t>l</w:t>
+      </w:r>
+      <w:r>
+        <w:rPr>
+          <w:rFonts w:ascii="Arial" w:hAnsi="Arial" w:eastAsia="Arial" w:cs="Arial"/>
+          <w:b w:val="0"/>
+          <w:i w:val="0"/>
+          <w:color w:val="000000"/>
+          <w:sz w:val="18"/>
+          <w:highlight w:val="lightGray"/>
+        </w:rPr>
+        <w:t>u</w:t>
+      </w:r>
+      <w:r>
+        <w:rPr>
+          <w:rFonts w:ascii="Arial" w:hAnsi="Arial" w:eastAsia="Arial" w:cs="Arial"/>
+          <w:b w:val="0"/>
+          <w:i w:val="0"/>
+          <w:color w:val="000000"/>
+          <w:sz w:val="18"/>
+          <w:highlight w:val="lightGray"/>
+        </w:rPr>
+        <w:t>m</w:t>
+      </w:r>
+      <w:r>
+        <w:rPr>
+          <w:rFonts w:ascii="Arial" w:hAnsi="Arial" w:eastAsia="Arial" w:cs="Arial"/>
+          <w:b w:val="0"/>
+          <w:i w:val="0"/>
+          <w:color w:val="000000"/>
+          <w:sz w:val="18"/>
+          <w:highlight w:val="lightGray"/>
+        </w:rPr>
+        <w:t>n</w:t>
+      </w:r>
+      <w:r>
+        <w:rPr>
+          <w:rFonts w:ascii="Arial" w:hAnsi="Arial" w:eastAsia="Arial" w:cs="Arial"/>
+          <w:b w:val="0"/>
+          <w:i w:val="0"/>
+          <w:color w:val="000000"/>
+          <w:sz w:val="18"/>
+          <w:highlight w:val="lightGray"/>
+        </w:rPr>
+        <w:t>:</w:t>
+      </w:r>
+      <w:r>
+        <w:rPr>
+          <w:rFonts w:ascii="Arial" w:hAnsi="Arial" w:eastAsia="Arial" w:cs="Arial"/>
+          <w:b w:val="0"/>
+          <w:i w:val="0"/>
+          <w:color w:val="000000"/>
+          <w:sz w:val="18"/>
+          <w:highlight w:val="lightGray"/>
+        </w:rPr>
+        <w:t xml:space="preserve"> </w:t>
+      </w:r>
+      <w:r>
+        <w:rPr>
+          <w:rFonts w:ascii="Arial" w:hAnsi="Arial" w:eastAsia="Arial" w:cs="Arial"/>
+          <w:b w:val="0"/>
+          <w:i w:val="0"/>
+          <w:color w:val="000000"/>
+          <w:sz w:val="18"/>
+          <w:highlight w:val="lightGray"/>
+        </w:rPr>
+        <w:t>M</w:t>
+      </w:r>
+      <w:r>
+        <w:rPr>
+          <w:rFonts w:ascii="Arial" w:hAnsi="Arial" w:eastAsia="Arial" w:cs="Arial"/>
+          <w:b w:val="0"/>
+          <w:i w:val="0"/>
+          <w:color w:val="000000"/>
+          <w:sz w:val="18"/>
+          <w:highlight w:val="lightGray"/>
+        </w:rPr>
+        <w:t>o</w:t>
+      </w:r>
+      <w:r>
+        <w:rPr>
+          <w:rFonts w:ascii="Arial" w:hAnsi="Arial" w:eastAsia="Arial" w:cs="Arial"/>
+          <w:b w:val="0"/>
+          <w:i w:val="0"/>
+          <w:color w:val="000000"/>
+          <w:sz w:val="18"/>
+          <w:highlight w:val="lightGray"/>
+        </w:rPr>
+        <w:t>t</w:t>
+      </w:r>
+      <w:r>
+        <w:rPr>
+          <w:rFonts w:ascii="Arial" w:hAnsi="Arial" w:eastAsia="Arial" w:cs="Arial"/>
+          <w:b w:val="0"/>
+          <w:i w:val="0"/>
+          <w:color w:val="000000"/>
+          <w:sz w:val="18"/>
+          <w:highlight w:val="lightGray"/>
+        </w:rPr>
+        <w:t>a</w:t>
+      </w:r>
+      <w:r>
+        <w:rPr>
+          <w:rFonts w:ascii="Arial" w:hAnsi="Arial" w:eastAsia="Arial" w:cs="Arial"/>
+          <w:b w:val="0"/>
+          <w:i w:val="0"/>
+          <w:color w:val="000000"/>
+          <w:sz w:val="18"/>
+          <w:highlight w:val="lightGray"/>
+        </w:rPr>
+        <w:t>s</w:t>
+      </w:r>
+      <w:r>
+        <w:rPr>
+          <w:rFonts w:ascii="Arial" w:hAnsi="Arial" w:eastAsia="Arial" w:cs="Arial"/>
+          <w:b w:val="0"/>
+          <w:i w:val="0"/>
+          <w:color w:val="000000"/>
+          <w:sz w:val="18"/>
+          <w:highlight w:val="lightGray"/>
+        </w:rPr>
+        <w:t>e</w:t>
+      </w:r>
+      <w:r>
+        <w:rPr>
+          <w:rFonts w:ascii="Arial" w:hAnsi="Arial" w:eastAsia="Arial" w:cs="Arial"/>
+          <w:b w:val="0"/>
+          <w:i w:val="0"/>
+          <w:color w:val="000000"/>
+          <w:sz w:val="18"/>
+          <w:highlight w:val="lightGray"/>
+        </w:rPr>
+        <w:t>m</w:t>
+      </w:r>
+      <w:r>
+        <w:rPr>
+          <w:rFonts w:ascii="Arial" w:hAnsi="Arial" w:eastAsia="Arial" w:cs="Arial"/>
+          <w:b w:val="0"/>
+          <w:i w:val="0"/>
+          <w:color w:val="000000"/>
+          <w:sz w:val="18"/>
+          <w:highlight w:val="lightGray"/>
+        </w:rPr>
+        <w:t xml:space="preserve"> </w:t>
+      </w:r>
+      <w:r>
+        <w:rPr>
+          <w:rFonts w:ascii="Arial" w:hAnsi="Arial" w:eastAsia="Arial" w:cs="Arial"/>
+          <w:b w:val="0"/>
+          <w:i w:val="0"/>
+          <w:color w:val="000000"/>
+          <w:sz w:val="18"/>
+          <w:highlight w:val="lightGray"/>
+        </w:rPr>
+        <w:t>E</w:t>
+      </w:r>
+      <w:r>
+        <w:rPr>
+          <w:rFonts w:ascii="Arial" w:hAnsi="Arial" w:eastAsia="Arial" w:cs="Arial"/>
+          <w:b w:val="0"/>
+          <w:i w:val="0"/>
+          <w:color w:val="000000"/>
+          <w:sz w:val="18"/>
+          <w:highlight w:val="lightGray"/>
+        </w:rPr>
+        <w:t>s</w:t>
+      </w:r>
+      <w:r>
+        <w:rPr>
+          <w:rFonts w:ascii="Arial" w:hAnsi="Arial" w:eastAsia="Arial" w:cs="Arial"/>
+          <w:b w:val="0"/>
+          <w:i w:val="0"/>
+          <w:color w:val="000000"/>
+          <w:sz w:val="18"/>
+          <w:highlight w:val="lightGray"/>
+        </w:rPr>
+        <w:t>s</w:t>
+      </w:r>
+      <w:r>
+        <w:rPr>
+          <w:rFonts w:ascii="Arial" w:hAnsi="Arial" w:eastAsia="Arial" w:cs="Arial"/>
+          <w:b w:val="0"/>
+          <w:i w:val="0"/>
+          <w:color w:val="000000"/>
+          <w:sz w:val="18"/>
+          <w:highlight w:val="lightGray"/>
+        </w:rPr>
+        <w:t>a</w:t>
+      </w:r>
+      <w:r>
+        <w:rPr>
+          <w:rFonts w:ascii="Arial" w:hAnsi="Arial" w:eastAsia="Arial" w:cs="Arial"/>
+          <w:b w:val="0"/>
+          <w:i w:val="0"/>
+          <w:color w:val="000000"/>
+          <w:sz w:val="18"/>
+          <w:highlight w:val="lightGray"/>
+        </w:rPr>
+        <w:t>m</w:t>
+      </w:r>
+      <w:r>
+        <w:rPr>
+          <w:rFonts w:ascii="Arial" w:hAnsi="Arial" w:eastAsia="Arial" w:cs="Arial"/>
+          <w:b w:val="0"/>
+          <w:i w:val="0"/>
+          <w:color w:val="000000"/>
+          <w:sz w:val="18"/>
+          <w:highlight w:val="lightGray"/>
+        </w:rPr>
+        <w:t>]</w:t>
+      </w:r>
+      <w:r>
+        <w:rPr>
+          <w:rFonts w:ascii="Arial" w:hAnsi="Arial" w:eastAsia="Arial" w:cs="Arial"/>
+          <w:b w:val="0"/>
+          <w:i w:val="0"/>
+          <w:color w:val="000000"/>
+          <w:sz w:val="18"/>
+          <w:highlight w:val="lightGray"/>
+        </w:rPr>
+        <w:t xml:space="preserve"> </w:t>
+      </w:r>
+      <w:r>
+        <w:rPr>
+          <w:rFonts w:ascii="Arial" w:hAnsi="Arial" w:eastAsia="Arial" w:cs="Arial"/>
+          <w:b w:val="0"/>
+          <w:i w:val="0"/>
+          <w:color w:val="000000"/>
+          <w:sz w:val="18"/>
+          <w:highlight w:val="lightGray"/>
+        </w:rPr>
+        <w:t>-</w:t>
+      </w:r>
+      <w:r>
+        <w:rPr>
+          <w:rFonts w:ascii="Arial" w:hAnsi="Arial" w:eastAsia="Arial" w:cs="Arial"/>
+          <w:b w:val="0"/>
+          <w:i w:val="0"/>
+          <w:color w:val="000000"/>
+          <w:sz w:val="18"/>
+          <w:highlight w:val="lightGray"/>
+        </w:rPr>
+        <w:t>&gt;</w:t>
+      </w:r>
+      <w:r>
+        <w:rPr>
+          <w:rFonts w:ascii="Arial" w:hAnsi="Arial" w:eastAsia="Arial" w:cs="Arial"/>
+          <w:b w:val="0"/>
+          <w:i w:val="0"/>
+          <w:color w:val="000000"/>
+          <w:sz w:val="18"/>
+          <w:highlight w:val="lightGray"/>
+        </w:rPr>
+        <w:t xml:space="preserve"> </w:t>
+      </w:r>
+      <w:r>
+        <w:rPr>
+          <w:rFonts w:ascii="Arial" w:hAnsi="Arial" w:eastAsia="Arial" w:cs="Arial"/>
+          <w:b/>
+          <w:i w:val="0"/>
+          <w:color w:val="000000"/>
+          <w:sz w:val="18"/>
+          <w:highlight w:val="lightGray"/>
+        </w:rPr>
+        <w:t>F</w:t>
+      </w:r>
+      <w:r>
+        <w:rPr>
+          <w:rFonts w:ascii="Arial" w:hAnsi="Arial" w:eastAsia="Arial" w:cs="Arial"/>
+          <w:b/>
+          <w:i w:val="0"/>
+          <w:color w:val="000000"/>
+          <w:sz w:val="18"/>
+          <w:highlight w:val="lightGray"/>
+        </w:rPr>
+        <w:t>r</w:t>
+      </w:r>
+      <w:r>
+        <w:rPr>
+          <w:rFonts w:ascii="Arial" w:hAnsi="Arial" w:eastAsia="Arial" w:cs="Arial"/>
+          <w:b/>
+          <w:i w:val="0"/>
+          <w:color w:val="000000"/>
+          <w:sz w:val="18"/>
+          <w:highlight w:val="lightGray"/>
+        </w:rPr>
+        <w:t>o</w:t>
+      </w:r>
+      <w:r>
+        <w:rPr>
+          <w:rFonts w:ascii="Arial" w:hAnsi="Arial" w:eastAsia="Arial" w:cs="Arial"/>
+          <w:b/>
+          <w:i w:val="0"/>
+          <w:color w:val="000000"/>
+          <w:sz w:val="18"/>
+          <w:highlight w:val="lightGray"/>
+        </w:rPr>
+        <w:t>m</w:t>
+      </w:r>
+      <w:r>
+        <w:rPr>
+          <w:rFonts w:ascii="Arial" w:hAnsi="Arial" w:eastAsia="Arial" w:cs="Arial"/>
+          <w:b/>
+          <w:i w:val="0"/>
+          <w:color w:val="000000"/>
+          <w:sz w:val="18"/>
+          <w:highlight w:val="lightGray"/>
+        </w:rPr>
+        <w:t>:</w:t>
+      </w:r>
+      <w:r>
+        <w:rPr>
+          <w:rFonts w:ascii="Arial" w:hAnsi="Arial" w:eastAsia="Arial" w:cs="Arial"/>
+          <w:b w:val="0"/>
+          <w:i w:val="0"/>
+          <w:color w:val="000000"/>
+          <w:sz w:val="18"/>
+          <w:highlight w:val="lightGray"/>
+        </w:rPr>
+        <w:t xml:space="preserve"> </w:t>
+      </w:r>
+      <w:r>
+        <w:rPr>
+          <w:rFonts w:ascii="Arial" w:hAnsi="Arial" w:eastAsia="Arial" w:cs="Arial"/>
+          <w:b w:val="0"/>
+          <w:i w:val="0"/>
+          <w:color w:val="000000"/>
+          <w:sz w:val="18"/>
+          <w:highlight w:val="lightGray"/>
+        </w:rPr>
+        <w:t>[</w:t>
+      </w:r>
+      <w:r>
+        <w:rPr>
+          <w:rFonts w:ascii="Arial" w:hAnsi="Arial" w:eastAsia="Arial" w:cs="Arial"/>
+          <w:b w:val="0"/>
+          <w:i w:val="0"/>
+          <w:color w:val="000000"/>
+          <w:sz w:val="18"/>
+          <w:highlight w:val="lightGray"/>
+        </w:rPr>
+        <w:t>C</w:t>
+      </w:r>
+      <w:r>
+        <w:rPr>
+          <w:rFonts w:ascii="Arial" w:hAnsi="Arial" w:eastAsia="Arial" w:cs="Arial"/>
+          <w:b w:val="0"/>
+          <w:i w:val="0"/>
+          <w:color w:val="000000"/>
+          <w:sz w:val="18"/>
+          <w:highlight w:val="lightGray"/>
+        </w:rPr>
+        <w:t>h</w:t>
+      </w:r>
+      <w:r>
+        <w:rPr>
+          <w:rFonts w:ascii="Arial" w:hAnsi="Arial" w:eastAsia="Arial" w:cs="Arial"/>
+          <w:b w:val="0"/>
+          <w:i w:val="0"/>
+          <w:color w:val="000000"/>
+          <w:sz w:val="18"/>
+          <w:highlight w:val="lightGray"/>
+        </w:rPr>
+        <w:t>a</w:t>
+      </w:r>
+      <w:r>
+        <w:rPr>
+          <w:rFonts w:ascii="Arial" w:hAnsi="Arial" w:eastAsia="Arial" w:cs="Arial"/>
+          <w:b w:val="0"/>
+          <w:i w:val="0"/>
+          <w:color w:val="000000"/>
+          <w:sz w:val="18"/>
+          <w:highlight w:val="lightGray"/>
+        </w:rPr>
+        <w:t>t</w:t>
+      </w:r>
+      <w:r>
+        <w:rPr>
+          <w:rFonts w:ascii="Arial" w:hAnsi="Arial" w:eastAsia="Arial" w:cs="Arial"/>
+          <w:b w:val="0"/>
+          <w:i w:val="0"/>
+          <w:color w:val="000000"/>
+          <w:sz w:val="18"/>
+          <w:highlight w:val="lightGray"/>
+        </w:rPr>
+        <w:t>G</w:t>
+      </w:r>
+      <w:r>
+        <w:rPr>
+          <w:rFonts w:ascii="Arial" w:hAnsi="Arial" w:eastAsia="Arial" w:cs="Arial"/>
+          <w:b w:val="0"/>
+          <w:i w:val="0"/>
+          <w:color w:val="000000"/>
+          <w:sz w:val="18"/>
+          <w:highlight w:val="lightGray"/>
+        </w:rPr>
+        <w:t>P</w:t>
+      </w:r>
+      <w:r>
+        <w:rPr>
+          <w:rFonts w:ascii="Arial" w:hAnsi="Arial" w:eastAsia="Arial" w:cs="Arial"/>
+          <w:b w:val="0"/>
+          <w:i w:val="0"/>
+          <w:color w:val="000000"/>
+          <w:sz w:val="18"/>
+          <w:highlight w:val="lightGray"/>
+        </w:rPr>
+        <w:t>T</w:t>
+      </w:r>
+      <w:r>
+        <w:rPr>
+          <w:rFonts w:ascii="Arial" w:hAnsi="Arial" w:eastAsia="Arial" w:cs="Arial"/>
+          <w:b w:val="0"/>
+          <w:i w:val="0"/>
+          <w:color w:val="000000"/>
+          <w:sz w:val="18"/>
+          <w:highlight w:val="lightGray"/>
+        </w:rPr>
+        <w:t>]</w:t>
+      </w:r>
+      <w:r>
+        <w:rPr>
+          <w:rFonts w:ascii="Arial" w:hAnsi="Arial" w:eastAsia="Arial" w:cs="Arial"/>
+          <w:b w:val="0"/>
+          <w:i w:val="0"/>
+          <w:color w:val="000000"/>
+          <w:sz w:val="18"/>
+          <w:highlight w:val="lightGray"/>
+        </w:rPr>
+        <w:t xml:space="preserve"> </w:t>
+      </w:r>
+      <w:r>
+        <w:rPr>
+          <w:rFonts w:ascii="Arial" w:hAnsi="Arial" w:eastAsia="Arial" w:cs="Arial"/>
+          <w:b/>
+          <w:i w:val="0"/>
+          <w:color w:val="000000"/>
+          <w:sz w:val="18"/>
+          <w:highlight w:val="lightGray"/>
+        </w:rPr>
+        <w:t>o</w:t>
+      </w:r>
+      <w:r>
+        <w:rPr>
+          <w:rFonts w:ascii="Arial" w:hAnsi="Arial" w:eastAsia="Arial" w:cs="Arial"/>
+          <w:b/>
+          <w:i w:val="0"/>
+          <w:color w:val="000000"/>
+          <w:sz w:val="18"/>
+          <w:highlight w:val="lightGray"/>
+        </w:rPr>
+        <w:t>n</w:t>
+      </w:r>
+      <w:r>
+        <w:rPr>
+          <w:rFonts w:ascii="Arial" w:hAnsi="Arial" w:eastAsia="Arial" w:cs="Arial"/>
+          <w:b/>
+          <w:i w:val="0"/>
+          <w:color w:val="000000"/>
+          <w:sz w:val="18"/>
+          <w:highlight w:val="lightGray"/>
+        </w:rPr>
+        <w:t xml:space="preserve"> </w:t>
+      </w:r>
+      <w:r>
+        <w:rPr>
+          <w:rFonts w:ascii="Arial" w:hAnsi="Arial" w:eastAsia="Arial" w:cs="Arial"/>
+          <w:b w:val="0"/>
+          <w:i w:val="0"/>
+          <w:color w:val="000000"/>
+          <w:sz w:val="18"/>
+          <w:highlight w:val="lightGray"/>
+        </w:rPr>
+        <w:t>[</w:t>
+      </w:r>
+      <w:r>
+        <w:rPr>
+          <w:rFonts w:ascii="Arial" w:hAnsi="Arial" w:eastAsia="Arial" w:cs="Arial"/>
+          <w:b w:val="0"/>
+          <w:i w:val="0"/>
+          <w:color w:val="000000"/>
+          <w:sz w:val="18"/>
+          <w:highlight w:val="lightGray"/>
+        </w:rPr>
+        <w:t>8</w:t>
+      </w:r>
+      <w:r>
+        <w:rPr>
+          <w:rFonts w:ascii="Arial" w:hAnsi="Arial" w:eastAsia="Arial" w:cs="Arial"/>
+          <w:b w:val="0"/>
+          <w:i w:val="0"/>
+          <w:color w:val="000000"/>
+          <w:sz w:val="18"/>
+          <w:highlight w:val="lightGray"/>
+        </w:rPr>
+        <w:t>/</w:t>
+      </w:r>
+      <w:r>
+        <w:rPr>
+          <w:rFonts w:ascii="Arial" w:hAnsi="Arial" w:eastAsia="Arial" w:cs="Arial"/>
+          <w:b w:val="0"/>
+          <w:i w:val="0"/>
+          <w:color w:val="000000"/>
+          <w:sz w:val="18"/>
+          <w:highlight w:val="lightGray"/>
+        </w:rPr>
+        <w:t>7</w:t>
+      </w:r>
+      <w:r>
+        <w:rPr>
+          <w:rFonts w:ascii="Arial" w:hAnsi="Arial" w:eastAsia="Arial" w:cs="Arial"/>
+          <w:b w:val="0"/>
+          <w:i w:val="0"/>
+          <w:color w:val="000000"/>
+          <w:sz w:val="18"/>
+          <w:highlight w:val="lightGray"/>
+        </w:rPr>
+        <w:t>/</w:t>
+      </w:r>
+      <w:r>
+        <w:rPr>
+          <w:rFonts w:ascii="Arial" w:hAnsi="Arial" w:eastAsia="Arial" w:cs="Arial"/>
+          <w:b w:val="0"/>
+          <w:i w:val="0"/>
+          <w:color w:val="000000"/>
+          <w:sz w:val="18"/>
+          <w:highlight w:val="lightGray"/>
+        </w:rPr>
+        <w:t>2</w:t>
+      </w:r>
+      <w:r>
+        <w:rPr>
+          <w:rFonts w:ascii="Arial" w:hAnsi="Arial" w:eastAsia="Arial" w:cs="Arial"/>
+          <w:b w:val="0"/>
+          <w:i w:val="0"/>
+          <w:color w:val="000000"/>
+          <w:sz w:val="18"/>
+          <w:highlight w:val="lightGray"/>
+        </w:rPr>
+        <w:t>0</w:t>
+      </w:r>
+      <w:r>
+        <w:rPr>
+          <w:rFonts w:ascii="Arial" w:hAnsi="Arial" w:eastAsia="Arial" w:cs="Arial"/>
+          <w:b w:val="0"/>
+          <w:i w:val="0"/>
+          <w:color w:val="000000"/>
+          <w:sz w:val="18"/>
+          <w:highlight w:val="lightGray"/>
+        </w:rPr>
+        <w:t>2</w:t>
+      </w:r>
+      <w:r>
+        <w:rPr>
+          <w:rFonts w:ascii="Arial" w:hAnsi="Arial" w:eastAsia="Arial" w:cs="Arial"/>
+          <w:b w:val="0"/>
+          <w:i w:val="0"/>
+          <w:color w:val="000000"/>
+          <w:sz w:val="18"/>
+          <w:highlight w:val="lightGray"/>
+        </w:rPr>
+        <w:t>5</w:t>
+      </w:r>
+      <w:r>
+        <w:rPr>
+          <w:rFonts w:ascii="Arial" w:hAnsi="Arial" w:eastAsia="Arial" w:cs="Arial"/>
+          <w:b w:val="0"/>
+          <w:i w:val="0"/>
+          <w:color w:val="000000"/>
+          <w:sz w:val="18"/>
+          <w:highlight w:val="lightGray"/>
+        </w:rPr>
+        <w:t>]</w:t>
       </w:r>
     </w:p>
     <w:p>
@@ -1541,78 +7401,1543 @@
       </w:pPr>
       <w:r>
         <w:rPr>
-          <w:rFonts w:ascii="Arial" w:eastAsia="Arial" w:hAnsi="Arial" w:cs="Arial"/>
-          <w:b/>
-          <w:color w:val="000000"/>
-          <w:sz w:val="18"/>
-          <w:highlight w:val="lightGray"/>
-        </w:rPr>
-        <w:t># Source: AI Source: Provided by: [Data Path</w:t>
-      </w:r>
-      <w:r>
-        <w:rPr>
-          <w:rFonts w:ascii="Arial" w:eastAsia="Arial" w:hAnsi="Arial" w:cs="Arial"/>
-          <w:color w:val="000000"/>
-          <w:sz w:val="18"/>
-          <w:highlight w:val="lightGray"/>
-        </w:rPr>
-        <w:t xml:space="preserve">: Persons Table -&gt; ID Column: 1, Name_En Column: Motasem Essam] -&gt; </w:t>
-      </w:r>
-      <w:r>
-        <w:rPr>
-          <w:rFonts w:ascii="Arial" w:eastAsia="Arial" w:hAnsi="Arial" w:cs="Arial"/>
-          <w:b/>
-          <w:color w:val="000000"/>
-          <w:sz w:val="18"/>
-          <w:highlight w:val="lightGray"/>
-        </w:rPr>
-        <w:t>From:</w:t>
-      </w:r>
-      <w:r>
-        <w:rPr>
-          <w:rFonts w:ascii="Arial" w:eastAsia="Arial" w:hAnsi="Arial" w:cs="Arial"/>
-          <w:color w:val="000000"/>
-          <w:sz w:val="18"/>
-          <w:highlight w:val="lightGray"/>
-        </w:rPr>
-        <w:t xml:space="preserve"> [Chatgpt (GPT</w:t>
-      </w:r>
-      <w:r>
-        <w:rPr>
-          <w:rFonts w:ascii="Arial" w:eastAsia="Arial" w:hAnsi="Arial" w:cs="Cambria Math"/>
-          <w:color w:val="000000"/>
-          <w:sz w:val="18"/>
-          <w:highlight w:val="lightGray"/>
-        </w:rPr>
-        <w:t>‑</w:t>
-      </w:r>
-      <w:r>
-        <w:rPr>
-          <w:rFonts w:ascii="Arial" w:eastAsia="Arial" w:hAnsi="Arial" w:cs="Arial"/>
-          <w:color w:val="000000"/>
-          <w:sz w:val="18"/>
-          <w:highlight w:val="lightGray"/>
-        </w:rPr>
-        <w:t xml:space="preserve">5 Mini)] </w:t>
-      </w:r>
-      <w:r>
-        <w:rPr>
-          <w:rFonts w:ascii="Arial" w:eastAsia="Arial" w:hAnsi="Arial" w:cs="Arial"/>
-          <w:b/>
-          <w:color w:val="000000"/>
-          <w:sz w:val="18"/>
-          <w:highlight w:val="lightGray"/>
-        </w:rPr>
-        <w:t>on</w:t>
-      </w:r>
-      <w:r>
-        <w:rPr>
-          <w:rFonts w:ascii="Arial" w:eastAsia="Arial" w:hAnsi="Arial"/>
-          <w:b/>
-          <w:sz w:val="18"/>
-          <w:highlight w:val="lightGray"/>
-        </w:rPr>
-        <w:t xml:space="preserve"> [8/7/2025]</w:t>
+          <w:rFonts w:ascii="Arial" w:hAnsi="Arial" w:eastAsia="Arial" w:cs="Arial"/>
+          <w:b/>
+          <w:i w:val="0"/>
+          <w:color w:val="000000"/>
+          <w:sz w:val="18"/>
+          <w:highlight w:val="lightGray"/>
+        </w:rPr>
+        <w:t>#</w:t>
+      </w:r>
+      <w:r>
+        <w:rPr>
+          <w:rFonts w:ascii="Arial" w:hAnsi="Arial" w:eastAsia="Arial" w:cs="Arial"/>
+          <w:b/>
+          <w:i w:val="0"/>
+          <w:color w:val="000000"/>
+          <w:sz w:val="18"/>
+          <w:highlight w:val="lightGray"/>
+        </w:rPr>
+        <w:t xml:space="preserve"> </w:t>
+      </w:r>
+      <w:r>
+        <w:rPr>
+          <w:rFonts w:ascii="Arial" w:hAnsi="Arial" w:eastAsia="Arial" w:cs="Arial"/>
+          <w:b/>
+          <w:i w:val="0"/>
+          <w:color w:val="000000"/>
+          <w:sz w:val="18"/>
+          <w:highlight w:val="lightGray"/>
+        </w:rPr>
+        <w:t>S</w:t>
+      </w:r>
+      <w:r>
+        <w:rPr>
+          <w:rFonts w:ascii="Arial" w:hAnsi="Arial" w:eastAsia="Arial" w:cs="Arial"/>
+          <w:b/>
+          <w:i w:val="0"/>
+          <w:color w:val="000000"/>
+          <w:sz w:val="18"/>
+          <w:highlight w:val="lightGray"/>
+        </w:rPr>
+        <w:t>o</w:t>
+      </w:r>
+      <w:r>
+        <w:rPr>
+          <w:rFonts w:ascii="Arial" w:hAnsi="Arial" w:eastAsia="Arial" w:cs="Arial"/>
+          <w:b/>
+          <w:i w:val="0"/>
+          <w:color w:val="000000"/>
+          <w:sz w:val="18"/>
+          <w:highlight w:val="lightGray"/>
+        </w:rPr>
+        <w:t>u</w:t>
+      </w:r>
+      <w:r>
+        <w:rPr>
+          <w:rFonts w:ascii="Arial" w:hAnsi="Arial" w:eastAsia="Arial" w:cs="Arial"/>
+          <w:b/>
+          <w:i w:val="0"/>
+          <w:color w:val="000000"/>
+          <w:sz w:val="18"/>
+          <w:highlight w:val="lightGray"/>
+        </w:rPr>
+        <w:t>r</w:t>
+      </w:r>
+      <w:r>
+        <w:rPr>
+          <w:rFonts w:ascii="Arial" w:hAnsi="Arial" w:eastAsia="Arial" w:cs="Arial"/>
+          <w:b/>
+          <w:i w:val="0"/>
+          <w:color w:val="000000"/>
+          <w:sz w:val="18"/>
+          <w:highlight w:val="lightGray"/>
+        </w:rPr>
+        <w:t>c</w:t>
+      </w:r>
+      <w:r>
+        <w:rPr>
+          <w:rFonts w:ascii="Arial" w:hAnsi="Arial" w:eastAsia="Arial" w:cs="Arial"/>
+          <w:b/>
+          <w:i w:val="0"/>
+          <w:color w:val="000000"/>
+          <w:sz w:val="18"/>
+          <w:highlight w:val="lightGray"/>
+        </w:rPr>
+        <w:t>e</w:t>
+      </w:r>
+      <w:r>
+        <w:rPr>
+          <w:rFonts w:ascii="Arial" w:hAnsi="Arial" w:eastAsia="Arial" w:cs="Arial"/>
+          <w:b/>
+          <w:i w:val="0"/>
+          <w:color w:val="000000"/>
+          <w:sz w:val="18"/>
+          <w:highlight w:val="lightGray"/>
+        </w:rPr>
+        <w:t>:</w:t>
+      </w:r>
+      <w:r>
+        <w:rPr>
+          <w:rFonts w:ascii="Arial" w:hAnsi="Arial" w:eastAsia="Arial" w:cs="Arial"/>
+          <w:b/>
+          <w:i w:val="0"/>
+          <w:color w:val="000000"/>
+          <w:sz w:val="18"/>
+          <w:highlight w:val="lightGray"/>
+        </w:rPr>
+        <w:t xml:space="preserve"> </w:t>
+      </w:r>
+      <w:r>
+        <w:rPr>
+          <w:rFonts w:ascii="Arial" w:hAnsi="Arial" w:eastAsia="Arial" w:cs="Arial"/>
+          <w:b/>
+          <w:i w:val="0"/>
+          <w:color w:val="000000"/>
+          <w:sz w:val="18"/>
+          <w:highlight w:val="lightGray"/>
+        </w:rPr>
+        <w:t>A</w:t>
+      </w:r>
+      <w:r>
+        <w:rPr>
+          <w:rFonts w:ascii="Arial" w:hAnsi="Arial" w:eastAsia="Arial" w:cs="Arial"/>
+          <w:b/>
+          <w:i w:val="0"/>
+          <w:color w:val="000000"/>
+          <w:sz w:val="18"/>
+          <w:highlight w:val="lightGray"/>
+        </w:rPr>
+        <w:t>I</w:t>
+      </w:r>
+      <w:r>
+        <w:rPr>
+          <w:rFonts w:ascii="Arial" w:hAnsi="Arial" w:eastAsia="Arial" w:cs="Arial"/>
+          <w:b/>
+          <w:i w:val="0"/>
+          <w:color w:val="000000"/>
+          <w:sz w:val="18"/>
+          <w:highlight w:val="lightGray"/>
+        </w:rPr>
+        <w:t xml:space="preserve"> </w:t>
+      </w:r>
+      <w:r>
+        <w:rPr>
+          <w:rFonts w:ascii="Arial" w:hAnsi="Arial" w:eastAsia="Arial" w:cs="Arial"/>
+          <w:b/>
+          <w:i w:val="0"/>
+          <w:color w:val="000000"/>
+          <w:sz w:val="18"/>
+          <w:highlight w:val="lightGray"/>
+        </w:rPr>
+        <w:t>S</w:t>
+      </w:r>
+      <w:r>
+        <w:rPr>
+          <w:rFonts w:ascii="Arial" w:hAnsi="Arial" w:eastAsia="Arial" w:cs="Arial"/>
+          <w:b/>
+          <w:i w:val="0"/>
+          <w:color w:val="000000"/>
+          <w:sz w:val="18"/>
+          <w:highlight w:val="lightGray"/>
+        </w:rPr>
+        <w:t>o</w:t>
+      </w:r>
+      <w:r>
+        <w:rPr>
+          <w:rFonts w:ascii="Arial" w:hAnsi="Arial" w:eastAsia="Arial" w:cs="Arial"/>
+          <w:b/>
+          <w:i w:val="0"/>
+          <w:color w:val="000000"/>
+          <w:sz w:val="18"/>
+          <w:highlight w:val="lightGray"/>
+        </w:rPr>
+        <w:t>u</w:t>
+      </w:r>
+      <w:r>
+        <w:rPr>
+          <w:rFonts w:ascii="Arial" w:hAnsi="Arial" w:eastAsia="Arial" w:cs="Arial"/>
+          <w:b/>
+          <w:i w:val="0"/>
+          <w:color w:val="000000"/>
+          <w:sz w:val="18"/>
+          <w:highlight w:val="lightGray"/>
+        </w:rPr>
+        <w:t>r</w:t>
+      </w:r>
+      <w:r>
+        <w:rPr>
+          <w:rFonts w:ascii="Arial" w:hAnsi="Arial" w:eastAsia="Arial" w:cs="Arial"/>
+          <w:b/>
+          <w:i w:val="0"/>
+          <w:color w:val="000000"/>
+          <w:sz w:val="18"/>
+          <w:highlight w:val="lightGray"/>
+        </w:rPr>
+        <w:t>c</w:t>
+      </w:r>
+      <w:r>
+        <w:rPr>
+          <w:rFonts w:ascii="Arial" w:hAnsi="Arial" w:eastAsia="Arial" w:cs="Arial"/>
+          <w:b/>
+          <w:i w:val="0"/>
+          <w:color w:val="000000"/>
+          <w:sz w:val="18"/>
+          <w:highlight w:val="lightGray"/>
+        </w:rPr>
+        <w:t>e</w:t>
+      </w:r>
+      <w:r>
+        <w:rPr>
+          <w:rFonts w:ascii="Arial" w:hAnsi="Arial" w:eastAsia="Arial" w:cs="Arial"/>
+          <w:b/>
+          <w:i w:val="0"/>
+          <w:color w:val="000000"/>
+          <w:sz w:val="18"/>
+          <w:highlight w:val="lightGray"/>
+        </w:rPr>
+        <w:t>:</w:t>
+      </w:r>
+      <w:r>
+        <w:rPr>
+          <w:rFonts w:ascii="Arial" w:hAnsi="Arial" w:eastAsia="Arial" w:cs="Arial"/>
+          <w:b/>
+          <w:i w:val="0"/>
+          <w:color w:val="000000"/>
+          <w:sz w:val="18"/>
+          <w:highlight w:val="lightGray"/>
+        </w:rPr>
+        <w:t xml:space="preserve"> </w:t>
+      </w:r>
+      <w:r>
+        <w:rPr>
+          <w:rFonts w:ascii="Arial" w:hAnsi="Arial" w:eastAsia="Arial" w:cs="Arial"/>
+          <w:b/>
+          <w:i w:val="0"/>
+          <w:color w:val="000000"/>
+          <w:sz w:val="18"/>
+          <w:highlight w:val="lightGray"/>
+        </w:rPr>
+        <w:t>P</w:t>
+      </w:r>
+      <w:r>
+        <w:rPr>
+          <w:rFonts w:ascii="Arial" w:hAnsi="Arial" w:eastAsia="Arial" w:cs="Arial"/>
+          <w:b/>
+          <w:i w:val="0"/>
+          <w:color w:val="000000"/>
+          <w:sz w:val="18"/>
+          <w:highlight w:val="lightGray"/>
+        </w:rPr>
+        <w:t>r</w:t>
+      </w:r>
+      <w:r>
+        <w:rPr>
+          <w:rFonts w:ascii="Arial" w:hAnsi="Arial" w:eastAsia="Arial" w:cs="Arial"/>
+          <w:b/>
+          <w:i w:val="0"/>
+          <w:color w:val="000000"/>
+          <w:sz w:val="18"/>
+          <w:highlight w:val="lightGray"/>
+        </w:rPr>
+        <w:t>o</w:t>
+      </w:r>
+      <w:r>
+        <w:rPr>
+          <w:rFonts w:ascii="Arial" w:hAnsi="Arial" w:eastAsia="Arial" w:cs="Arial"/>
+          <w:b/>
+          <w:i w:val="0"/>
+          <w:color w:val="000000"/>
+          <w:sz w:val="18"/>
+          <w:highlight w:val="lightGray"/>
+        </w:rPr>
+        <w:t>v</w:t>
+      </w:r>
+      <w:r>
+        <w:rPr>
+          <w:rFonts w:ascii="Arial" w:hAnsi="Arial" w:eastAsia="Arial" w:cs="Arial"/>
+          <w:b/>
+          <w:i w:val="0"/>
+          <w:color w:val="000000"/>
+          <w:sz w:val="18"/>
+          <w:highlight w:val="lightGray"/>
+        </w:rPr>
+        <w:t>i</w:t>
+      </w:r>
+      <w:r>
+        <w:rPr>
+          <w:rFonts w:ascii="Arial" w:hAnsi="Arial" w:eastAsia="Arial" w:cs="Arial"/>
+          <w:b/>
+          <w:i w:val="0"/>
+          <w:color w:val="000000"/>
+          <w:sz w:val="18"/>
+          <w:highlight w:val="lightGray"/>
+        </w:rPr>
+        <w:t>d</w:t>
+      </w:r>
+      <w:r>
+        <w:rPr>
+          <w:rFonts w:ascii="Arial" w:hAnsi="Arial" w:eastAsia="Arial" w:cs="Arial"/>
+          <w:b/>
+          <w:i w:val="0"/>
+          <w:color w:val="000000"/>
+          <w:sz w:val="18"/>
+          <w:highlight w:val="lightGray"/>
+        </w:rPr>
+        <w:t>e</w:t>
+      </w:r>
+      <w:r>
+        <w:rPr>
+          <w:rFonts w:ascii="Arial" w:hAnsi="Arial" w:eastAsia="Arial" w:cs="Arial"/>
+          <w:b/>
+          <w:i w:val="0"/>
+          <w:color w:val="000000"/>
+          <w:sz w:val="18"/>
+          <w:highlight w:val="lightGray"/>
+        </w:rPr>
+        <w:t>d</w:t>
+      </w:r>
+      <w:r>
+        <w:rPr>
+          <w:rFonts w:ascii="Arial" w:hAnsi="Arial" w:eastAsia="Arial" w:cs="Arial"/>
+          <w:b/>
+          <w:i w:val="0"/>
+          <w:color w:val="000000"/>
+          <w:sz w:val="18"/>
+          <w:highlight w:val="lightGray"/>
+        </w:rPr>
+        <w:t xml:space="preserve"> </w:t>
+      </w:r>
+      <w:r>
+        <w:rPr>
+          <w:rFonts w:ascii="Arial" w:hAnsi="Arial" w:eastAsia="Arial" w:cs="Arial"/>
+          <w:b/>
+          <w:i w:val="0"/>
+          <w:color w:val="000000"/>
+          <w:sz w:val="18"/>
+          <w:highlight w:val="lightGray"/>
+        </w:rPr>
+        <w:t>b</w:t>
+      </w:r>
+      <w:r>
+        <w:rPr>
+          <w:rFonts w:ascii="Arial" w:hAnsi="Arial" w:eastAsia="Arial" w:cs="Arial"/>
+          <w:b/>
+          <w:i w:val="0"/>
+          <w:color w:val="000000"/>
+          <w:sz w:val="18"/>
+          <w:highlight w:val="lightGray"/>
+        </w:rPr>
+        <w:t>y</w:t>
+      </w:r>
+      <w:r>
+        <w:rPr>
+          <w:rFonts w:ascii="Arial" w:hAnsi="Arial" w:eastAsia="Arial" w:cs="Arial"/>
+          <w:b/>
+          <w:i w:val="0"/>
+          <w:color w:val="000000"/>
+          <w:sz w:val="18"/>
+          <w:highlight w:val="lightGray"/>
+        </w:rPr>
+        <w:t>:</w:t>
+      </w:r>
+      <w:r>
+        <w:rPr>
+          <w:rFonts w:ascii="Arial" w:hAnsi="Arial" w:eastAsia="Arial" w:cs="Arial"/>
+          <w:b/>
+          <w:i w:val="0"/>
+          <w:color w:val="000000"/>
+          <w:sz w:val="18"/>
+          <w:highlight w:val="lightGray"/>
+        </w:rPr>
+        <w:t xml:space="preserve"> </w:t>
+      </w:r>
+      <w:r>
+        <w:rPr>
+          <w:rFonts w:ascii="Arial" w:hAnsi="Arial" w:eastAsia="Arial" w:cs="Arial"/>
+          <w:b/>
+          <w:i w:val="0"/>
+          <w:color w:val="000000"/>
+          <w:sz w:val="18"/>
+          <w:highlight w:val="lightGray"/>
+        </w:rPr>
+        <w:t>[</w:t>
+      </w:r>
+      <w:r>
+        <w:rPr>
+          <w:rFonts w:ascii="Arial" w:hAnsi="Arial" w:eastAsia="Arial" w:cs="Arial"/>
+          <w:b/>
+          <w:i w:val="0"/>
+          <w:color w:val="000000"/>
+          <w:sz w:val="18"/>
+          <w:highlight w:val="lightGray"/>
+        </w:rPr>
+        <w:t>D</w:t>
+      </w:r>
+      <w:r>
+        <w:rPr>
+          <w:rFonts w:ascii="Arial" w:hAnsi="Arial" w:eastAsia="Arial" w:cs="Arial"/>
+          <w:b/>
+          <w:i w:val="0"/>
+          <w:color w:val="000000"/>
+          <w:sz w:val="18"/>
+          <w:highlight w:val="lightGray"/>
+        </w:rPr>
+        <w:t>a</w:t>
+      </w:r>
+      <w:r>
+        <w:rPr>
+          <w:rFonts w:ascii="Arial" w:hAnsi="Arial" w:eastAsia="Arial" w:cs="Arial"/>
+          <w:b/>
+          <w:i w:val="0"/>
+          <w:color w:val="000000"/>
+          <w:sz w:val="18"/>
+          <w:highlight w:val="lightGray"/>
+        </w:rPr>
+        <w:t>t</w:t>
+      </w:r>
+      <w:r>
+        <w:rPr>
+          <w:rFonts w:ascii="Arial" w:hAnsi="Arial" w:eastAsia="Arial" w:cs="Arial"/>
+          <w:b/>
+          <w:i w:val="0"/>
+          <w:color w:val="000000"/>
+          <w:sz w:val="18"/>
+          <w:highlight w:val="lightGray"/>
+        </w:rPr>
+        <w:t>a</w:t>
+      </w:r>
+      <w:r>
+        <w:rPr>
+          <w:rFonts w:ascii="Arial" w:hAnsi="Arial" w:eastAsia="Arial" w:cs="Arial"/>
+          <w:b/>
+          <w:i w:val="0"/>
+          <w:color w:val="000000"/>
+          <w:sz w:val="18"/>
+          <w:highlight w:val="lightGray"/>
+        </w:rPr>
+        <w:t xml:space="preserve"> </w:t>
+      </w:r>
+      <w:r>
+        <w:rPr>
+          <w:rFonts w:ascii="Arial" w:hAnsi="Arial" w:eastAsia="Arial" w:cs="Arial"/>
+          <w:b/>
+          <w:i w:val="0"/>
+          <w:color w:val="000000"/>
+          <w:sz w:val="18"/>
+          <w:highlight w:val="lightGray"/>
+        </w:rPr>
+        <w:t>P</w:t>
+      </w:r>
+      <w:r>
+        <w:rPr>
+          <w:rFonts w:ascii="Arial" w:hAnsi="Arial" w:eastAsia="Arial" w:cs="Arial"/>
+          <w:b/>
+          <w:i w:val="0"/>
+          <w:color w:val="000000"/>
+          <w:sz w:val="18"/>
+          <w:highlight w:val="lightGray"/>
+        </w:rPr>
+        <w:t>a</w:t>
+      </w:r>
+      <w:r>
+        <w:rPr>
+          <w:rFonts w:ascii="Arial" w:hAnsi="Arial" w:eastAsia="Arial" w:cs="Arial"/>
+          <w:b/>
+          <w:i w:val="0"/>
+          <w:color w:val="000000"/>
+          <w:sz w:val="18"/>
+          <w:highlight w:val="lightGray"/>
+        </w:rPr>
+        <w:t>t</w:t>
+      </w:r>
+      <w:r>
+        <w:rPr>
+          <w:rFonts w:ascii="Arial" w:hAnsi="Arial" w:eastAsia="Arial" w:cs="Arial"/>
+          <w:b/>
+          <w:i w:val="0"/>
+          <w:color w:val="000000"/>
+          <w:sz w:val="18"/>
+          <w:highlight w:val="lightGray"/>
+        </w:rPr>
+        <w:t>h</w:t>
+      </w:r>
+      <w:r>
+        <w:rPr>
+          <w:rFonts w:ascii="Arial" w:hAnsi="Arial" w:eastAsia="Arial" w:cs="Arial"/>
+          <w:b w:val="0"/>
+          <w:i w:val="0"/>
+          <w:color w:val="000000"/>
+          <w:sz w:val="18"/>
+          <w:highlight w:val="lightGray"/>
+        </w:rPr>
+        <w:t>:</w:t>
+      </w:r>
+      <w:r>
+        <w:rPr>
+          <w:rFonts w:ascii="Arial" w:hAnsi="Arial" w:eastAsia="Arial" w:cs="Arial"/>
+          <w:b w:val="0"/>
+          <w:i w:val="0"/>
+          <w:color w:val="000000"/>
+          <w:sz w:val="18"/>
+          <w:highlight w:val="lightGray"/>
+        </w:rPr>
+        <w:t xml:space="preserve"> </w:t>
+      </w:r>
+      <w:r>
+        <w:rPr>
+          <w:rFonts w:ascii="Arial" w:hAnsi="Arial" w:eastAsia="Arial" w:cs="Arial"/>
+          <w:b w:val="0"/>
+          <w:i w:val="0"/>
+          <w:color w:val="000000"/>
+          <w:sz w:val="18"/>
+          <w:highlight w:val="lightGray"/>
+        </w:rPr>
+        <w:t>P</w:t>
+      </w:r>
+      <w:r>
+        <w:rPr>
+          <w:rFonts w:ascii="Arial" w:hAnsi="Arial" w:eastAsia="Arial" w:cs="Arial"/>
+          <w:b w:val="0"/>
+          <w:i w:val="0"/>
+          <w:color w:val="000000"/>
+          <w:sz w:val="18"/>
+          <w:highlight w:val="lightGray"/>
+        </w:rPr>
+        <w:t>e</w:t>
+      </w:r>
+      <w:r>
+        <w:rPr>
+          <w:rFonts w:ascii="Arial" w:hAnsi="Arial" w:eastAsia="Arial" w:cs="Arial"/>
+          <w:b w:val="0"/>
+          <w:i w:val="0"/>
+          <w:color w:val="000000"/>
+          <w:sz w:val="18"/>
+          <w:highlight w:val="lightGray"/>
+        </w:rPr>
+        <w:t>r</w:t>
+      </w:r>
+      <w:r>
+        <w:rPr>
+          <w:rFonts w:ascii="Arial" w:hAnsi="Arial" w:eastAsia="Arial" w:cs="Arial"/>
+          <w:b w:val="0"/>
+          <w:i w:val="0"/>
+          <w:color w:val="000000"/>
+          <w:sz w:val="18"/>
+          <w:highlight w:val="lightGray"/>
+        </w:rPr>
+        <w:t>s</w:t>
+      </w:r>
+      <w:r>
+        <w:rPr>
+          <w:rFonts w:ascii="Arial" w:hAnsi="Arial" w:eastAsia="Arial" w:cs="Arial"/>
+          <w:b w:val="0"/>
+          <w:i w:val="0"/>
+          <w:color w:val="000000"/>
+          <w:sz w:val="18"/>
+          <w:highlight w:val="lightGray"/>
+        </w:rPr>
+        <w:t>o</w:t>
+      </w:r>
+      <w:r>
+        <w:rPr>
+          <w:rFonts w:ascii="Arial" w:hAnsi="Arial" w:eastAsia="Arial" w:cs="Arial"/>
+          <w:b w:val="0"/>
+          <w:i w:val="0"/>
+          <w:color w:val="000000"/>
+          <w:sz w:val="18"/>
+          <w:highlight w:val="lightGray"/>
+        </w:rPr>
+        <w:t>n</w:t>
+      </w:r>
+      <w:r>
+        <w:rPr>
+          <w:rFonts w:ascii="Arial" w:hAnsi="Arial" w:eastAsia="Arial" w:cs="Arial"/>
+          <w:b w:val="0"/>
+          <w:i w:val="0"/>
+          <w:color w:val="000000"/>
+          <w:sz w:val="18"/>
+          <w:highlight w:val="lightGray"/>
+        </w:rPr>
+        <w:t>s</w:t>
+      </w:r>
+      <w:r>
+        <w:rPr>
+          <w:rFonts w:ascii="Arial" w:hAnsi="Arial" w:eastAsia="Arial" w:cs="Arial"/>
+          <w:b w:val="0"/>
+          <w:i w:val="0"/>
+          <w:color w:val="000000"/>
+          <w:sz w:val="18"/>
+          <w:highlight w:val="lightGray"/>
+        </w:rPr>
+        <w:t xml:space="preserve"> </w:t>
+      </w:r>
+      <w:r>
+        <w:rPr>
+          <w:rFonts w:ascii="Arial" w:hAnsi="Arial" w:eastAsia="Arial" w:cs="Arial"/>
+          <w:b w:val="0"/>
+          <w:i w:val="0"/>
+          <w:color w:val="000000"/>
+          <w:sz w:val="18"/>
+          <w:highlight w:val="lightGray"/>
+        </w:rPr>
+        <w:t>T</w:t>
+      </w:r>
+      <w:r>
+        <w:rPr>
+          <w:rFonts w:ascii="Arial" w:hAnsi="Arial" w:eastAsia="Arial" w:cs="Arial"/>
+          <w:b w:val="0"/>
+          <w:i w:val="0"/>
+          <w:color w:val="000000"/>
+          <w:sz w:val="18"/>
+          <w:highlight w:val="lightGray"/>
+        </w:rPr>
+        <w:t>a</w:t>
+      </w:r>
+      <w:r>
+        <w:rPr>
+          <w:rFonts w:ascii="Arial" w:hAnsi="Arial" w:eastAsia="Arial" w:cs="Arial"/>
+          <w:b w:val="0"/>
+          <w:i w:val="0"/>
+          <w:color w:val="000000"/>
+          <w:sz w:val="18"/>
+          <w:highlight w:val="lightGray"/>
+        </w:rPr>
+        <w:t>b</w:t>
+      </w:r>
+      <w:r>
+        <w:rPr>
+          <w:rFonts w:ascii="Arial" w:hAnsi="Arial" w:eastAsia="Arial" w:cs="Arial"/>
+          <w:b w:val="0"/>
+          <w:i w:val="0"/>
+          <w:color w:val="000000"/>
+          <w:sz w:val="18"/>
+          <w:highlight w:val="lightGray"/>
+        </w:rPr>
+        <w:t>l</w:t>
+      </w:r>
+      <w:r>
+        <w:rPr>
+          <w:rFonts w:ascii="Arial" w:hAnsi="Arial" w:eastAsia="Arial" w:cs="Arial"/>
+          <w:b w:val="0"/>
+          <w:i w:val="0"/>
+          <w:color w:val="000000"/>
+          <w:sz w:val="18"/>
+          <w:highlight w:val="lightGray"/>
+        </w:rPr>
+        <w:t>e</w:t>
+      </w:r>
+      <w:r>
+        <w:rPr>
+          <w:rFonts w:ascii="Arial" w:hAnsi="Arial" w:eastAsia="Arial" w:cs="Arial"/>
+          <w:b w:val="0"/>
+          <w:i w:val="0"/>
+          <w:color w:val="000000"/>
+          <w:sz w:val="18"/>
+          <w:highlight w:val="lightGray"/>
+        </w:rPr>
+        <w:t xml:space="preserve"> </w:t>
+      </w:r>
+      <w:r>
+        <w:rPr>
+          <w:rFonts w:ascii="Arial" w:hAnsi="Arial" w:eastAsia="Arial" w:cs="Arial"/>
+          <w:b w:val="0"/>
+          <w:i w:val="0"/>
+          <w:color w:val="000000"/>
+          <w:sz w:val="18"/>
+          <w:highlight w:val="lightGray"/>
+        </w:rPr>
+        <w:t>-</w:t>
+      </w:r>
+      <w:r>
+        <w:rPr>
+          <w:rFonts w:ascii="Arial" w:hAnsi="Arial" w:eastAsia="Arial" w:cs="Arial"/>
+          <w:b w:val="0"/>
+          <w:i w:val="0"/>
+          <w:color w:val="000000"/>
+          <w:sz w:val="18"/>
+          <w:highlight w:val="lightGray"/>
+        </w:rPr>
+        <w:t>&gt;</w:t>
+      </w:r>
+      <w:r>
+        <w:rPr>
+          <w:rFonts w:ascii="Arial" w:hAnsi="Arial" w:eastAsia="Arial" w:cs="Arial"/>
+          <w:b w:val="0"/>
+          <w:i w:val="0"/>
+          <w:color w:val="000000"/>
+          <w:sz w:val="18"/>
+          <w:highlight w:val="lightGray"/>
+        </w:rPr>
+        <w:t xml:space="preserve"> </w:t>
+      </w:r>
+      <w:r>
+        <w:rPr>
+          <w:rFonts w:ascii="Arial" w:hAnsi="Arial" w:eastAsia="Arial" w:cs="Arial"/>
+          <w:b w:val="0"/>
+          <w:i w:val="0"/>
+          <w:color w:val="000000"/>
+          <w:sz w:val="18"/>
+          <w:highlight w:val="lightGray"/>
+        </w:rPr>
+        <w:t>I</w:t>
+      </w:r>
+      <w:r>
+        <w:rPr>
+          <w:rFonts w:ascii="Arial" w:hAnsi="Arial" w:eastAsia="Arial" w:cs="Arial"/>
+          <w:b w:val="0"/>
+          <w:i w:val="0"/>
+          <w:color w:val="000000"/>
+          <w:sz w:val="18"/>
+          <w:highlight w:val="lightGray"/>
+        </w:rPr>
+        <w:t>D</w:t>
+      </w:r>
+      <w:r>
+        <w:rPr>
+          <w:rFonts w:ascii="Arial" w:hAnsi="Arial" w:eastAsia="Arial" w:cs="Arial"/>
+          <w:b w:val="0"/>
+          <w:i w:val="0"/>
+          <w:color w:val="000000"/>
+          <w:sz w:val="18"/>
+          <w:highlight w:val="lightGray"/>
+        </w:rPr>
+        <w:t xml:space="preserve"> </w:t>
+      </w:r>
+      <w:r>
+        <w:rPr>
+          <w:rFonts w:ascii="Arial" w:hAnsi="Arial" w:eastAsia="Arial" w:cs="Arial"/>
+          <w:b w:val="0"/>
+          <w:i w:val="0"/>
+          <w:color w:val="000000"/>
+          <w:sz w:val="18"/>
+          <w:highlight w:val="lightGray"/>
+        </w:rPr>
+        <w:t>C</w:t>
+      </w:r>
+      <w:r>
+        <w:rPr>
+          <w:rFonts w:ascii="Arial" w:hAnsi="Arial" w:eastAsia="Arial" w:cs="Arial"/>
+          <w:b w:val="0"/>
+          <w:i w:val="0"/>
+          <w:color w:val="000000"/>
+          <w:sz w:val="18"/>
+          <w:highlight w:val="lightGray"/>
+        </w:rPr>
+        <w:t>o</w:t>
+      </w:r>
+      <w:r>
+        <w:rPr>
+          <w:rFonts w:ascii="Arial" w:hAnsi="Arial" w:eastAsia="Arial" w:cs="Arial"/>
+          <w:b w:val="0"/>
+          <w:i w:val="0"/>
+          <w:color w:val="000000"/>
+          <w:sz w:val="18"/>
+          <w:highlight w:val="lightGray"/>
+        </w:rPr>
+        <w:t>l</w:t>
+      </w:r>
+      <w:r>
+        <w:rPr>
+          <w:rFonts w:ascii="Arial" w:hAnsi="Arial" w:eastAsia="Arial" w:cs="Arial"/>
+          <w:b w:val="0"/>
+          <w:i w:val="0"/>
+          <w:color w:val="000000"/>
+          <w:sz w:val="18"/>
+          <w:highlight w:val="lightGray"/>
+        </w:rPr>
+        <w:t>u</w:t>
+      </w:r>
+      <w:r>
+        <w:rPr>
+          <w:rFonts w:ascii="Arial" w:hAnsi="Arial" w:eastAsia="Arial" w:cs="Arial"/>
+          <w:b w:val="0"/>
+          <w:i w:val="0"/>
+          <w:color w:val="000000"/>
+          <w:sz w:val="18"/>
+          <w:highlight w:val="lightGray"/>
+        </w:rPr>
+        <w:t>m</w:t>
+      </w:r>
+      <w:r>
+        <w:rPr>
+          <w:rFonts w:ascii="Arial" w:hAnsi="Arial" w:eastAsia="Arial" w:cs="Arial"/>
+          <w:b w:val="0"/>
+          <w:i w:val="0"/>
+          <w:color w:val="000000"/>
+          <w:sz w:val="18"/>
+          <w:highlight w:val="lightGray"/>
+        </w:rPr>
+        <w:t>n</w:t>
+      </w:r>
+      <w:r>
+        <w:rPr>
+          <w:rFonts w:ascii="Arial" w:hAnsi="Arial" w:eastAsia="Arial" w:cs="Arial"/>
+          <w:b w:val="0"/>
+          <w:i w:val="0"/>
+          <w:color w:val="000000"/>
+          <w:sz w:val="18"/>
+          <w:highlight w:val="lightGray"/>
+        </w:rPr>
+        <w:t>:</w:t>
+      </w:r>
+      <w:r>
+        <w:rPr>
+          <w:rFonts w:ascii="Arial" w:hAnsi="Arial" w:eastAsia="Arial" w:cs="Arial"/>
+          <w:b w:val="0"/>
+          <w:i w:val="0"/>
+          <w:color w:val="000000"/>
+          <w:sz w:val="18"/>
+          <w:highlight w:val="lightGray"/>
+        </w:rPr>
+        <w:t xml:space="preserve"> </w:t>
+      </w:r>
+      <w:r>
+        <w:rPr>
+          <w:rFonts w:ascii="Arial" w:hAnsi="Arial" w:eastAsia="Arial" w:cs="Arial"/>
+          <w:b w:val="0"/>
+          <w:i w:val="0"/>
+          <w:color w:val="000000"/>
+          <w:sz w:val="18"/>
+          <w:highlight w:val="lightGray"/>
+        </w:rPr>
+        <w:t>1</w:t>
+      </w:r>
+      <w:r>
+        <w:rPr>
+          <w:rFonts w:ascii="Arial" w:hAnsi="Arial" w:eastAsia="Arial" w:cs="Arial"/>
+          <w:b w:val="0"/>
+          <w:i w:val="0"/>
+          <w:color w:val="000000"/>
+          <w:sz w:val="18"/>
+          <w:highlight w:val="lightGray"/>
+        </w:rPr>
+        <w:t>,</w:t>
+      </w:r>
+      <w:r>
+        <w:rPr>
+          <w:rFonts w:ascii="Arial" w:hAnsi="Arial" w:eastAsia="Arial" w:cs="Arial"/>
+          <w:b w:val="0"/>
+          <w:i w:val="0"/>
+          <w:color w:val="000000"/>
+          <w:sz w:val="18"/>
+          <w:highlight w:val="lightGray"/>
+        </w:rPr>
+        <w:t xml:space="preserve"> </w:t>
+      </w:r>
+      <w:r>
+        <w:rPr>
+          <w:rFonts w:ascii="Arial" w:hAnsi="Arial" w:eastAsia="Arial" w:cs="Arial"/>
+          <w:b w:val="0"/>
+          <w:i w:val="0"/>
+          <w:color w:val="000000"/>
+          <w:sz w:val="18"/>
+          <w:highlight w:val="lightGray"/>
+        </w:rPr>
+        <w:t>N</w:t>
+      </w:r>
+      <w:r>
+        <w:rPr>
+          <w:rFonts w:ascii="Arial" w:hAnsi="Arial" w:eastAsia="Arial" w:cs="Arial"/>
+          <w:b w:val="0"/>
+          <w:i w:val="0"/>
+          <w:color w:val="000000"/>
+          <w:sz w:val="18"/>
+          <w:highlight w:val="lightGray"/>
+        </w:rPr>
+        <w:t>a</w:t>
+      </w:r>
+      <w:r>
+        <w:rPr>
+          <w:rFonts w:ascii="Arial" w:hAnsi="Arial" w:eastAsia="Arial" w:cs="Arial"/>
+          <w:b w:val="0"/>
+          <w:i w:val="0"/>
+          <w:color w:val="000000"/>
+          <w:sz w:val="18"/>
+          <w:highlight w:val="lightGray"/>
+        </w:rPr>
+        <w:t>m</w:t>
+      </w:r>
+      <w:r>
+        <w:rPr>
+          <w:rFonts w:ascii="Arial" w:hAnsi="Arial" w:eastAsia="Arial" w:cs="Arial"/>
+          <w:b w:val="0"/>
+          <w:i w:val="0"/>
+          <w:color w:val="000000"/>
+          <w:sz w:val="18"/>
+          <w:highlight w:val="lightGray"/>
+        </w:rPr>
+        <w:t>e</w:t>
+      </w:r>
+      <w:r>
+        <w:rPr>
+          <w:rFonts w:ascii="Arial" w:hAnsi="Arial" w:eastAsia="Arial" w:cs="Arial"/>
+          <w:b w:val="0"/>
+          <w:i w:val="0"/>
+          <w:color w:val="000000"/>
+          <w:sz w:val="18"/>
+          <w:highlight w:val="lightGray"/>
+        </w:rPr>
+        <w:t>_</w:t>
+      </w:r>
+      <w:r>
+        <w:rPr>
+          <w:rFonts w:ascii="Arial" w:hAnsi="Arial" w:eastAsia="Arial" w:cs="Arial"/>
+          <w:b w:val="0"/>
+          <w:i w:val="0"/>
+          <w:color w:val="000000"/>
+          <w:sz w:val="18"/>
+          <w:highlight w:val="lightGray"/>
+        </w:rPr>
+        <w:t>E</w:t>
+      </w:r>
+      <w:r>
+        <w:rPr>
+          <w:rFonts w:ascii="Arial" w:hAnsi="Arial" w:eastAsia="Arial" w:cs="Arial"/>
+          <w:b w:val="0"/>
+          <w:i w:val="0"/>
+          <w:color w:val="000000"/>
+          <w:sz w:val="18"/>
+          <w:highlight w:val="lightGray"/>
+        </w:rPr>
+        <w:t>n</w:t>
+      </w:r>
+      <w:r>
+        <w:rPr>
+          <w:rFonts w:ascii="Arial" w:hAnsi="Arial" w:eastAsia="Arial" w:cs="Arial"/>
+          <w:b w:val="0"/>
+          <w:i w:val="0"/>
+          <w:color w:val="000000"/>
+          <w:sz w:val="18"/>
+          <w:highlight w:val="lightGray"/>
+        </w:rPr>
+        <w:t xml:space="preserve"> </w:t>
+      </w:r>
+      <w:r>
+        <w:rPr>
+          <w:rFonts w:ascii="Arial" w:hAnsi="Arial" w:eastAsia="Arial" w:cs="Arial"/>
+          <w:b w:val="0"/>
+          <w:i w:val="0"/>
+          <w:color w:val="000000"/>
+          <w:sz w:val="18"/>
+          <w:highlight w:val="lightGray"/>
+        </w:rPr>
+        <w:t>C</w:t>
+      </w:r>
+      <w:r>
+        <w:rPr>
+          <w:rFonts w:ascii="Arial" w:hAnsi="Arial" w:eastAsia="Arial" w:cs="Arial"/>
+          <w:b w:val="0"/>
+          <w:i w:val="0"/>
+          <w:color w:val="000000"/>
+          <w:sz w:val="18"/>
+          <w:highlight w:val="lightGray"/>
+        </w:rPr>
+        <w:t>o</w:t>
+      </w:r>
+      <w:r>
+        <w:rPr>
+          <w:rFonts w:ascii="Arial" w:hAnsi="Arial" w:eastAsia="Arial" w:cs="Arial"/>
+          <w:b w:val="0"/>
+          <w:i w:val="0"/>
+          <w:color w:val="000000"/>
+          <w:sz w:val="18"/>
+          <w:highlight w:val="lightGray"/>
+        </w:rPr>
+        <w:t>l</w:t>
+      </w:r>
+      <w:r>
+        <w:rPr>
+          <w:rFonts w:ascii="Arial" w:hAnsi="Arial" w:eastAsia="Arial" w:cs="Arial"/>
+          <w:b w:val="0"/>
+          <w:i w:val="0"/>
+          <w:color w:val="000000"/>
+          <w:sz w:val="18"/>
+          <w:highlight w:val="lightGray"/>
+        </w:rPr>
+        <w:t>u</w:t>
+      </w:r>
+      <w:r>
+        <w:rPr>
+          <w:rFonts w:ascii="Arial" w:hAnsi="Arial" w:eastAsia="Arial" w:cs="Arial"/>
+          <w:b w:val="0"/>
+          <w:i w:val="0"/>
+          <w:color w:val="000000"/>
+          <w:sz w:val="18"/>
+          <w:highlight w:val="lightGray"/>
+        </w:rPr>
+        <w:t>m</w:t>
+      </w:r>
+      <w:r>
+        <w:rPr>
+          <w:rFonts w:ascii="Arial" w:hAnsi="Arial" w:eastAsia="Arial" w:cs="Arial"/>
+          <w:b w:val="0"/>
+          <w:i w:val="0"/>
+          <w:color w:val="000000"/>
+          <w:sz w:val="18"/>
+          <w:highlight w:val="lightGray"/>
+        </w:rPr>
+        <w:t>n</w:t>
+      </w:r>
+      <w:r>
+        <w:rPr>
+          <w:rFonts w:ascii="Arial" w:hAnsi="Arial" w:eastAsia="Arial" w:cs="Arial"/>
+          <w:b w:val="0"/>
+          <w:i w:val="0"/>
+          <w:color w:val="000000"/>
+          <w:sz w:val="18"/>
+          <w:highlight w:val="lightGray"/>
+        </w:rPr>
+        <w:t>:</w:t>
+      </w:r>
+      <w:r>
+        <w:rPr>
+          <w:rFonts w:ascii="Arial" w:hAnsi="Arial" w:eastAsia="Arial" w:cs="Arial"/>
+          <w:b w:val="0"/>
+          <w:i w:val="0"/>
+          <w:color w:val="000000"/>
+          <w:sz w:val="18"/>
+          <w:highlight w:val="lightGray"/>
+        </w:rPr>
+        <w:t xml:space="preserve"> </w:t>
+      </w:r>
+      <w:r>
+        <w:rPr>
+          <w:rFonts w:ascii="Arial" w:hAnsi="Arial" w:eastAsia="Arial" w:cs="Arial"/>
+          <w:b w:val="0"/>
+          <w:i w:val="0"/>
+          <w:color w:val="000000"/>
+          <w:sz w:val="18"/>
+          <w:highlight w:val="lightGray"/>
+        </w:rPr>
+        <w:t>M</w:t>
+      </w:r>
+      <w:r>
+        <w:rPr>
+          <w:rFonts w:ascii="Arial" w:hAnsi="Arial" w:eastAsia="Arial" w:cs="Arial"/>
+          <w:b w:val="0"/>
+          <w:i w:val="0"/>
+          <w:color w:val="000000"/>
+          <w:sz w:val="18"/>
+          <w:highlight w:val="lightGray"/>
+        </w:rPr>
+        <w:t>o</w:t>
+      </w:r>
+      <w:r>
+        <w:rPr>
+          <w:rFonts w:ascii="Arial" w:hAnsi="Arial" w:eastAsia="Arial" w:cs="Arial"/>
+          <w:b w:val="0"/>
+          <w:i w:val="0"/>
+          <w:color w:val="000000"/>
+          <w:sz w:val="18"/>
+          <w:highlight w:val="lightGray"/>
+        </w:rPr>
+        <w:t>t</w:t>
+      </w:r>
+      <w:r>
+        <w:rPr>
+          <w:rFonts w:ascii="Arial" w:hAnsi="Arial" w:eastAsia="Arial" w:cs="Arial"/>
+          <w:b w:val="0"/>
+          <w:i w:val="0"/>
+          <w:color w:val="000000"/>
+          <w:sz w:val="18"/>
+          <w:highlight w:val="lightGray"/>
+        </w:rPr>
+        <w:t>a</w:t>
+      </w:r>
+      <w:r>
+        <w:rPr>
+          <w:rFonts w:ascii="Arial" w:hAnsi="Arial" w:eastAsia="Arial" w:cs="Arial"/>
+          <w:b w:val="0"/>
+          <w:i w:val="0"/>
+          <w:color w:val="000000"/>
+          <w:sz w:val="18"/>
+          <w:highlight w:val="lightGray"/>
+        </w:rPr>
+        <w:t>s</w:t>
+      </w:r>
+      <w:r>
+        <w:rPr>
+          <w:rFonts w:ascii="Arial" w:hAnsi="Arial" w:eastAsia="Arial" w:cs="Arial"/>
+          <w:b w:val="0"/>
+          <w:i w:val="0"/>
+          <w:color w:val="000000"/>
+          <w:sz w:val="18"/>
+          <w:highlight w:val="lightGray"/>
+        </w:rPr>
+        <w:t>e</w:t>
+      </w:r>
+      <w:r>
+        <w:rPr>
+          <w:rFonts w:ascii="Arial" w:hAnsi="Arial" w:eastAsia="Arial" w:cs="Arial"/>
+          <w:b w:val="0"/>
+          <w:i w:val="0"/>
+          <w:color w:val="000000"/>
+          <w:sz w:val="18"/>
+          <w:highlight w:val="lightGray"/>
+        </w:rPr>
+        <w:t>m</w:t>
+      </w:r>
+      <w:r>
+        <w:rPr>
+          <w:rFonts w:ascii="Arial" w:hAnsi="Arial" w:eastAsia="Arial" w:cs="Arial"/>
+          <w:b w:val="0"/>
+          <w:i w:val="0"/>
+          <w:color w:val="000000"/>
+          <w:sz w:val="18"/>
+          <w:highlight w:val="lightGray"/>
+        </w:rPr>
+        <w:t xml:space="preserve"> </w:t>
+      </w:r>
+      <w:r>
+        <w:rPr>
+          <w:rFonts w:ascii="Arial" w:hAnsi="Arial" w:eastAsia="Arial" w:cs="Arial"/>
+          <w:b w:val="0"/>
+          <w:i w:val="0"/>
+          <w:color w:val="000000"/>
+          <w:sz w:val="18"/>
+          <w:highlight w:val="lightGray"/>
+        </w:rPr>
+        <w:t>E</w:t>
+      </w:r>
+      <w:r>
+        <w:rPr>
+          <w:rFonts w:ascii="Arial" w:hAnsi="Arial" w:eastAsia="Arial" w:cs="Arial"/>
+          <w:b w:val="0"/>
+          <w:i w:val="0"/>
+          <w:color w:val="000000"/>
+          <w:sz w:val="18"/>
+          <w:highlight w:val="lightGray"/>
+        </w:rPr>
+        <w:t>s</w:t>
+      </w:r>
+      <w:r>
+        <w:rPr>
+          <w:rFonts w:ascii="Arial" w:hAnsi="Arial" w:eastAsia="Arial" w:cs="Arial"/>
+          <w:b w:val="0"/>
+          <w:i w:val="0"/>
+          <w:color w:val="000000"/>
+          <w:sz w:val="18"/>
+          <w:highlight w:val="lightGray"/>
+        </w:rPr>
+        <w:t>s</w:t>
+      </w:r>
+      <w:r>
+        <w:rPr>
+          <w:rFonts w:ascii="Arial" w:hAnsi="Arial" w:eastAsia="Arial" w:cs="Arial"/>
+          <w:b w:val="0"/>
+          <w:i w:val="0"/>
+          <w:color w:val="000000"/>
+          <w:sz w:val="18"/>
+          <w:highlight w:val="lightGray"/>
+        </w:rPr>
+        <w:t>a</w:t>
+      </w:r>
+      <w:r>
+        <w:rPr>
+          <w:rFonts w:ascii="Arial" w:hAnsi="Arial" w:eastAsia="Arial" w:cs="Arial"/>
+          <w:b w:val="0"/>
+          <w:i w:val="0"/>
+          <w:color w:val="000000"/>
+          <w:sz w:val="18"/>
+          <w:highlight w:val="lightGray"/>
+        </w:rPr>
+        <w:t>m</w:t>
+      </w:r>
+      <w:r>
+        <w:rPr>
+          <w:rFonts w:ascii="Arial" w:hAnsi="Arial" w:eastAsia="Arial" w:cs="Arial"/>
+          <w:b w:val="0"/>
+          <w:i w:val="0"/>
+          <w:color w:val="000000"/>
+          <w:sz w:val="18"/>
+          <w:highlight w:val="lightGray"/>
+        </w:rPr>
+        <w:t>]</w:t>
+      </w:r>
+      <w:r>
+        <w:rPr>
+          <w:rFonts w:ascii="Arial" w:hAnsi="Arial" w:eastAsia="Arial" w:cs="Arial"/>
+          <w:b w:val="0"/>
+          <w:i w:val="0"/>
+          <w:color w:val="000000"/>
+          <w:sz w:val="18"/>
+          <w:highlight w:val="lightGray"/>
+        </w:rPr>
+        <w:t xml:space="preserve"> </w:t>
+      </w:r>
+      <w:r>
+        <w:rPr>
+          <w:rFonts w:ascii="Arial" w:hAnsi="Arial" w:eastAsia="Arial" w:cs="Arial"/>
+          <w:b w:val="0"/>
+          <w:i w:val="0"/>
+          <w:color w:val="000000"/>
+          <w:sz w:val="18"/>
+          <w:highlight w:val="lightGray"/>
+        </w:rPr>
+        <w:t>-</w:t>
+      </w:r>
+      <w:r>
+        <w:rPr>
+          <w:rFonts w:ascii="Arial" w:hAnsi="Arial" w:eastAsia="Arial" w:cs="Arial"/>
+          <w:b w:val="0"/>
+          <w:i w:val="0"/>
+          <w:color w:val="000000"/>
+          <w:sz w:val="18"/>
+          <w:highlight w:val="lightGray"/>
+        </w:rPr>
+        <w:t>&gt;</w:t>
+      </w:r>
+      <w:r>
+        <w:rPr>
+          <w:rFonts w:ascii="Arial" w:hAnsi="Arial" w:eastAsia="Arial" w:cs="Arial"/>
+          <w:b w:val="0"/>
+          <w:i w:val="0"/>
+          <w:color w:val="000000"/>
+          <w:sz w:val="18"/>
+          <w:highlight w:val="lightGray"/>
+        </w:rPr>
+        <w:t xml:space="preserve"> </w:t>
+      </w:r>
+      <w:r>
+        <w:rPr>
+          <w:rFonts w:ascii="Arial" w:hAnsi="Arial" w:eastAsia="Arial" w:cs="Arial"/>
+          <w:b/>
+          <w:i w:val="0"/>
+          <w:color w:val="000000"/>
+          <w:sz w:val="18"/>
+          <w:highlight w:val="lightGray"/>
+        </w:rPr>
+        <w:t>F</w:t>
+      </w:r>
+      <w:r>
+        <w:rPr>
+          <w:rFonts w:ascii="Arial" w:hAnsi="Arial" w:eastAsia="Arial" w:cs="Arial"/>
+          <w:b/>
+          <w:i w:val="0"/>
+          <w:color w:val="000000"/>
+          <w:sz w:val="18"/>
+          <w:highlight w:val="lightGray"/>
+        </w:rPr>
+        <w:t>r</w:t>
+      </w:r>
+      <w:r>
+        <w:rPr>
+          <w:rFonts w:ascii="Arial" w:hAnsi="Arial" w:eastAsia="Arial" w:cs="Arial"/>
+          <w:b/>
+          <w:i w:val="0"/>
+          <w:color w:val="000000"/>
+          <w:sz w:val="18"/>
+          <w:highlight w:val="lightGray"/>
+        </w:rPr>
+        <w:t>o</w:t>
+      </w:r>
+      <w:r>
+        <w:rPr>
+          <w:rFonts w:ascii="Arial" w:hAnsi="Arial" w:eastAsia="Arial" w:cs="Arial"/>
+          <w:b/>
+          <w:i w:val="0"/>
+          <w:color w:val="000000"/>
+          <w:sz w:val="18"/>
+          <w:highlight w:val="lightGray"/>
+        </w:rPr>
+        <w:t>m</w:t>
+      </w:r>
+      <w:r>
+        <w:rPr>
+          <w:rFonts w:ascii="Arial" w:hAnsi="Arial" w:eastAsia="Arial" w:cs="Arial"/>
+          <w:b/>
+          <w:i w:val="0"/>
+          <w:color w:val="000000"/>
+          <w:sz w:val="18"/>
+          <w:highlight w:val="lightGray"/>
+        </w:rPr>
+        <w:t>:</w:t>
+      </w:r>
+      <w:r>
+        <w:rPr>
+          <w:rFonts w:ascii="Arial" w:hAnsi="Arial" w:eastAsia="Arial" w:cs="Arial"/>
+          <w:b w:val="0"/>
+          <w:i w:val="0"/>
+          <w:color w:val="000000"/>
+          <w:sz w:val="18"/>
+          <w:highlight w:val="lightGray"/>
+        </w:rPr>
+        <w:t xml:space="preserve"> </w:t>
+      </w:r>
+      <w:r>
+        <w:rPr>
+          <w:rFonts w:ascii="Arial" w:hAnsi="Arial" w:eastAsia="Arial" w:cs="Arial"/>
+          <w:b w:val="0"/>
+          <w:i w:val="0"/>
+          <w:color w:val="000000"/>
+          <w:sz w:val="18"/>
+          <w:highlight w:val="lightGray"/>
+        </w:rPr>
+        <w:t>[</w:t>
+      </w:r>
+      <w:r>
+        <w:rPr>
+          <w:rFonts w:ascii="Arial" w:hAnsi="Arial" w:eastAsia="Arial" w:cs="Arial"/>
+          <w:b w:val="0"/>
+          <w:i w:val="0"/>
+          <w:color w:val="000000"/>
+          <w:sz w:val="18"/>
+          <w:highlight w:val="lightGray"/>
+        </w:rPr>
+        <w:t>C</w:t>
+      </w:r>
+      <w:r>
+        <w:rPr>
+          <w:rFonts w:ascii="Arial" w:hAnsi="Arial" w:eastAsia="Arial" w:cs="Arial"/>
+          <w:b w:val="0"/>
+          <w:i w:val="0"/>
+          <w:color w:val="000000"/>
+          <w:sz w:val="18"/>
+          <w:highlight w:val="lightGray"/>
+        </w:rPr>
+        <w:t>h</w:t>
+      </w:r>
+      <w:r>
+        <w:rPr>
+          <w:rFonts w:ascii="Arial" w:hAnsi="Arial" w:eastAsia="Arial" w:cs="Arial"/>
+          <w:b w:val="0"/>
+          <w:i w:val="0"/>
+          <w:color w:val="000000"/>
+          <w:sz w:val="18"/>
+          <w:highlight w:val="lightGray"/>
+        </w:rPr>
+        <w:t>a</w:t>
+      </w:r>
+      <w:r>
+        <w:rPr>
+          <w:rFonts w:ascii="Arial" w:hAnsi="Arial" w:eastAsia="Arial" w:cs="Arial"/>
+          <w:b w:val="0"/>
+          <w:i w:val="0"/>
+          <w:color w:val="000000"/>
+          <w:sz w:val="18"/>
+          <w:highlight w:val="lightGray"/>
+        </w:rPr>
+        <w:t>t</w:t>
+      </w:r>
+      <w:r>
+        <w:rPr>
+          <w:rFonts w:ascii="Arial" w:hAnsi="Arial" w:eastAsia="Arial" w:cs="Arial"/>
+          <w:b w:val="0"/>
+          <w:i w:val="0"/>
+          <w:color w:val="000000"/>
+          <w:sz w:val="18"/>
+          <w:highlight w:val="lightGray"/>
+        </w:rPr>
+        <w:t>G</w:t>
+      </w:r>
+      <w:r>
+        <w:rPr>
+          <w:rFonts w:ascii="Arial" w:hAnsi="Arial" w:eastAsia="Arial" w:cs="Arial"/>
+          <w:b w:val="0"/>
+          <w:i w:val="0"/>
+          <w:color w:val="000000"/>
+          <w:sz w:val="18"/>
+          <w:highlight w:val="lightGray"/>
+        </w:rPr>
+        <w:t>P</w:t>
+      </w:r>
+      <w:r>
+        <w:rPr>
+          <w:rFonts w:ascii="Arial" w:hAnsi="Arial" w:eastAsia="Arial" w:cs="Arial"/>
+          <w:b w:val="0"/>
+          <w:i w:val="0"/>
+          <w:color w:val="000000"/>
+          <w:sz w:val="18"/>
+          <w:highlight w:val="lightGray"/>
+        </w:rPr>
+        <w:t>T</w:t>
+      </w:r>
+      <w:r>
+        <w:rPr>
+          <w:rFonts w:ascii="Arial" w:hAnsi="Arial" w:eastAsia="Arial" w:cs="Arial"/>
+          <w:b w:val="0"/>
+          <w:i w:val="0"/>
+          <w:color w:val="000000"/>
+          <w:sz w:val="18"/>
+          <w:highlight w:val="lightGray"/>
+        </w:rPr>
+        <w:t>]</w:t>
+      </w:r>
+      <w:r>
+        <w:rPr>
+          <w:rFonts w:ascii="Arial" w:hAnsi="Arial" w:eastAsia="Arial" w:cs="Arial"/>
+          <w:b w:val="0"/>
+          <w:i w:val="0"/>
+          <w:color w:val="000000"/>
+          <w:sz w:val="18"/>
+          <w:highlight w:val="lightGray"/>
+        </w:rPr>
+        <w:t xml:space="preserve"> </w:t>
+      </w:r>
+      <w:r>
+        <w:rPr>
+          <w:rFonts w:ascii="Arial" w:hAnsi="Arial" w:eastAsia="Arial" w:cs="Arial"/>
+          <w:b/>
+          <w:i w:val="0"/>
+          <w:color w:val="000000"/>
+          <w:sz w:val="18"/>
+          <w:highlight w:val="lightGray"/>
+        </w:rPr>
+        <w:t>o</w:t>
+      </w:r>
+      <w:r>
+        <w:rPr>
+          <w:rFonts w:ascii="Arial" w:hAnsi="Arial" w:eastAsia="Arial" w:cs="Arial"/>
+          <w:b/>
+          <w:i w:val="0"/>
+          <w:color w:val="000000"/>
+          <w:sz w:val="18"/>
+          <w:highlight w:val="lightGray"/>
+        </w:rPr>
+        <w:t>n</w:t>
+      </w:r>
+      <w:r>
+        <w:rPr>
+          <w:rFonts w:ascii="Arial" w:hAnsi="Arial" w:eastAsia="Arial" w:cs="Arial"/>
+          <w:b/>
+          <w:i w:val="0"/>
+          <w:color w:val="000000"/>
+          <w:sz w:val="18"/>
+          <w:highlight w:val="lightGray"/>
+        </w:rPr>
+        <w:t xml:space="preserve"> </w:t>
+      </w:r>
+      <w:r>
+        <w:rPr>
+          <w:rFonts w:ascii="Arial" w:hAnsi="Arial" w:eastAsia="Arial" w:cs="Arial"/>
+          <w:b w:val="0"/>
+          <w:i w:val="0"/>
+          <w:color w:val="000000"/>
+          <w:sz w:val="18"/>
+          <w:highlight w:val="lightGray"/>
+        </w:rPr>
+        <w:t>[</w:t>
+      </w:r>
+      <w:r>
+        <w:rPr>
+          <w:rFonts w:ascii="Arial" w:hAnsi="Arial" w:eastAsia="Arial" w:cs="Arial"/>
+          <w:b w:val="0"/>
+          <w:i w:val="0"/>
+          <w:color w:val="000000"/>
+          <w:sz w:val="18"/>
+          <w:highlight w:val="lightGray"/>
+        </w:rPr>
+        <w:t>8</w:t>
+      </w:r>
+      <w:r>
+        <w:rPr>
+          <w:rFonts w:ascii="Arial" w:hAnsi="Arial" w:eastAsia="Arial" w:cs="Arial"/>
+          <w:b w:val="0"/>
+          <w:i w:val="0"/>
+          <w:color w:val="000000"/>
+          <w:sz w:val="18"/>
+          <w:highlight w:val="lightGray"/>
+        </w:rPr>
+        <w:t>/</w:t>
+      </w:r>
+      <w:r>
+        <w:rPr>
+          <w:rFonts w:ascii="Arial" w:hAnsi="Arial" w:eastAsia="Arial" w:cs="Arial"/>
+          <w:b w:val="0"/>
+          <w:i w:val="0"/>
+          <w:color w:val="000000"/>
+          <w:sz w:val="18"/>
+          <w:highlight w:val="lightGray"/>
+        </w:rPr>
+        <w:t>7</w:t>
+      </w:r>
+      <w:r>
+        <w:rPr>
+          <w:rFonts w:ascii="Arial" w:hAnsi="Arial" w:eastAsia="Arial" w:cs="Arial"/>
+          <w:b w:val="0"/>
+          <w:i w:val="0"/>
+          <w:color w:val="000000"/>
+          <w:sz w:val="18"/>
+          <w:highlight w:val="lightGray"/>
+        </w:rPr>
+        <w:t>/</w:t>
+      </w:r>
+      <w:r>
+        <w:rPr>
+          <w:rFonts w:ascii="Arial" w:hAnsi="Arial" w:eastAsia="Arial" w:cs="Arial"/>
+          <w:b w:val="0"/>
+          <w:i w:val="0"/>
+          <w:color w:val="000000"/>
+          <w:sz w:val="18"/>
+          <w:highlight w:val="lightGray"/>
+        </w:rPr>
+        <w:t>2</w:t>
+      </w:r>
+      <w:r>
+        <w:rPr>
+          <w:rFonts w:ascii="Arial" w:hAnsi="Arial" w:eastAsia="Arial" w:cs="Arial"/>
+          <w:b w:val="0"/>
+          <w:i w:val="0"/>
+          <w:color w:val="000000"/>
+          <w:sz w:val="18"/>
+          <w:highlight w:val="lightGray"/>
+        </w:rPr>
+        <w:t>0</w:t>
+      </w:r>
+      <w:r>
+        <w:rPr>
+          <w:rFonts w:ascii="Arial" w:hAnsi="Arial" w:eastAsia="Arial" w:cs="Arial"/>
+          <w:b w:val="0"/>
+          <w:i w:val="0"/>
+          <w:color w:val="000000"/>
+          <w:sz w:val="18"/>
+          <w:highlight w:val="lightGray"/>
+        </w:rPr>
+        <w:t>2</w:t>
+      </w:r>
+      <w:r>
+        <w:rPr>
+          <w:rFonts w:ascii="Arial" w:hAnsi="Arial" w:eastAsia="Arial" w:cs="Arial"/>
+          <w:b w:val="0"/>
+          <w:i w:val="0"/>
+          <w:color w:val="000000"/>
+          <w:sz w:val="18"/>
+          <w:highlight w:val="lightGray"/>
+        </w:rPr>
+        <w:t>5</w:t>
+      </w:r>
+      <w:r>
+        <w:rPr>
+          <w:rFonts w:ascii="Arial" w:hAnsi="Arial" w:eastAsia="Arial" w:cs="Arial"/>
+          <w:b w:val="0"/>
+          <w:i w:val="0"/>
+          <w:color w:val="000000"/>
+          <w:sz w:val="18"/>
+          <w:highlight w:val="lightGray"/>
+        </w:rPr>
+        <w:t>]</w:t>
       </w:r>
     </w:p>
     <w:p>
